--- a/docs/function_interface.docx
+++ b/docs/function_interface.docx
@@ -35,7 +35,7 @@
           <w:color w:val="000000"/>
           <w:sz w:val="20"/>
         </w:rPr>
-        <w:t>校園選課與課表規劃系統  |  契約 1.0  |  文件 1.1  |  2026/10/16</w:t>
+        <w:t>校園選課與課表規劃系統  |  契約 1.0  |  文件 1.2  |  2026/10/16</w:t>
       </w:r>
     </w:p>
     <w:p>
@@ -219,7 +219,7 @@
                 <w:color w:val="000000"/>
                 <w:sz w:val="21"/>
               </w:rPr>
-              <w:t>尚未實作</w:t>
+              <w:t>已實作</w:t>
             </w:r>
           </w:p>
         </w:tc>
@@ -287,7 +287,7 @@
                 <w:color w:val="000000"/>
                 <w:sz w:val="21"/>
               </w:rPr>
-              <w:t>尚未實作</w:t>
+              <w:t>已實作</w:t>
             </w:r>
           </w:p>
         </w:tc>
@@ -7058,7 +7058,7 @@
           <w:color w:val="000000"/>
           <w:sz w:val="18"/>
         </w:rPr>
-        <w:t>來源：SDD 3.1 與 2026/10/16 已確認決策。契約版本維持 1.0，本次文件修訂為 1.1。</w:t>
+        <w:t>來源：SDD 3.1 與 2026/10/16 已確認決策。契約版本維持 1.0，本次文件修訂為 1.2。</w:t>
       </w:r>
     </w:p>
     <w:sectPr>

--- a/docs/function_interface.docx
+++ b/docs/function_interface.docx
@@ -35,7 +35,7 @@
           <w:color w:val="000000"/>
           <w:sz w:val="20"/>
         </w:rPr>
-        <w:t>校園選課與課表規劃系統  |  契約 1.0  |  文件 1.2  |  2026/10/16</w:t>
+        <w:t>校園選課與課表規劃系統  |  契約 1.1  |  文件 1.3  |  2026/10/16</w:t>
       </w:r>
     </w:p>
     <w:p>
@@ -355,7 +355,7 @@
                 <w:color w:val="000000"/>
                 <w:sz w:val="21"/>
               </w:rPr>
-              <w:t>尚未實作</w:t>
+              <w:t>已實作</w:t>
             </w:r>
           </w:p>
         </w:tc>
@@ -423,7 +423,7 @@
                 <w:color w:val="000000"/>
                 <w:sz w:val="21"/>
               </w:rPr>
-              <w:t>尚未實作</w:t>
+              <w:t>已實作</w:t>
             </w:r>
           </w:p>
         </w:tc>
@@ -491,7 +491,7 @@
                 <w:color w:val="000000"/>
                 <w:sz w:val="21"/>
               </w:rPr>
-              <w:t>尚未實作</w:t>
+              <w:t>已實作</w:t>
             </w:r>
           </w:p>
         </w:tc>
@@ -3096,7 +3096,7 @@
                 <w:color w:val="000000"/>
                 <w:sz w:val="21"/>
               </w:rPr>
-              <w:t>保留未指定欄位，驗證候選完整課程；不得變更 id 或增加額外欄位。已有選課不直接阻擋修改。</w:t>
+              <w:t>先拒絕空 changes、含 id（即使同值）及額外欄位；保留未指定欄位並驗證候選完整課程。已有選課不直接阻擋修改。</w:t>
             </w:r>
           </w:p>
         </w:tc>
@@ -3190,7 +3190,7 @@
                 <w:color w:val="000000"/>
                 <w:sz w:val="21"/>
               </w:rPr>
-              <w:t>目標不存在、參數或候選資料不合法、禁止的欄位變更時 False。</w:t>
+              <w:t>空 changes、含 id、目標不存在或參數／候選資料不合法時 False。</w:t>
             </w:r>
           </w:p>
         </w:tc>
@@ -7036,7 +7036,7 @@
           <w:color w:val="000000"/>
           <w:sz w:val="22"/>
         </w:rPr>
-        <w:t>空 changes 的回傳語意，以及 changes 夾帶與原值相同 id 的處理，維持待確認。確認前使用有實際變更欄位且不含 id 的 changes。</w:t>
+        <w:t>學生修改的空 changes 與夾帶同值 id 處理仍待確認；確認前使用有實際變更欄位且不含 id 的 changes。課程修改依 update_course 表格處理。</w:t>
       </w:r>
     </w:p>
     <w:p>
@@ -7058,7 +7058,7 @@
           <w:color w:val="000000"/>
           <w:sz w:val="18"/>
         </w:rPr>
-        <w:t>來源：SDD 3.1 與 2026/10/16 已確認決策。契約版本維持 1.0，本次文件修訂為 1.2。</w:t>
+        <w:t>來源：SDD 3.1 與 2026/10/16 已確認決策。契約版本為 1.1，本次文件修訂為 1.3。</w:t>
       </w:r>
     </w:p>
     <w:sectPr>
@@ -7085,7 +7085,7 @@
         <w:color w:val="000000"/>
         <w:sz w:val="18"/>
       </w:rPr>
-      <w:t xml:space="preserve">F1 契約 1.0  |  </w:t>
+      <w:t xml:space="preserve">F1 契約 1.1  |  </w:t>
     </w:r>
     <w:fldSimple w:instr="PAGE"/>
   </w:p>

--- a/docs/function_interface.docx
+++ b/docs/function_interface.docx
@@ -35,7 +35,7 @@
           <w:color w:val="000000"/>
           <w:sz w:val="20"/>
         </w:rPr>
-        <w:t>校園選課與課表規劃系統  |  契約 1.1  |  文件 1.3  |  2026/10/16</w:t>
+        <w:t>校園選課與課表規劃系統  |  契約 1.1  |  文件 1.4  |  2026/10/16</w:t>
       </w:r>
     </w:p>
     <w:p>
@@ -559,7 +559,7 @@
                 <w:color w:val="000000"/>
                 <w:sz w:val="21"/>
               </w:rPr>
-              <w:t>尚未實作</w:t>
+              <w:t>已實作</w:t>
             </w:r>
           </w:p>
         </w:tc>
@@ -7058,7 +7058,7 @@
           <w:color w:val="000000"/>
           <w:sz w:val="18"/>
         </w:rPr>
-        <w:t>來源：SDD 3.1 與 2026/10/16 已確認決策。契約版本為 1.1，本次文件修訂為 1.3。</w:t>
+        <w:t>來源：SDD 3.1 與 2026/10/16 已確認決策。契約版本為 1.1，本次文件修訂為 1.4。</w:t>
       </w:r>
     </w:p>
     <w:sectPr>

--- a/docs/function_interface.docx
+++ b/docs/function_interface.docx
@@ -35,7 +35,7 @@
           <w:color w:val="000000"/>
           <w:sz w:val="20"/>
         </w:rPr>
-        <w:t>校園選課與課表規劃系統  |  契約 1.1  |  文件 1.4  |  2026/10/16</w:t>
+        <w:t>校園選課與課表規劃系統  |  契約 1.1  |  文件 1.5  |  2026/10/16</w:t>
       </w:r>
     </w:p>
     <w:p>
@@ -627,7 +627,7 @@
                 <w:color w:val="000000"/>
                 <w:sz w:val="21"/>
               </w:rPr>
-              <w:t>尚未實作</w:t>
+              <w:t>已實作</w:t>
             </w:r>
           </w:p>
         </w:tc>
@@ -695,7 +695,7 @@
                 <w:color w:val="000000"/>
                 <w:sz w:val="21"/>
               </w:rPr>
-              <w:t>尚未實作</w:t>
+              <w:t>已實作</w:t>
             </w:r>
           </w:p>
         </w:tc>
@@ -7058,7 +7058,7 @@
           <w:color w:val="000000"/>
           <w:sz w:val="18"/>
         </w:rPr>
-        <w:t>來源：SDD 3.1 與 2026/10/16 已確認決策。契約版本為 1.1，本次文件修訂為 1.4。</w:t>
+        <w:t>來源：SDD 3.1 與 2026/10/16 已確認決策。契約版本為 1.1，本次文件修訂為 1.5。</w:t>
       </w:r>
     </w:p>
     <w:sectPr>

--- a/docs/function_interface.docx
+++ b/docs/function_interface.docx
@@ -35,7 +35,7 @@
           <w:color w:val="000000"/>
           <w:sz w:val="20"/>
         </w:rPr>
-        <w:t>校園選課與課表規劃系統  |  契約 1.1  |  文件 1.5  |  2026/10/16</w:t>
+        <w:t>校園選課與課表規劃系統  |  契約 1.2  |  文件 1.6  |  2026/10/16</w:t>
       </w:r>
     </w:p>
     <w:p>
@@ -763,7 +763,7 @@
                 <w:color w:val="000000"/>
                 <w:sz w:val="21"/>
               </w:rPr>
-              <w:t>尚未實作</w:t>
+              <w:t>已實作</w:t>
             </w:r>
           </w:p>
         </w:tc>
@@ -831,7 +831,7 @@
                 <w:color w:val="000000"/>
                 <w:sz w:val="21"/>
               </w:rPr>
-              <w:t>尚未實作</w:t>
+              <w:t>已實作</w:t>
             </w:r>
           </w:p>
         </w:tc>
@@ -899,7 +899,7 @@
                 <w:color w:val="000000"/>
                 <w:sz w:val="21"/>
               </w:rPr>
-              <w:t>尚未實作</w:t>
+              <w:t>已實作</w:t>
             </w:r>
           </w:p>
         </w:tc>
@@ -5955,7 +5955,7 @@
                 <w:color w:val="000000"/>
                 <w:sz w:val="21"/>
               </w:rPr>
-              <w:t>保留未指定欄位，驗證候選完整學生與課程參照；不得變更 id 或增加額外欄位。</w:t>
+              <w:t>拒絕空 changes、任何 id（即使同值）及額外欄位；保留未指定欄位，驗證候選完整學生與課程參照。</w:t>
             </w:r>
           </w:p>
         </w:tc>
@@ -6049,7 +6049,7 @@
                 <w:color w:val="000000"/>
                 <w:sz w:val="21"/>
               </w:rPr>
-              <w:t>目標不存在、參數或候選資料不合法、禁止的欄位變更時 False。</w:t>
+              <w:t>空 changes、含 id、目標不存在、參數或候選資料不合法時 False。</w:t>
             </w:r>
           </w:p>
         </w:tc>
@@ -7036,7 +7036,7 @@
           <w:color w:val="000000"/>
           <w:sz w:val="22"/>
         </w:rPr>
-        <w:t>學生修改的空 changes 與夾帶同值 id 處理仍待確認；確認前使用有實際變更欄位且不含 id 的 changes。課程修改依 update_course 表格處理。</w:t>
+        <w:t>課程與學生修改邊界已確認，分別見 update_course 與 update_student 表格。</w:t>
       </w:r>
     </w:p>
     <w:p>
@@ -7058,7 +7058,7 @@
           <w:color w:val="000000"/>
           <w:sz w:val="18"/>
         </w:rPr>
-        <w:t>來源：SDD 3.1 與 2026/10/16 已確認決策。契約版本為 1.1，本次文件修訂為 1.5。</w:t>
+        <w:t>來源：SDD 3.1 與 2026/10/16 已確認決策。契約版本為 1.2，本次文件修訂為 1.6。</w:t>
       </w:r>
     </w:p>
     <w:sectPr>
@@ -7085,7 +7085,7 @@
         <w:color w:val="000000"/>
         <w:sz w:val="18"/>
       </w:rPr>
-      <w:t xml:space="preserve">F1 契約 1.1  |  </w:t>
+      <w:t xml:space="preserve">F1 契約 1.2  |  </w:t>
     </w:r>
     <w:fldSimple w:instr="PAGE"/>
   </w:p>

--- a/docs/function_interface.docx
+++ b/docs/function_interface.docx
@@ -35,7 +35,7 @@
           <w:color w:val="000000"/>
           <w:sz w:val="20"/>
         </w:rPr>
-        <w:t>校園選課與課表規劃系統  |  契約 1.2  |  文件 1.6  |  2026/10/16</w:t>
+        <w:t>校園選課與課表規劃系統  |  契約 1.2  |  文件 1.7  |  2026/10/16</w:t>
       </w:r>
     </w:p>
     <w:p>
@@ -46,7 +46,7 @@
           <w:color w:val="000000"/>
           <w:sz w:val="22"/>
         </w:rPr>
-        <w:t>實作狀態統一維護於下表；「尚未實作」的函式目前不可呼叫。詳細表只記錄對外契約。</w:t>
+        <w:t>實作狀態統一維護於下表；詳細表只記錄對外契約。</w:t>
       </w:r>
     </w:p>
     <w:p>
@@ -7058,7 +7058,7 @@
           <w:color w:val="000000"/>
           <w:sz w:val="18"/>
         </w:rPr>
-        <w:t>來源：SDD 3.1 與 2026/10/16 已確認決策。契約版本為 1.2，本次文件修訂為 1.6。</w:t>
+        <w:t>來源：SDD 3.1 與 2026/10/16 已確認決策。契約版本為 1.2，本次文件修訂為 1.7。</w:t>
       </w:r>
     </w:p>
     <w:sectPr>

--- a/docs/function_interface.docx
+++ b/docs/function_interface.docx
@@ -15,7 +15,7 @@
           <w:rFonts w:ascii="Microsoft JhengHei" w:eastAsia="Microsoft JhengHei" w:hAnsi="Microsoft JhengHei" w:cs="Microsoft JhengHei"/>
           <w:lang w:eastAsia="zh-TW"/>
         </w:rPr>
-        <w:t>F1 函式介面規格</w:t>
+        <w:t>F1 F2 F3 函式介面規格</w:t>
       </w:r>
     </w:p>
     <w:p>
@@ -43,7 +43,7 @@
           <w:sz w:val="20"/>
           <w:lang w:eastAsia="zh-TW"/>
         </w:rPr>
-        <w:t>校園選課與課表規劃系統  |  契約 1.2  |  文件 1.7  |  2026/10/16</w:t>
+        <w:t>校園選課與課表規劃系統  |  F1 契約 1.2  |  文件 1.9  |  2026/10/24</w:t>
       </w:r>
     </w:p>
     <w:p>
@@ -56,7 +56,7 @@
         <w:rPr>
           <w:lang w:eastAsia="zh-TW"/>
         </w:rPr>
-        <w:t>實作狀態統一維護於下表；詳細表只記錄對外契約。</w:t>
+        <w:t>本文件供組員查閱公開函式的用途、必要資料及回傳結果。F1 契約維持不變；F2／F3 採明確參數與問題清單，外部資料對接事項集中於第 8 節。</w:t>
       </w:r>
     </w:p>
     <w:p>
@@ -72,50 +72,76 @@
     </w:p>
     <w:tbl>
       <w:tblPr>
-        <w:tblW w:w="0" w:type="auto"/>
+        <w:tblW w:type="auto" w:w="0"/>
         <w:jc w:val="center"/>
+        <w:tblLayout w:type="fixed"/>
+        <w:tblLook w:firstColumn="1" w:firstRow="1" w:lastColumn="0" w:lastRow="0" w:noHBand="0" w:noVBand="1" w:val="04A0"/>
         <w:tblBorders>
-          <w:top w:val="single" w:sz="5" w:space="0" w:color="D9D9D9"/>
-          <w:left w:val="single" w:sz="5" w:space="0" w:color="D9D9D9"/>
-          <w:bottom w:val="single" w:sz="5" w:space="0" w:color="D9D9D9"/>
-          <w:right w:val="single" w:sz="5" w:space="0" w:color="D9D9D9"/>
-          <w:insideH w:val="single" w:sz="5" w:space="0" w:color="D9D9D9"/>
-          <w:insideV w:val="single" w:sz="5" w:space="0" w:color="D9D9D9"/>
+          <w:top w:val="single" w:sz="4" w:color="D9D9D9"/>
+          <w:left w:val="single" w:sz="4" w:color="D9D9D9"/>
+          <w:bottom w:val="single" w:sz="4" w:color="D9D9D9"/>
+          <w:right w:val="single" w:sz="4" w:color="D9D9D9"/>
+          <w:insideH w:val="single" w:sz="4" w:color="D9D9D9"/>
+          <w:insideV w:val="single" w:sz="4" w:color="D9D9D9"/>
         </w:tblBorders>
-        <w:tblLayout w:type="fixed"/>
         <w:tblCellMar>
           <w:top w:w="65" w:type="dxa"/>
+          <w:bottom w:w="65" w:type="dxa"/>
           <w:left w:w="95" w:type="dxa"/>
-          <w:bottom w:w="65" w:type="dxa"/>
           <w:right w:w="95" w:type="dxa"/>
         </w:tblCellMar>
-        <w:tblLook w:val="04A0" w:firstRow="1" w:lastRow="0" w:firstColumn="1" w:lastColumn="0" w:noHBand="0" w:noVBand="1"/>
       </w:tblPr>
       <w:tblGrid>
-        <w:gridCol w:w="2520"/>
-        <w:gridCol w:w="6408"/>
+        <w:gridCol w:w="1644"/>
+        <w:gridCol w:w="3231"/>
+        <w:gridCol w:w="4052"/>
         <w:gridCol w:w="1296"/>
       </w:tblGrid>
       <w:tr>
         <w:trPr>
           <w:cantSplit/>
           <w:tblHeader/>
-          <w:jc w:val="center"/>
         </w:trPr>
         <w:tc>
           <w:tcPr>
-            <w:tcW w:w="2520" w:type="dxa"/>
-            <w:shd w:val="clear" w:color="auto" w:fill="E8EEF4"/>
-            <w:vAlign w:val="center"/>
-          </w:tcPr>
-          <w:p>
-            <w:pPr>
-              <w:keepNext/>
-              <w:spacing w:after="0" w:line="280" w:lineRule="exact"/>
-            </w:pPr>
-            <w:r>
-              <w:rPr>
+            <w:tcW w:type="dxa" w:w="1644"/>
+            <w:vAlign w:val="center"/>
+            <w:shd w:fill="E8EEF4"/>
+          </w:tcPr>
+          <w:p>
+            <w:pPr>
+              <w:keepNext/>
+              <w:widowControl/>
+              <w:spacing w:after="0" w:before="0" w:line="280" w:lineRule="exact"/>
+            </w:pPr>
+            <w:r>
+              <w:rPr>
+                <w:rFonts w:ascii="Microsoft JhengHei" w:hAnsi="Microsoft JhengHei" w:eastAsia="Microsoft JhengHei"/>
                 <w:b/>
+                <w:color w:val="000000"/>
+                <w:sz w:val="21"/>
+              </w:rPr>
+              <w:t>模組</w:t>
+            </w:r>
+          </w:p>
+        </w:tc>
+        <w:tc>
+          <w:tcPr>
+            <w:tcW w:type="dxa" w:w="3231"/>
+            <w:vAlign w:val="center"/>
+            <w:shd w:fill="E8EEF4"/>
+          </w:tcPr>
+          <w:p>
+            <w:pPr>
+              <w:keepNext/>
+              <w:widowControl/>
+              <w:spacing w:after="0" w:before="0" w:line="280" w:lineRule="exact"/>
+            </w:pPr>
+            <w:r>
+              <w:rPr>
+                <w:rFonts w:ascii="Microsoft JhengHei" w:hAnsi="Microsoft JhengHei" w:eastAsia="Microsoft JhengHei"/>
+                <w:b/>
+                <w:color w:val="000000"/>
                 <w:sz w:val="21"/>
               </w:rPr>
               <w:t>Function</w:t>
@@ -124,18 +150,21 @@
         </w:tc>
         <w:tc>
           <w:tcPr>
-            <w:tcW w:w="6408" w:type="dxa"/>
-            <w:shd w:val="clear" w:color="auto" w:fill="E8EEF4"/>
-            <w:vAlign w:val="center"/>
-          </w:tcPr>
-          <w:p>
-            <w:pPr>
-              <w:keepNext/>
-              <w:spacing w:after="0" w:line="280" w:lineRule="exact"/>
-            </w:pPr>
-            <w:r>
-              <w:rPr>
+            <w:tcW w:type="dxa" w:w="4052"/>
+            <w:vAlign w:val="center"/>
+            <w:shd w:fill="E8EEF4"/>
+          </w:tcPr>
+          <w:p>
+            <w:pPr>
+              <w:keepNext/>
+              <w:widowControl/>
+              <w:spacing w:after="0" w:before="0" w:line="280" w:lineRule="exact"/>
+            </w:pPr>
+            <w:r>
+              <w:rPr>
+                <w:rFonts w:ascii="Microsoft JhengHei" w:hAnsi="Microsoft JhengHei" w:eastAsia="Microsoft JhengHei"/>
                 <w:b/>
+                <w:color w:val="000000"/>
                 <w:sz w:val="21"/>
               </w:rPr>
               <w:t>用途</w:t>
@@ -144,18 +173,21 @@
         </w:tc>
         <w:tc>
           <w:tcPr>
-            <w:tcW w:w="1296" w:type="dxa"/>
-            <w:shd w:val="clear" w:color="auto" w:fill="E8EEF4"/>
-            <w:vAlign w:val="center"/>
-          </w:tcPr>
-          <w:p>
-            <w:pPr>
-              <w:keepNext/>
-              <w:spacing w:after="0" w:line="280" w:lineRule="exact"/>
-            </w:pPr>
-            <w:r>
-              <w:rPr>
+            <w:tcW w:type="dxa" w:w="1296"/>
+            <w:vAlign w:val="center"/>
+            <w:shd w:fill="E8EEF4"/>
+          </w:tcPr>
+          <w:p>
+            <w:pPr>
+              <w:keepNext/>
+              <w:widowControl/>
+              <w:spacing w:after="0" w:before="0" w:line="280" w:lineRule="exact"/>
+            </w:pPr>
+            <w:r>
+              <w:rPr>
+                <w:rFonts w:ascii="Microsoft JhengHei" w:hAnsi="Microsoft JhengHei" w:eastAsia="Microsoft JhengHei"/>
                 <w:b/>
+                <w:color w:val="000000"/>
                 <w:sz w:val="21"/>
               </w:rPr>
               <w:t>實作狀態</w:t>
@@ -166,20 +198,45 @@
       <w:tr>
         <w:trPr>
           <w:cantSplit/>
-          <w:jc w:val="center"/>
         </w:trPr>
         <w:tc>
           <w:tcPr>
-            <w:tcW w:w="2520" w:type="dxa"/>
-            <w:vAlign w:val="center"/>
-          </w:tcPr>
-          <w:p>
-            <w:pPr>
-              <w:keepNext/>
-              <w:spacing w:after="0" w:line="280" w:lineRule="exact"/>
-            </w:pPr>
-            <w:r>
-              <w:rPr>
+            <w:tcW w:type="dxa" w:w="1644"/>
+            <w:vAlign w:val="center"/>
+          </w:tcPr>
+          <w:p>
+            <w:pPr>
+              <w:keepNext w:val="0"/>
+              <w:widowControl/>
+              <w:spacing w:after="0" w:before="0" w:line="280" w:lineRule="exact"/>
+            </w:pPr>
+            <w:r>
+              <w:rPr>
+                <w:rFonts w:ascii="Microsoft JhengHei" w:hAnsi="Microsoft JhengHei" w:eastAsia="Microsoft JhengHei"/>
+                <w:b w:val="0"/>
+                <w:color w:val="000000"/>
+                <w:sz w:val="21"/>
+              </w:rPr>
+              <w:t>course.py</w:t>
+            </w:r>
+          </w:p>
+        </w:tc>
+        <w:tc>
+          <w:tcPr>
+            <w:tcW w:type="dxa" w:w="3231"/>
+            <w:vAlign w:val="center"/>
+          </w:tcPr>
+          <w:p>
+            <w:pPr>
+              <w:keepNext w:val="0"/>
+              <w:widowControl/>
+              <w:spacing w:after="0" w:before="0" w:line="280" w:lineRule="exact"/>
+            </w:pPr>
+            <w:r>
+              <w:rPr>
+                <w:rFonts w:ascii="Microsoft JhengHei" w:hAnsi="Microsoft JhengHei" w:eastAsia="Microsoft JhengHei"/>
+                <w:b w:val="0"/>
+                <w:color w:val="000000"/>
                 <w:sz w:val="21"/>
               </w:rPr>
               <w:t>validate_course</w:t>
@@ -188,21 +245,21 @@
         </w:tc>
         <w:tc>
           <w:tcPr>
-            <w:tcW w:w="6408" w:type="dxa"/>
-            <w:vAlign w:val="center"/>
-          </w:tcPr>
-          <w:p>
-            <w:pPr>
-              <w:keepNext/>
-              <w:spacing w:after="0" w:line="280" w:lineRule="exact"/>
-              <w:rPr>
-                <w:lang w:eastAsia="zh-TW"/>
-              </w:rPr>
-            </w:pPr>
-            <w:r>
-              <w:rPr>
-                <w:sz w:val="21"/>
-                <w:lang w:eastAsia="zh-TW"/>
+            <w:tcW w:type="dxa" w:w="4052"/>
+            <w:vAlign w:val="center"/>
+          </w:tcPr>
+          <w:p>
+            <w:pPr>
+              <w:keepNext w:val="0"/>
+              <w:widowControl/>
+              <w:spacing w:after="0" w:before="0" w:line="280" w:lineRule="exact"/>
+            </w:pPr>
+            <w:r>
+              <w:rPr>
+                <w:rFonts w:ascii="Microsoft JhengHei" w:hAnsi="Microsoft JhengHei" w:eastAsia="Microsoft JhengHei"/>
+                <w:b w:val="0"/>
+                <w:color w:val="000000"/>
+                <w:sz w:val="21"/>
               </w:rPr>
               <w:t>檢查單筆課程的結構與合法值。</w:t>
             </w:r>
@@ -210,16 +267,20 @@
         </w:tc>
         <w:tc>
           <w:tcPr>
-            <w:tcW w:w="1296" w:type="dxa"/>
-            <w:vAlign w:val="center"/>
-          </w:tcPr>
-          <w:p>
-            <w:pPr>
-              <w:keepNext/>
-              <w:spacing w:after="0" w:line="280" w:lineRule="exact"/>
-            </w:pPr>
-            <w:r>
-              <w:rPr>
+            <w:tcW w:type="dxa" w:w="1296"/>
+            <w:vAlign w:val="center"/>
+          </w:tcPr>
+          <w:p>
+            <w:pPr>
+              <w:keepNext w:val="0"/>
+              <w:widowControl/>
+              <w:spacing w:after="0" w:before="0" w:line="280" w:lineRule="exact"/>
+            </w:pPr>
+            <w:r>
+              <w:rPr>
+                <w:rFonts w:ascii="Microsoft JhengHei" w:hAnsi="Microsoft JhengHei" w:eastAsia="Microsoft JhengHei"/>
+                <w:b w:val="0"/>
+                <w:color w:val="000000"/>
                 <w:sz w:val="21"/>
               </w:rPr>
               <w:t>已實作</w:t>
@@ -230,20 +291,45 @@
       <w:tr>
         <w:trPr>
           <w:cantSplit/>
-          <w:jc w:val="center"/>
         </w:trPr>
         <w:tc>
           <w:tcPr>
-            <w:tcW w:w="2520" w:type="dxa"/>
-            <w:vAlign w:val="center"/>
-          </w:tcPr>
-          <w:p>
-            <w:pPr>
-              <w:keepNext/>
-              <w:spacing w:after="0" w:line="280" w:lineRule="exact"/>
-            </w:pPr>
-            <w:r>
-              <w:rPr>
+            <w:tcW w:type="dxa" w:w="1644"/>
+            <w:vAlign w:val="center"/>
+          </w:tcPr>
+          <w:p>
+            <w:pPr>
+              <w:keepNext w:val="0"/>
+              <w:widowControl/>
+              <w:spacing w:after="0" w:before="0" w:line="280" w:lineRule="exact"/>
+            </w:pPr>
+            <w:r>
+              <w:rPr>
+                <w:rFonts w:ascii="Microsoft JhengHei" w:hAnsi="Microsoft JhengHei" w:eastAsia="Microsoft JhengHei"/>
+                <w:b w:val="0"/>
+                <w:color w:val="000000"/>
+                <w:sz w:val="21"/>
+              </w:rPr>
+              <w:t>course.py</w:t>
+            </w:r>
+          </w:p>
+        </w:tc>
+        <w:tc>
+          <w:tcPr>
+            <w:tcW w:type="dxa" w:w="3231"/>
+            <w:vAlign w:val="center"/>
+          </w:tcPr>
+          <w:p>
+            <w:pPr>
+              <w:keepNext w:val="0"/>
+              <w:widowControl/>
+              <w:spacing w:after="0" w:before="0" w:line="280" w:lineRule="exact"/>
+            </w:pPr>
+            <w:r>
+              <w:rPr>
+                <w:rFonts w:ascii="Microsoft JhengHei" w:hAnsi="Microsoft JhengHei" w:eastAsia="Microsoft JhengHei"/>
+                <w:b w:val="0"/>
+                <w:color w:val="000000"/>
                 <w:sz w:val="21"/>
               </w:rPr>
               <w:t>add_course</w:t>
@@ -252,16 +338,20 @@
         </w:tc>
         <w:tc>
           <w:tcPr>
-            <w:tcW w:w="6408" w:type="dxa"/>
-            <w:vAlign w:val="center"/>
-          </w:tcPr>
-          <w:p>
-            <w:pPr>
-              <w:keepNext/>
-              <w:spacing w:after="0" w:line="280" w:lineRule="exact"/>
-            </w:pPr>
-            <w:r>
-              <w:rPr>
+            <w:tcW w:type="dxa" w:w="4052"/>
+            <w:vAlign w:val="center"/>
+          </w:tcPr>
+          <w:p>
+            <w:pPr>
+              <w:keepNext w:val="0"/>
+              <w:widowControl/>
+              <w:spacing w:after="0" w:before="0" w:line="280" w:lineRule="exact"/>
+            </w:pPr>
+            <w:r>
+              <w:rPr>
+                <w:rFonts w:ascii="Microsoft JhengHei" w:hAnsi="Microsoft JhengHei" w:eastAsia="Microsoft JhengHei"/>
+                <w:b w:val="0"/>
+                <w:color w:val="000000"/>
                 <w:sz w:val="21"/>
               </w:rPr>
               <w:t>新增一筆課程。</w:t>
@@ -270,16 +360,20 @@
         </w:tc>
         <w:tc>
           <w:tcPr>
-            <w:tcW w:w="1296" w:type="dxa"/>
-            <w:vAlign w:val="center"/>
-          </w:tcPr>
-          <w:p>
-            <w:pPr>
-              <w:keepNext/>
-              <w:spacing w:after="0" w:line="280" w:lineRule="exact"/>
-            </w:pPr>
-            <w:r>
-              <w:rPr>
+            <w:tcW w:type="dxa" w:w="1296"/>
+            <w:vAlign w:val="center"/>
+          </w:tcPr>
+          <w:p>
+            <w:pPr>
+              <w:keepNext w:val="0"/>
+              <w:widowControl/>
+              <w:spacing w:after="0" w:before="0" w:line="280" w:lineRule="exact"/>
+            </w:pPr>
+            <w:r>
+              <w:rPr>
+                <w:rFonts w:ascii="Microsoft JhengHei" w:hAnsi="Microsoft JhengHei" w:eastAsia="Microsoft JhengHei"/>
+                <w:b w:val="0"/>
+                <w:color w:val="000000"/>
                 <w:sz w:val="21"/>
               </w:rPr>
               <w:t>已實作</w:t>
@@ -290,20 +384,45 @@
       <w:tr>
         <w:trPr>
           <w:cantSplit/>
-          <w:jc w:val="center"/>
         </w:trPr>
         <w:tc>
           <w:tcPr>
-            <w:tcW w:w="2520" w:type="dxa"/>
-            <w:vAlign w:val="center"/>
-          </w:tcPr>
-          <w:p>
-            <w:pPr>
-              <w:keepNext/>
-              <w:spacing w:after="0" w:line="280" w:lineRule="exact"/>
-            </w:pPr>
-            <w:r>
-              <w:rPr>
+            <w:tcW w:type="dxa" w:w="1644"/>
+            <w:vAlign w:val="center"/>
+          </w:tcPr>
+          <w:p>
+            <w:pPr>
+              <w:keepNext w:val="0"/>
+              <w:widowControl/>
+              <w:spacing w:after="0" w:before="0" w:line="280" w:lineRule="exact"/>
+            </w:pPr>
+            <w:r>
+              <w:rPr>
+                <w:rFonts w:ascii="Microsoft JhengHei" w:hAnsi="Microsoft JhengHei" w:eastAsia="Microsoft JhengHei"/>
+                <w:b w:val="0"/>
+                <w:color w:val="000000"/>
+                <w:sz w:val="21"/>
+              </w:rPr>
+              <w:t>course.py</w:t>
+            </w:r>
+          </w:p>
+        </w:tc>
+        <w:tc>
+          <w:tcPr>
+            <w:tcW w:type="dxa" w:w="3231"/>
+            <w:vAlign w:val="center"/>
+          </w:tcPr>
+          <w:p>
+            <w:pPr>
+              <w:keepNext w:val="0"/>
+              <w:widowControl/>
+              <w:spacing w:after="0" w:before="0" w:line="280" w:lineRule="exact"/>
+            </w:pPr>
+            <w:r>
+              <w:rPr>
+                <w:rFonts w:ascii="Microsoft JhengHei" w:hAnsi="Microsoft JhengHei" w:eastAsia="Microsoft JhengHei"/>
+                <w:b w:val="0"/>
+                <w:color w:val="000000"/>
                 <w:sz w:val="21"/>
               </w:rPr>
               <w:t>update_course</w:t>
@@ -312,16 +431,20 @@
         </w:tc>
         <w:tc>
           <w:tcPr>
-            <w:tcW w:w="6408" w:type="dxa"/>
-            <w:vAlign w:val="center"/>
-          </w:tcPr>
-          <w:p>
-            <w:pPr>
-              <w:keepNext/>
-              <w:spacing w:after="0" w:line="280" w:lineRule="exact"/>
-            </w:pPr>
-            <w:r>
-              <w:rPr>
+            <w:tcW w:type="dxa" w:w="4052"/>
+            <w:vAlign w:val="center"/>
+          </w:tcPr>
+          <w:p>
+            <w:pPr>
+              <w:keepNext w:val="0"/>
+              <w:widowControl/>
+              <w:spacing w:after="0" w:before="0" w:line="280" w:lineRule="exact"/>
+            </w:pPr>
+            <w:r>
+              <w:rPr>
+                <w:rFonts w:ascii="Microsoft JhengHei" w:hAnsi="Microsoft JhengHei" w:eastAsia="Microsoft JhengHei"/>
+                <w:b w:val="0"/>
+                <w:color w:val="000000"/>
                 <w:sz w:val="21"/>
               </w:rPr>
               <w:t>部分更新指定課程。</w:t>
@@ -330,16 +453,20 @@
         </w:tc>
         <w:tc>
           <w:tcPr>
-            <w:tcW w:w="1296" w:type="dxa"/>
-            <w:vAlign w:val="center"/>
-          </w:tcPr>
-          <w:p>
-            <w:pPr>
-              <w:keepNext/>
-              <w:spacing w:after="0" w:line="280" w:lineRule="exact"/>
-            </w:pPr>
-            <w:r>
-              <w:rPr>
+            <w:tcW w:type="dxa" w:w="1296"/>
+            <w:vAlign w:val="center"/>
+          </w:tcPr>
+          <w:p>
+            <w:pPr>
+              <w:keepNext w:val="0"/>
+              <w:widowControl/>
+              <w:spacing w:after="0" w:before="0" w:line="280" w:lineRule="exact"/>
+            </w:pPr>
+            <w:r>
+              <w:rPr>
+                <w:rFonts w:ascii="Microsoft JhengHei" w:hAnsi="Microsoft JhengHei" w:eastAsia="Microsoft JhengHei"/>
+                <w:b w:val="0"/>
+                <w:color w:val="000000"/>
                 <w:sz w:val="21"/>
               </w:rPr>
               <w:t>已實作</w:t>
@@ -350,20 +477,45 @@
       <w:tr>
         <w:trPr>
           <w:cantSplit/>
-          <w:jc w:val="center"/>
         </w:trPr>
         <w:tc>
           <w:tcPr>
-            <w:tcW w:w="2520" w:type="dxa"/>
-            <w:vAlign w:val="center"/>
-          </w:tcPr>
-          <w:p>
-            <w:pPr>
-              <w:keepNext/>
-              <w:spacing w:after="0" w:line="280" w:lineRule="exact"/>
-            </w:pPr>
-            <w:r>
-              <w:rPr>
+            <w:tcW w:type="dxa" w:w="1644"/>
+            <w:vAlign w:val="center"/>
+          </w:tcPr>
+          <w:p>
+            <w:pPr>
+              <w:keepNext w:val="0"/>
+              <w:widowControl/>
+              <w:spacing w:after="0" w:before="0" w:line="280" w:lineRule="exact"/>
+            </w:pPr>
+            <w:r>
+              <w:rPr>
+                <w:rFonts w:ascii="Microsoft JhengHei" w:hAnsi="Microsoft JhengHei" w:eastAsia="Microsoft JhengHei"/>
+                <w:b w:val="0"/>
+                <w:color w:val="000000"/>
+                <w:sz w:val="21"/>
+              </w:rPr>
+              <w:t>course.py</w:t>
+            </w:r>
+          </w:p>
+        </w:tc>
+        <w:tc>
+          <w:tcPr>
+            <w:tcW w:type="dxa" w:w="3231"/>
+            <w:vAlign w:val="center"/>
+          </w:tcPr>
+          <w:p>
+            <w:pPr>
+              <w:keepNext w:val="0"/>
+              <w:widowControl/>
+              <w:spacing w:after="0" w:before="0" w:line="280" w:lineRule="exact"/>
+            </w:pPr>
+            <w:r>
+              <w:rPr>
+                <w:rFonts w:ascii="Microsoft JhengHei" w:hAnsi="Microsoft JhengHei" w:eastAsia="Microsoft JhengHei"/>
+                <w:b w:val="0"/>
+                <w:color w:val="000000"/>
                 <w:sz w:val="21"/>
               </w:rPr>
               <w:t>can_delete_course</w:t>
@@ -372,21 +524,21 @@
         </w:tc>
         <w:tc>
           <w:tcPr>
-            <w:tcW w:w="6408" w:type="dxa"/>
-            <w:vAlign w:val="center"/>
-          </w:tcPr>
-          <w:p>
-            <w:pPr>
-              <w:keepNext/>
-              <w:spacing w:after="0" w:line="280" w:lineRule="exact"/>
-              <w:rPr>
-                <w:lang w:eastAsia="zh-TW"/>
-              </w:rPr>
-            </w:pPr>
-            <w:r>
-              <w:rPr>
-                <w:sz w:val="21"/>
-                <w:lang w:eastAsia="zh-TW"/>
+            <w:tcW w:type="dxa" w:w="4052"/>
+            <w:vAlign w:val="center"/>
+          </w:tcPr>
+          <w:p>
+            <w:pPr>
+              <w:keepNext w:val="0"/>
+              <w:widowControl/>
+              <w:spacing w:after="0" w:before="0" w:line="280" w:lineRule="exact"/>
+            </w:pPr>
+            <w:r>
+              <w:rPr>
+                <w:rFonts w:ascii="Microsoft JhengHei" w:hAnsi="Microsoft JhengHei" w:eastAsia="Microsoft JhengHei"/>
+                <w:b w:val="0"/>
+                <w:color w:val="000000"/>
+                <w:sz w:val="21"/>
               </w:rPr>
               <w:t>檢查指定課程是否可刪除。</w:t>
             </w:r>
@@ -394,16 +546,20 @@
         </w:tc>
         <w:tc>
           <w:tcPr>
-            <w:tcW w:w="1296" w:type="dxa"/>
-            <w:vAlign w:val="center"/>
-          </w:tcPr>
-          <w:p>
-            <w:pPr>
-              <w:keepNext/>
-              <w:spacing w:after="0" w:line="280" w:lineRule="exact"/>
-            </w:pPr>
-            <w:r>
-              <w:rPr>
+            <w:tcW w:type="dxa" w:w="1296"/>
+            <w:vAlign w:val="center"/>
+          </w:tcPr>
+          <w:p>
+            <w:pPr>
+              <w:keepNext w:val="0"/>
+              <w:widowControl/>
+              <w:spacing w:after="0" w:before="0" w:line="280" w:lineRule="exact"/>
+            </w:pPr>
+            <w:r>
+              <w:rPr>
+                <w:rFonts w:ascii="Microsoft JhengHei" w:hAnsi="Microsoft JhengHei" w:eastAsia="Microsoft JhengHei"/>
+                <w:b w:val="0"/>
+                <w:color w:val="000000"/>
                 <w:sz w:val="21"/>
               </w:rPr>
               <w:t>已實作</w:t>
@@ -414,20 +570,45 @@
       <w:tr>
         <w:trPr>
           <w:cantSplit/>
-          <w:jc w:val="center"/>
         </w:trPr>
         <w:tc>
           <w:tcPr>
-            <w:tcW w:w="2520" w:type="dxa"/>
-            <w:vAlign w:val="center"/>
-          </w:tcPr>
-          <w:p>
-            <w:pPr>
-              <w:keepNext/>
-              <w:spacing w:after="0" w:line="280" w:lineRule="exact"/>
-            </w:pPr>
-            <w:r>
-              <w:rPr>
+            <w:tcW w:type="dxa" w:w="1644"/>
+            <w:vAlign w:val="center"/>
+          </w:tcPr>
+          <w:p>
+            <w:pPr>
+              <w:keepNext w:val="0"/>
+              <w:widowControl/>
+              <w:spacing w:after="0" w:before="0" w:line="280" w:lineRule="exact"/>
+            </w:pPr>
+            <w:r>
+              <w:rPr>
+                <w:rFonts w:ascii="Microsoft JhengHei" w:hAnsi="Microsoft JhengHei" w:eastAsia="Microsoft JhengHei"/>
+                <w:b w:val="0"/>
+                <w:color w:val="000000"/>
+                <w:sz w:val="21"/>
+              </w:rPr>
+              <w:t>course.py</w:t>
+            </w:r>
+          </w:p>
+        </w:tc>
+        <w:tc>
+          <w:tcPr>
+            <w:tcW w:type="dxa" w:w="3231"/>
+            <w:vAlign w:val="center"/>
+          </w:tcPr>
+          <w:p>
+            <w:pPr>
+              <w:keepNext w:val="0"/>
+              <w:widowControl/>
+              <w:spacing w:after="0" w:before="0" w:line="280" w:lineRule="exact"/>
+            </w:pPr>
+            <w:r>
+              <w:rPr>
+                <w:rFonts w:ascii="Microsoft JhengHei" w:hAnsi="Microsoft JhengHei" w:eastAsia="Microsoft JhengHei"/>
+                <w:b w:val="0"/>
+                <w:color w:val="000000"/>
                 <w:sz w:val="21"/>
               </w:rPr>
               <w:t>delete_course</w:t>
@@ -436,21 +617,21 @@
         </w:tc>
         <w:tc>
           <w:tcPr>
-            <w:tcW w:w="6408" w:type="dxa"/>
-            <w:vAlign w:val="center"/>
-          </w:tcPr>
-          <w:p>
-            <w:pPr>
-              <w:keepNext/>
-              <w:spacing w:after="0" w:line="280" w:lineRule="exact"/>
-              <w:rPr>
-                <w:lang w:eastAsia="zh-TW"/>
-              </w:rPr>
-            </w:pPr>
-            <w:r>
-              <w:rPr>
-                <w:sz w:val="21"/>
-                <w:lang w:eastAsia="zh-TW"/>
+            <w:tcW w:type="dxa" w:w="4052"/>
+            <w:vAlign w:val="center"/>
+          </w:tcPr>
+          <w:p>
+            <w:pPr>
+              <w:keepNext w:val="0"/>
+              <w:widowControl/>
+              <w:spacing w:after="0" w:before="0" w:line="280" w:lineRule="exact"/>
+            </w:pPr>
+            <w:r>
+              <w:rPr>
+                <w:rFonts w:ascii="Microsoft JhengHei" w:hAnsi="Microsoft JhengHei" w:eastAsia="Microsoft JhengHei"/>
+                <w:b w:val="0"/>
+                <w:color w:val="000000"/>
+                <w:sz w:val="21"/>
               </w:rPr>
               <w:t>刪除沒有學生選修的指定課程。</w:t>
             </w:r>
@@ -458,16 +639,20 @@
         </w:tc>
         <w:tc>
           <w:tcPr>
-            <w:tcW w:w="1296" w:type="dxa"/>
-            <w:vAlign w:val="center"/>
-          </w:tcPr>
-          <w:p>
-            <w:pPr>
-              <w:keepNext/>
-              <w:spacing w:after="0" w:line="280" w:lineRule="exact"/>
-            </w:pPr>
-            <w:r>
-              <w:rPr>
+            <w:tcW w:type="dxa" w:w="1296"/>
+            <w:vAlign w:val="center"/>
+          </w:tcPr>
+          <w:p>
+            <w:pPr>
+              <w:keepNext w:val="0"/>
+              <w:widowControl/>
+              <w:spacing w:after="0" w:before="0" w:line="280" w:lineRule="exact"/>
+            </w:pPr>
+            <w:r>
+              <w:rPr>
+                <w:rFonts w:ascii="Microsoft JhengHei" w:hAnsi="Microsoft JhengHei" w:eastAsia="Microsoft JhengHei"/>
+                <w:b w:val="0"/>
+                <w:color w:val="000000"/>
                 <w:sz w:val="21"/>
               </w:rPr>
               <w:t>已實作</w:t>
@@ -478,20 +663,45 @@
       <w:tr>
         <w:trPr>
           <w:cantSplit/>
-          <w:jc w:val="center"/>
         </w:trPr>
         <w:tc>
           <w:tcPr>
-            <w:tcW w:w="2520" w:type="dxa"/>
-            <w:vAlign w:val="center"/>
-          </w:tcPr>
-          <w:p>
-            <w:pPr>
-              <w:keepNext/>
-              <w:spacing w:after="0" w:line="280" w:lineRule="exact"/>
-            </w:pPr>
-            <w:r>
-              <w:rPr>
+            <w:tcW w:type="dxa" w:w="1644"/>
+            <w:vAlign w:val="center"/>
+          </w:tcPr>
+          <w:p>
+            <w:pPr>
+              <w:keepNext w:val="0"/>
+              <w:widowControl/>
+              <w:spacing w:after="0" w:before="0" w:line="280" w:lineRule="exact"/>
+            </w:pPr>
+            <w:r>
+              <w:rPr>
+                <w:rFonts w:ascii="Microsoft JhengHei" w:hAnsi="Microsoft JhengHei" w:eastAsia="Microsoft JhengHei"/>
+                <w:b w:val="0"/>
+                <w:color w:val="000000"/>
+                <w:sz w:val="21"/>
+              </w:rPr>
+              <w:t>course.py</w:t>
+            </w:r>
+          </w:p>
+        </w:tc>
+        <w:tc>
+          <w:tcPr>
+            <w:tcW w:type="dxa" w:w="3231"/>
+            <w:vAlign w:val="center"/>
+          </w:tcPr>
+          <w:p>
+            <w:pPr>
+              <w:keepNext w:val="0"/>
+              <w:widowControl/>
+              <w:spacing w:after="0" w:before="0" w:line="280" w:lineRule="exact"/>
+            </w:pPr>
+            <w:r>
+              <w:rPr>
+                <w:rFonts w:ascii="Microsoft JhengHei" w:hAnsi="Microsoft JhengHei" w:eastAsia="Microsoft JhengHei"/>
+                <w:b w:val="0"/>
+                <w:color w:val="000000"/>
                 <w:sz w:val="21"/>
               </w:rPr>
               <w:t>search_course</w:t>
@@ -500,21 +710,21 @@
         </w:tc>
         <w:tc>
           <w:tcPr>
-            <w:tcW w:w="6408" w:type="dxa"/>
-            <w:vAlign w:val="center"/>
-          </w:tcPr>
-          <w:p>
-            <w:pPr>
-              <w:keepNext/>
-              <w:spacing w:after="0" w:line="280" w:lineRule="exact"/>
-              <w:rPr>
-                <w:lang w:eastAsia="zh-TW"/>
-              </w:rPr>
-            </w:pPr>
-            <w:r>
-              <w:rPr>
-                <w:sz w:val="21"/>
-                <w:lang w:eastAsia="zh-TW"/>
+            <w:tcW w:type="dxa" w:w="4052"/>
+            <w:vAlign w:val="center"/>
+          </w:tcPr>
+          <w:p>
+            <w:pPr>
+              <w:keepNext w:val="0"/>
+              <w:widowControl/>
+              <w:spacing w:after="0" w:before="0" w:line="280" w:lineRule="exact"/>
+            </w:pPr>
+            <w:r>
+              <w:rPr>
+                <w:rFonts w:ascii="Microsoft JhengHei" w:hAnsi="Microsoft JhengHei" w:eastAsia="Microsoft JhengHei"/>
+                <w:b w:val="0"/>
+                <w:color w:val="000000"/>
+                <w:sz w:val="21"/>
               </w:rPr>
               <w:t>依代號、教師、星期、必選修及最低剩餘名額查詢。</w:t>
             </w:r>
@@ -522,16 +732,20 @@
         </w:tc>
         <w:tc>
           <w:tcPr>
-            <w:tcW w:w="1296" w:type="dxa"/>
-            <w:vAlign w:val="center"/>
-          </w:tcPr>
-          <w:p>
-            <w:pPr>
-              <w:keepNext/>
-              <w:spacing w:after="0" w:line="280" w:lineRule="exact"/>
-            </w:pPr>
-            <w:r>
-              <w:rPr>
+            <w:tcW w:type="dxa" w:w="1296"/>
+            <w:vAlign w:val="center"/>
+          </w:tcPr>
+          <w:p>
+            <w:pPr>
+              <w:keepNext w:val="0"/>
+              <w:widowControl/>
+              <w:spacing w:after="0" w:before="0" w:line="280" w:lineRule="exact"/>
+            </w:pPr>
+            <w:r>
+              <w:rPr>
+                <w:rFonts w:ascii="Microsoft JhengHei" w:hAnsi="Microsoft JhengHei" w:eastAsia="Microsoft JhengHei"/>
+                <w:b w:val="0"/>
+                <w:color w:val="000000"/>
                 <w:sz w:val="21"/>
               </w:rPr>
               <w:t>已實作</w:t>
@@ -542,20 +756,45 @@
       <w:tr>
         <w:trPr>
           <w:cantSplit/>
-          <w:jc w:val="center"/>
         </w:trPr>
         <w:tc>
           <w:tcPr>
-            <w:tcW w:w="2520" w:type="dxa"/>
-            <w:vAlign w:val="center"/>
-          </w:tcPr>
-          <w:p>
-            <w:pPr>
-              <w:keepNext/>
-              <w:spacing w:after="0" w:line="280" w:lineRule="exact"/>
-            </w:pPr>
-            <w:r>
-              <w:rPr>
+            <w:tcW w:type="dxa" w:w="1644"/>
+            <w:vAlign w:val="center"/>
+          </w:tcPr>
+          <w:p>
+            <w:pPr>
+              <w:keepNext w:val="0"/>
+              <w:widowControl/>
+              <w:spacing w:after="0" w:before="0" w:line="280" w:lineRule="exact"/>
+            </w:pPr>
+            <w:r>
+              <w:rPr>
+                <w:rFonts w:ascii="Microsoft JhengHei" w:hAnsi="Microsoft JhengHei" w:eastAsia="Microsoft JhengHei"/>
+                <w:b w:val="0"/>
+                <w:color w:val="000000"/>
+                <w:sz w:val="21"/>
+              </w:rPr>
+              <w:t>student.py</w:t>
+            </w:r>
+          </w:p>
+        </w:tc>
+        <w:tc>
+          <w:tcPr>
+            <w:tcW w:type="dxa" w:w="3231"/>
+            <w:vAlign w:val="center"/>
+          </w:tcPr>
+          <w:p>
+            <w:pPr>
+              <w:keepNext w:val="0"/>
+              <w:widowControl/>
+              <w:spacing w:after="0" w:before="0" w:line="280" w:lineRule="exact"/>
+            </w:pPr>
+            <w:r>
+              <w:rPr>
+                <w:rFonts w:ascii="Microsoft JhengHei" w:hAnsi="Microsoft JhengHei" w:eastAsia="Microsoft JhengHei"/>
+                <w:b w:val="0"/>
+                <w:color w:val="000000"/>
                 <w:sz w:val="21"/>
               </w:rPr>
               <w:t>validate_student</w:t>
@@ -564,21 +803,21 @@
         </w:tc>
         <w:tc>
           <w:tcPr>
-            <w:tcW w:w="6408" w:type="dxa"/>
-            <w:vAlign w:val="center"/>
-          </w:tcPr>
-          <w:p>
-            <w:pPr>
-              <w:keepNext/>
-              <w:spacing w:after="0" w:line="280" w:lineRule="exact"/>
-              <w:rPr>
-                <w:lang w:eastAsia="zh-TW"/>
-              </w:rPr>
-            </w:pPr>
-            <w:r>
-              <w:rPr>
-                <w:sz w:val="21"/>
-                <w:lang w:eastAsia="zh-TW"/>
+            <w:tcW w:type="dxa" w:w="4052"/>
+            <w:vAlign w:val="center"/>
+          </w:tcPr>
+          <w:p>
+            <w:pPr>
+              <w:keepNext w:val="0"/>
+              <w:widowControl/>
+              <w:spacing w:after="0" w:before="0" w:line="280" w:lineRule="exact"/>
+            </w:pPr>
+            <w:r>
+              <w:rPr>
+                <w:rFonts w:ascii="Microsoft JhengHei" w:hAnsi="Microsoft JhengHei" w:eastAsia="Microsoft JhengHei"/>
+                <w:b w:val="0"/>
+                <w:color w:val="000000"/>
+                <w:sz w:val="21"/>
               </w:rPr>
               <w:t>檢查單筆學生資料與課程參照。</w:t>
             </w:r>
@@ -586,16 +825,20 @@
         </w:tc>
         <w:tc>
           <w:tcPr>
-            <w:tcW w:w="1296" w:type="dxa"/>
-            <w:vAlign w:val="center"/>
-          </w:tcPr>
-          <w:p>
-            <w:pPr>
-              <w:keepNext/>
-              <w:spacing w:after="0" w:line="280" w:lineRule="exact"/>
-            </w:pPr>
-            <w:r>
-              <w:rPr>
+            <w:tcW w:type="dxa" w:w="1296"/>
+            <w:vAlign w:val="center"/>
+          </w:tcPr>
+          <w:p>
+            <w:pPr>
+              <w:keepNext w:val="0"/>
+              <w:widowControl/>
+              <w:spacing w:after="0" w:before="0" w:line="280" w:lineRule="exact"/>
+            </w:pPr>
+            <w:r>
+              <w:rPr>
+                <w:rFonts w:ascii="Microsoft JhengHei" w:hAnsi="Microsoft JhengHei" w:eastAsia="Microsoft JhengHei"/>
+                <w:b w:val="0"/>
+                <w:color w:val="000000"/>
                 <w:sz w:val="21"/>
               </w:rPr>
               <w:t>已實作</w:t>
@@ -606,20 +849,45 @@
       <w:tr>
         <w:trPr>
           <w:cantSplit/>
-          <w:jc w:val="center"/>
         </w:trPr>
         <w:tc>
           <w:tcPr>
-            <w:tcW w:w="2520" w:type="dxa"/>
-            <w:vAlign w:val="center"/>
-          </w:tcPr>
-          <w:p>
-            <w:pPr>
-              <w:keepNext/>
-              <w:spacing w:after="0" w:line="280" w:lineRule="exact"/>
-            </w:pPr>
-            <w:r>
-              <w:rPr>
+            <w:tcW w:type="dxa" w:w="1644"/>
+            <w:vAlign w:val="center"/>
+          </w:tcPr>
+          <w:p>
+            <w:pPr>
+              <w:keepNext w:val="0"/>
+              <w:widowControl/>
+              <w:spacing w:after="0" w:before="0" w:line="280" w:lineRule="exact"/>
+            </w:pPr>
+            <w:r>
+              <w:rPr>
+                <w:rFonts w:ascii="Microsoft JhengHei" w:hAnsi="Microsoft JhengHei" w:eastAsia="Microsoft JhengHei"/>
+                <w:b w:val="0"/>
+                <w:color w:val="000000"/>
+                <w:sz w:val="21"/>
+              </w:rPr>
+              <w:t>student.py</w:t>
+            </w:r>
+          </w:p>
+        </w:tc>
+        <w:tc>
+          <w:tcPr>
+            <w:tcW w:type="dxa" w:w="3231"/>
+            <w:vAlign w:val="center"/>
+          </w:tcPr>
+          <w:p>
+            <w:pPr>
+              <w:keepNext w:val="0"/>
+              <w:widowControl/>
+              <w:spacing w:after="0" w:before="0" w:line="280" w:lineRule="exact"/>
+            </w:pPr>
+            <w:r>
+              <w:rPr>
+                <w:rFonts w:ascii="Microsoft JhengHei" w:hAnsi="Microsoft JhengHei" w:eastAsia="Microsoft JhengHei"/>
+                <w:b w:val="0"/>
+                <w:color w:val="000000"/>
                 <w:sz w:val="21"/>
               </w:rPr>
               <w:t>add_student</w:t>
@@ -628,21 +896,21 @@
         </w:tc>
         <w:tc>
           <w:tcPr>
-            <w:tcW w:w="6408" w:type="dxa"/>
-            <w:vAlign w:val="center"/>
-          </w:tcPr>
-          <w:p>
-            <w:pPr>
-              <w:keepNext/>
-              <w:spacing w:after="0" w:line="280" w:lineRule="exact"/>
-              <w:rPr>
-                <w:lang w:eastAsia="zh-TW"/>
-              </w:rPr>
-            </w:pPr>
-            <w:r>
-              <w:rPr>
-                <w:sz w:val="21"/>
-                <w:lang w:eastAsia="zh-TW"/>
+            <w:tcW w:type="dxa" w:w="4052"/>
+            <w:vAlign w:val="center"/>
+          </w:tcPr>
+          <w:p>
+            <w:pPr>
+              <w:keepNext w:val="0"/>
+              <w:widowControl/>
+              <w:spacing w:after="0" w:before="0" w:line="280" w:lineRule="exact"/>
+            </w:pPr>
+            <w:r>
+              <w:rPr>
+                <w:rFonts w:ascii="Microsoft JhengHei" w:hAnsi="Microsoft JhengHei" w:eastAsia="Microsoft JhengHei"/>
+                <w:b w:val="0"/>
+                <w:color w:val="000000"/>
+                <w:sz w:val="21"/>
               </w:rPr>
               <w:t>新增學生，可接收外部已檢查的非空選課清單。</w:t>
             </w:r>
@@ -650,16 +918,20 @@
         </w:tc>
         <w:tc>
           <w:tcPr>
-            <w:tcW w:w="1296" w:type="dxa"/>
-            <w:vAlign w:val="center"/>
-          </w:tcPr>
-          <w:p>
-            <w:pPr>
-              <w:keepNext/>
-              <w:spacing w:after="0" w:line="280" w:lineRule="exact"/>
-            </w:pPr>
-            <w:r>
-              <w:rPr>
+            <w:tcW w:type="dxa" w:w="1296"/>
+            <w:vAlign w:val="center"/>
+          </w:tcPr>
+          <w:p>
+            <w:pPr>
+              <w:keepNext w:val="0"/>
+              <w:widowControl/>
+              <w:spacing w:after="0" w:before="0" w:line="280" w:lineRule="exact"/>
+            </w:pPr>
+            <w:r>
+              <w:rPr>
+                <w:rFonts w:ascii="Microsoft JhengHei" w:hAnsi="Microsoft JhengHei" w:eastAsia="Microsoft JhengHei"/>
+                <w:b w:val="0"/>
+                <w:color w:val="000000"/>
                 <w:sz w:val="21"/>
               </w:rPr>
               <w:t>已實作</w:t>
@@ -670,20 +942,45 @@
       <w:tr>
         <w:trPr>
           <w:cantSplit/>
-          <w:jc w:val="center"/>
         </w:trPr>
         <w:tc>
           <w:tcPr>
-            <w:tcW w:w="2520" w:type="dxa"/>
-            <w:vAlign w:val="center"/>
-          </w:tcPr>
-          <w:p>
-            <w:pPr>
-              <w:keepNext/>
-              <w:spacing w:after="0" w:line="280" w:lineRule="exact"/>
-            </w:pPr>
-            <w:r>
-              <w:rPr>
+            <w:tcW w:type="dxa" w:w="1644"/>
+            <w:vAlign w:val="center"/>
+          </w:tcPr>
+          <w:p>
+            <w:pPr>
+              <w:keepNext w:val="0"/>
+              <w:widowControl/>
+              <w:spacing w:after="0" w:before="0" w:line="280" w:lineRule="exact"/>
+            </w:pPr>
+            <w:r>
+              <w:rPr>
+                <w:rFonts w:ascii="Microsoft JhengHei" w:hAnsi="Microsoft JhengHei" w:eastAsia="Microsoft JhengHei"/>
+                <w:b w:val="0"/>
+                <w:color w:val="000000"/>
+                <w:sz w:val="21"/>
+              </w:rPr>
+              <w:t>student.py</w:t>
+            </w:r>
+          </w:p>
+        </w:tc>
+        <w:tc>
+          <w:tcPr>
+            <w:tcW w:type="dxa" w:w="3231"/>
+            <w:vAlign w:val="center"/>
+          </w:tcPr>
+          <w:p>
+            <w:pPr>
+              <w:keepNext w:val="0"/>
+              <w:widowControl/>
+              <w:spacing w:after="0" w:before="0" w:line="280" w:lineRule="exact"/>
+            </w:pPr>
+            <w:r>
+              <w:rPr>
+                <w:rFonts w:ascii="Microsoft JhengHei" w:hAnsi="Microsoft JhengHei" w:eastAsia="Microsoft JhengHei"/>
+                <w:b w:val="0"/>
+                <w:color w:val="000000"/>
                 <w:sz w:val="21"/>
               </w:rPr>
               <w:t>update_student</w:t>
@@ -692,21 +989,21 @@
         </w:tc>
         <w:tc>
           <w:tcPr>
-            <w:tcW w:w="6408" w:type="dxa"/>
-            <w:vAlign w:val="center"/>
-          </w:tcPr>
-          <w:p>
-            <w:pPr>
-              <w:keepNext/>
-              <w:spacing w:after="0" w:line="280" w:lineRule="exact"/>
-              <w:rPr>
-                <w:lang w:eastAsia="zh-TW"/>
-              </w:rPr>
-            </w:pPr>
-            <w:r>
-              <w:rPr>
-                <w:sz w:val="21"/>
-                <w:lang w:eastAsia="zh-TW"/>
+            <w:tcW w:type="dxa" w:w="4052"/>
+            <w:vAlign w:val="center"/>
+          </w:tcPr>
+          <w:p>
+            <w:pPr>
+              <w:keepNext w:val="0"/>
+              <w:widowControl/>
+              <w:spacing w:after="0" w:before="0" w:line="280" w:lineRule="exact"/>
+            </w:pPr>
+            <w:r>
+              <w:rPr>
+                <w:rFonts w:ascii="Microsoft JhengHei" w:hAnsi="Microsoft JhengHei" w:eastAsia="Microsoft JhengHei"/>
+                <w:b w:val="0"/>
+                <w:color w:val="000000"/>
+                <w:sz w:val="21"/>
               </w:rPr>
               <w:t>部分更新學生，包括外部已檢查的選課結果。</w:t>
             </w:r>
@@ -714,16 +1011,20 @@
         </w:tc>
         <w:tc>
           <w:tcPr>
-            <w:tcW w:w="1296" w:type="dxa"/>
-            <w:vAlign w:val="center"/>
-          </w:tcPr>
-          <w:p>
-            <w:pPr>
-              <w:keepNext/>
-              <w:spacing w:after="0" w:line="280" w:lineRule="exact"/>
-            </w:pPr>
-            <w:r>
-              <w:rPr>
+            <w:tcW w:type="dxa" w:w="1296"/>
+            <w:vAlign w:val="center"/>
+          </w:tcPr>
+          <w:p>
+            <w:pPr>
+              <w:keepNext w:val="0"/>
+              <w:widowControl/>
+              <w:spacing w:after="0" w:before="0" w:line="280" w:lineRule="exact"/>
+            </w:pPr>
+            <w:r>
+              <w:rPr>
+                <w:rFonts w:ascii="Microsoft JhengHei" w:hAnsi="Microsoft JhengHei" w:eastAsia="Microsoft JhengHei"/>
+                <w:b w:val="0"/>
+                <w:color w:val="000000"/>
                 <w:sz w:val="21"/>
               </w:rPr>
               <w:t>已實作</w:t>
@@ -734,20 +1035,45 @@
       <w:tr>
         <w:trPr>
           <w:cantSplit/>
-          <w:jc w:val="center"/>
         </w:trPr>
         <w:tc>
           <w:tcPr>
-            <w:tcW w:w="2520" w:type="dxa"/>
-            <w:vAlign w:val="center"/>
-          </w:tcPr>
-          <w:p>
-            <w:pPr>
-              <w:keepNext/>
-              <w:spacing w:after="0" w:line="280" w:lineRule="exact"/>
-            </w:pPr>
-            <w:r>
-              <w:rPr>
+            <w:tcW w:type="dxa" w:w="1644"/>
+            <w:vAlign w:val="center"/>
+          </w:tcPr>
+          <w:p>
+            <w:pPr>
+              <w:keepNext w:val="0"/>
+              <w:widowControl/>
+              <w:spacing w:after="0" w:before="0" w:line="280" w:lineRule="exact"/>
+            </w:pPr>
+            <w:r>
+              <w:rPr>
+                <w:rFonts w:ascii="Microsoft JhengHei" w:hAnsi="Microsoft JhengHei" w:eastAsia="Microsoft JhengHei"/>
+                <w:b w:val="0"/>
+                <w:color w:val="000000"/>
+                <w:sz w:val="21"/>
+              </w:rPr>
+              <w:t>student.py</w:t>
+            </w:r>
+          </w:p>
+        </w:tc>
+        <w:tc>
+          <w:tcPr>
+            <w:tcW w:type="dxa" w:w="3231"/>
+            <w:vAlign w:val="center"/>
+          </w:tcPr>
+          <w:p>
+            <w:pPr>
+              <w:keepNext w:val="0"/>
+              <w:widowControl/>
+              <w:spacing w:after="0" w:before="0" w:line="280" w:lineRule="exact"/>
+            </w:pPr>
+            <w:r>
+              <w:rPr>
+                <w:rFonts w:ascii="Microsoft JhengHei" w:hAnsi="Microsoft JhengHei" w:eastAsia="Microsoft JhengHei"/>
+                <w:b w:val="0"/>
+                <w:color w:val="000000"/>
                 <w:sz w:val="21"/>
               </w:rPr>
               <w:t>delete_student</w:t>
@@ -756,16 +1082,20 @@
         </w:tc>
         <w:tc>
           <w:tcPr>
-            <w:tcW w:w="6408" w:type="dxa"/>
-            <w:vAlign w:val="center"/>
-          </w:tcPr>
-          <w:p>
-            <w:pPr>
-              <w:keepNext/>
-              <w:spacing w:after="0" w:line="280" w:lineRule="exact"/>
-            </w:pPr>
-            <w:r>
-              <w:rPr>
+            <w:tcW w:type="dxa" w:w="4052"/>
+            <w:vAlign w:val="center"/>
+          </w:tcPr>
+          <w:p>
+            <w:pPr>
+              <w:keepNext w:val="0"/>
+              <w:widowControl/>
+              <w:spacing w:after="0" w:before="0" w:line="280" w:lineRule="exact"/>
+            </w:pPr>
+            <w:r>
+              <w:rPr>
+                <w:rFonts w:ascii="Microsoft JhengHei" w:hAnsi="Microsoft JhengHei" w:eastAsia="Microsoft JhengHei"/>
+                <w:b w:val="0"/>
+                <w:color w:val="000000"/>
                 <w:sz w:val="21"/>
               </w:rPr>
               <w:t>刪除指定學生，允許該學生已有選課。</w:t>
@@ -774,16 +1104,20 @@
         </w:tc>
         <w:tc>
           <w:tcPr>
-            <w:tcW w:w="1296" w:type="dxa"/>
-            <w:vAlign w:val="center"/>
-          </w:tcPr>
-          <w:p>
-            <w:pPr>
-              <w:keepNext/>
-              <w:spacing w:after="0" w:line="280" w:lineRule="exact"/>
-            </w:pPr>
-            <w:r>
-              <w:rPr>
+            <w:tcW w:type="dxa" w:w="1296"/>
+            <w:vAlign w:val="center"/>
+          </w:tcPr>
+          <w:p>
+            <w:pPr>
+              <w:keepNext w:val="0"/>
+              <w:widowControl/>
+              <w:spacing w:after="0" w:before="0" w:line="280" w:lineRule="exact"/>
+            </w:pPr>
+            <w:r>
+              <w:rPr>
+                <w:rFonts w:ascii="Microsoft JhengHei" w:hAnsi="Microsoft JhengHei" w:eastAsia="Microsoft JhengHei"/>
+                <w:b w:val="0"/>
+                <w:color w:val="000000"/>
                 <w:sz w:val="21"/>
               </w:rPr>
               <w:t>已實作</w:t>
@@ -794,19 +1128,45 @@
       <w:tr>
         <w:trPr>
           <w:cantSplit/>
-          <w:jc w:val="center"/>
         </w:trPr>
         <w:tc>
           <w:tcPr>
-            <w:tcW w:w="2520" w:type="dxa"/>
-            <w:vAlign w:val="center"/>
-          </w:tcPr>
-          <w:p>
-            <w:pPr>
-              <w:spacing w:after="0" w:line="280" w:lineRule="exact"/>
-            </w:pPr>
-            <w:r>
-              <w:rPr>
+            <w:tcW w:type="dxa" w:w="1644"/>
+            <w:vAlign w:val="center"/>
+          </w:tcPr>
+          <w:p>
+            <w:pPr>
+              <w:keepNext w:val="0"/>
+              <w:widowControl/>
+              <w:spacing w:after="0" w:before="0" w:line="280" w:lineRule="exact"/>
+            </w:pPr>
+            <w:r>
+              <w:rPr>
+                <w:rFonts w:ascii="Microsoft JhengHei" w:hAnsi="Microsoft JhengHei" w:eastAsia="Microsoft JhengHei"/>
+                <w:b w:val="0"/>
+                <w:color w:val="000000"/>
+                <w:sz w:val="21"/>
+              </w:rPr>
+              <w:t>student.py</w:t>
+            </w:r>
+          </w:p>
+        </w:tc>
+        <w:tc>
+          <w:tcPr>
+            <w:tcW w:type="dxa" w:w="3231"/>
+            <w:vAlign w:val="center"/>
+          </w:tcPr>
+          <w:p>
+            <w:pPr>
+              <w:keepNext w:val="0"/>
+              <w:widowControl/>
+              <w:spacing w:after="0" w:before="0" w:line="280" w:lineRule="exact"/>
+            </w:pPr>
+            <w:r>
+              <w:rPr>
+                <w:rFonts w:ascii="Microsoft JhengHei" w:hAnsi="Microsoft JhengHei" w:eastAsia="Microsoft JhengHei"/>
+                <w:b w:val="0"/>
+                <w:color w:val="000000"/>
                 <w:sz w:val="21"/>
               </w:rPr>
               <w:t>search_student</w:t>
@@ -815,15 +1175,20 @@
         </w:tc>
         <w:tc>
           <w:tcPr>
-            <w:tcW w:w="6408" w:type="dxa"/>
-            <w:vAlign w:val="center"/>
-          </w:tcPr>
-          <w:p>
-            <w:pPr>
-              <w:spacing w:after="0" w:line="280" w:lineRule="exact"/>
-            </w:pPr>
-            <w:r>
-              <w:rPr>
+            <w:tcW w:type="dxa" w:w="4052"/>
+            <w:vAlign w:val="center"/>
+          </w:tcPr>
+          <w:p>
+            <w:pPr>
+              <w:keepNext w:val="0"/>
+              <w:widowControl/>
+              <w:spacing w:after="0" w:before="0" w:line="280" w:lineRule="exact"/>
+            </w:pPr>
+            <w:r>
+              <w:rPr>
+                <w:rFonts w:ascii="Microsoft JhengHei" w:hAnsi="Microsoft JhengHei" w:eastAsia="Microsoft JhengHei"/>
+                <w:b w:val="0"/>
+                <w:color w:val="000000"/>
                 <w:sz w:val="21"/>
               </w:rPr>
               <w:t>依學號精確查詢學生，或取得全部學生。</w:t>
@@ -832,18 +1197,674 @@
         </w:tc>
         <w:tc>
           <w:tcPr>
-            <w:tcW w:w="1296" w:type="dxa"/>
-            <w:vAlign w:val="center"/>
-          </w:tcPr>
-          <w:p>
-            <w:pPr>
-              <w:spacing w:after="0" w:line="280" w:lineRule="exact"/>
-            </w:pPr>
-            <w:r>
-              <w:rPr>
+            <w:tcW w:type="dxa" w:w="1296"/>
+            <w:vAlign w:val="center"/>
+          </w:tcPr>
+          <w:p>
+            <w:pPr>
+              <w:keepNext w:val="0"/>
+              <w:widowControl/>
+              <w:spacing w:after="0" w:before="0" w:line="280" w:lineRule="exact"/>
+            </w:pPr>
+            <w:r>
+              <w:rPr>
+                <w:rFonts w:ascii="Microsoft JhengHei" w:hAnsi="Microsoft JhengHei" w:eastAsia="Microsoft JhengHei"/>
+                <w:b w:val="0"/>
+                <w:color w:val="000000"/>
                 <w:sz w:val="21"/>
               </w:rPr>
               <w:t>已實作</w:t>
+            </w:r>
+          </w:p>
+        </w:tc>
+      </w:tr>
+      <w:tr>
+        <w:trPr>
+          <w:cantSplit/>
+        </w:trPr>
+        <w:tc>
+          <w:tcPr>
+            <w:tcW w:type="dxa" w:w="1644"/>
+            <w:vAlign w:val="center"/>
+          </w:tcPr>
+          <w:p>
+            <w:pPr>
+              <w:keepNext w:val="0"/>
+              <w:widowControl/>
+              <w:spacing w:after="0" w:before="0" w:line="280" w:lineRule="exact"/>
+            </w:pPr>
+            <w:r>
+              <w:rPr>
+                <w:rFonts w:ascii="Microsoft JhengHei" w:hAnsi="Microsoft JhengHei" w:eastAsia="Microsoft JhengHei"/>
+                <w:b w:val="0"/>
+                <w:color w:val="000000"/>
+                <w:sz w:val="21"/>
+              </w:rPr>
+              <w:t>conflict.py</w:t>
+            </w:r>
+          </w:p>
+        </w:tc>
+        <w:tc>
+          <w:tcPr>
+            <w:tcW w:type="dxa" w:w="3231"/>
+            <w:vAlign w:val="center"/>
+          </w:tcPr>
+          <w:p>
+            <w:pPr>
+              <w:keepNext w:val="0"/>
+              <w:widowControl/>
+              <w:spacing w:after="0" w:before="0" w:line="280" w:lineRule="exact"/>
+            </w:pPr>
+            <w:r>
+              <w:rPr>
+                <w:rFonts w:ascii="Microsoft JhengHei" w:hAnsi="Microsoft JhengHei" w:eastAsia="Microsoft JhengHei"/>
+                <w:b w:val="0"/>
+                <w:color w:val="000000"/>
+                <w:sz w:val="21"/>
+              </w:rPr>
+              <w:t>check_student_state</w:t>
+            </w:r>
+          </w:p>
+        </w:tc>
+        <w:tc>
+          <w:tcPr>
+            <w:tcW w:type="dxa" w:w="4052"/>
+            <w:vAlign w:val="center"/>
+          </w:tcPr>
+          <w:p>
+            <w:pPr>
+              <w:keepNext w:val="0"/>
+              <w:widowControl/>
+              <w:spacing w:after="0" w:before="0" w:line="280" w:lineRule="exact"/>
+            </w:pPr>
+            <w:r>
+              <w:rPr>
+                <w:rFonts w:ascii="Microsoft JhengHei" w:hAnsi="Microsoft JhengHei" w:eastAsia="Microsoft JhengHei"/>
+                <w:b w:val="0"/>
+                <w:color w:val="000000"/>
+                <w:sz w:val="21"/>
+              </w:rPr>
+              <w:t>F1 呼叫端檢查完整候選學生。</w:t>
+            </w:r>
+          </w:p>
+        </w:tc>
+        <w:tc>
+          <w:tcPr>
+            <w:tcW w:type="dxa" w:w="1296"/>
+            <w:vAlign w:val="center"/>
+          </w:tcPr>
+          <w:p>
+            <w:pPr>
+              <w:keepNext w:val="0"/>
+              <w:widowControl/>
+              <w:spacing w:after="0" w:before="0" w:line="280" w:lineRule="exact"/>
+            </w:pPr>
+            <w:r>
+              <w:rPr>
+                <w:rFonts w:ascii="Microsoft JhengHei" w:hAnsi="Microsoft JhengHei" w:eastAsia="Microsoft JhengHei"/>
+                <w:b w:val="0"/>
+                <w:color w:val="000000"/>
+                <w:sz w:val="21"/>
+              </w:rPr>
+              <w:t>尚未實作</w:t>
+            </w:r>
+          </w:p>
+        </w:tc>
+      </w:tr>
+      <w:tr>
+        <w:trPr>
+          <w:cantSplit/>
+        </w:trPr>
+        <w:tc>
+          <w:tcPr>
+            <w:tcW w:type="dxa" w:w="1644"/>
+            <w:vAlign w:val="center"/>
+          </w:tcPr>
+          <w:p>
+            <w:pPr>
+              <w:keepNext w:val="0"/>
+              <w:widowControl/>
+              <w:spacing w:after="0" w:before="0" w:line="280" w:lineRule="exact"/>
+            </w:pPr>
+            <w:r>
+              <w:rPr>
+                <w:rFonts w:ascii="Microsoft JhengHei" w:hAnsi="Microsoft JhengHei" w:eastAsia="Microsoft JhengHei"/>
+                <w:b w:val="0"/>
+                <w:color w:val="000000"/>
+                <w:sz w:val="21"/>
+              </w:rPr>
+              <w:t>conflict.py</w:t>
+            </w:r>
+          </w:p>
+        </w:tc>
+        <w:tc>
+          <w:tcPr>
+            <w:tcW w:type="dxa" w:w="3231"/>
+            <w:vAlign w:val="center"/>
+          </w:tcPr>
+          <w:p>
+            <w:pPr>
+              <w:keepNext w:val="0"/>
+              <w:widowControl/>
+              <w:spacing w:after="0" w:before="0" w:line="280" w:lineRule="exact"/>
+            </w:pPr>
+            <w:r>
+              <w:rPr>
+                <w:rFonts w:ascii="Microsoft JhengHei" w:hAnsi="Microsoft JhengHei" w:eastAsia="Microsoft JhengHei"/>
+                <w:b w:val="0"/>
+                <w:color w:val="000000"/>
+                <w:sz w:val="21"/>
+              </w:rPr>
+              <w:t>check_activity_participation</w:t>
+            </w:r>
+          </w:p>
+        </w:tc>
+        <w:tc>
+          <w:tcPr>
+            <w:tcW w:type="dxa" w:w="4052"/>
+            <w:vAlign w:val="center"/>
+          </w:tcPr>
+          <w:p>
+            <w:pPr>
+              <w:keepNext w:val="0"/>
+              <w:widowControl/>
+              <w:spacing w:after="0" w:before="0" w:line="280" w:lineRule="exact"/>
+            </w:pPr>
+            <w:r>
+              <w:rPr>
+                <w:rFonts w:ascii="Microsoft JhengHei" w:hAnsi="Microsoft JhengHei" w:eastAsia="Microsoft JhengHei"/>
+                <w:b w:val="0"/>
+                <w:color w:val="000000"/>
+                <w:sz w:val="21"/>
+              </w:rPr>
+              <w:t>活動端檢查目標參加條件。</w:t>
+            </w:r>
+          </w:p>
+        </w:tc>
+        <w:tc>
+          <w:tcPr>
+            <w:tcW w:type="dxa" w:w="1296"/>
+            <w:vAlign w:val="center"/>
+          </w:tcPr>
+          <w:p>
+            <w:pPr>
+              <w:keepNext w:val="0"/>
+              <w:widowControl/>
+              <w:spacing w:after="0" w:before="0" w:line="280" w:lineRule="exact"/>
+            </w:pPr>
+            <w:r>
+              <w:rPr>
+                <w:rFonts w:ascii="Microsoft JhengHei" w:hAnsi="Microsoft JhengHei" w:eastAsia="Microsoft JhengHei"/>
+                <w:b w:val="0"/>
+                <w:color w:val="000000"/>
+                <w:sz w:val="21"/>
+              </w:rPr>
+              <w:t>尚未實作</w:t>
+            </w:r>
+          </w:p>
+        </w:tc>
+      </w:tr>
+      <w:tr>
+        <w:trPr>
+          <w:cantSplit/>
+        </w:trPr>
+        <w:tc>
+          <w:tcPr>
+            <w:tcW w:type="dxa" w:w="1644"/>
+            <w:vAlign w:val="center"/>
+          </w:tcPr>
+          <w:p>
+            <w:pPr>
+              <w:keepNext w:val="0"/>
+              <w:widowControl/>
+              <w:spacing w:after="0" w:before="0" w:line="280" w:lineRule="exact"/>
+            </w:pPr>
+            <w:r>
+              <w:rPr>
+                <w:rFonts w:ascii="Microsoft JhengHei" w:hAnsi="Microsoft JhengHei" w:eastAsia="Microsoft JhengHei"/>
+                <w:b w:val="0"/>
+                <w:color w:val="000000"/>
+                <w:sz w:val="21"/>
+              </w:rPr>
+              <w:t>conflict.py</w:t>
+            </w:r>
+          </w:p>
+        </w:tc>
+        <w:tc>
+          <w:tcPr>
+            <w:tcW w:type="dxa" w:w="3231"/>
+            <w:vAlign w:val="center"/>
+          </w:tcPr>
+          <w:p>
+            <w:pPr>
+              <w:keepNext w:val="0"/>
+              <w:widowControl/>
+              <w:spacing w:after="0" w:before="0" w:line="280" w:lineRule="exact"/>
+            </w:pPr>
+            <w:r>
+              <w:rPr>
+                <w:rFonts w:ascii="Microsoft JhengHei" w:hAnsi="Microsoft JhengHei" w:eastAsia="Microsoft JhengHei"/>
+                <w:b w:val="0"/>
+                <w:color w:val="000000"/>
+                <w:sz w:val="21"/>
+              </w:rPr>
+              <w:t>check_room_time_conflicts</w:t>
+            </w:r>
+          </w:p>
+        </w:tc>
+        <w:tc>
+          <w:tcPr>
+            <w:tcW w:type="dxa" w:w="4052"/>
+            <w:vAlign w:val="center"/>
+          </w:tcPr>
+          <w:p>
+            <w:pPr>
+              <w:keepNext w:val="0"/>
+              <w:widowControl/>
+              <w:spacing w:after="0" w:before="0" w:line="280" w:lineRule="exact"/>
+            </w:pPr>
+            <w:r>
+              <w:rPr>
+                <w:rFonts w:ascii="Microsoft JhengHei" w:hAnsi="Microsoft JhengHei" w:eastAsia="Microsoft JhengHei"/>
+                <w:b w:val="0"/>
+                <w:color w:val="000000"/>
+                <w:sz w:val="21"/>
+              </w:rPr>
+              <w:t>課程及活動端共用教室衝突檢查。</w:t>
+            </w:r>
+          </w:p>
+        </w:tc>
+        <w:tc>
+          <w:tcPr>
+            <w:tcW w:type="dxa" w:w="1296"/>
+            <w:vAlign w:val="center"/>
+          </w:tcPr>
+          <w:p>
+            <w:pPr>
+              <w:keepNext w:val="0"/>
+              <w:widowControl/>
+              <w:spacing w:after="0" w:before="0" w:line="280" w:lineRule="exact"/>
+            </w:pPr>
+            <w:r>
+              <w:rPr>
+                <w:rFonts w:ascii="Microsoft JhengHei" w:hAnsi="Microsoft JhengHei" w:eastAsia="Microsoft JhengHei"/>
+                <w:b w:val="0"/>
+                <w:color w:val="000000"/>
+                <w:sz w:val="21"/>
+              </w:rPr>
+              <w:t>尚未實作</w:t>
+            </w:r>
+          </w:p>
+        </w:tc>
+      </w:tr>
+      <w:tr>
+        <w:trPr>
+          <w:cantSplit/>
+        </w:trPr>
+        <w:tc>
+          <w:tcPr>
+            <w:tcW w:type="dxa" w:w="1644"/>
+            <w:vAlign w:val="center"/>
+          </w:tcPr>
+          <w:p>
+            <w:pPr>
+              <w:keepNext w:val="0"/>
+              <w:widowControl/>
+              <w:spacing w:after="0" w:before="0" w:line="280" w:lineRule="exact"/>
+            </w:pPr>
+            <w:r>
+              <w:rPr>
+                <w:rFonts w:ascii="Microsoft JhengHei" w:hAnsi="Microsoft JhengHei" w:eastAsia="Microsoft JhengHei"/>
+                <w:b w:val="0"/>
+                <w:color w:val="000000"/>
+                <w:sz w:val="21"/>
+              </w:rPr>
+              <w:t>timetable.py</w:t>
+            </w:r>
+          </w:p>
+        </w:tc>
+        <w:tc>
+          <w:tcPr>
+            <w:tcW w:type="dxa" w:w="3231"/>
+            <w:vAlign w:val="center"/>
+          </w:tcPr>
+          <w:p>
+            <w:pPr>
+              <w:keepNext w:val="0"/>
+              <w:widowControl/>
+              <w:spacing w:after="0" w:before="0" w:line="280" w:lineRule="exact"/>
+            </w:pPr>
+            <w:r>
+              <w:rPr>
+                <w:rFonts w:ascii="Microsoft JhengHei" w:hAnsi="Microsoft JhengHei" w:eastAsia="Microsoft JhengHei"/>
+                <w:b w:val="0"/>
+                <w:color w:val="000000"/>
+                <w:sz w:val="21"/>
+              </w:rPr>
+              <w:t>build_timetable</w:t>
+            </w:r>
+          </w:p>
+        </w:tc>
+        <w:tc>
+          <w:tcPr>
+            <w:tcW w:type="dxa" w:w="4052"/>
+            <w:vAlign w:val="center"/>
+          </w:tcPr>
+          <w:p>
+            <w:pPr>
+              <w:keepNext w:val="0"/>
+              <w:widowControl/>
+              <w:spacing w:after="0" w:before="0" w:line="280" w:lineRule="exact"/>
+            </w:pPr>
+            <w:r>
+              <w:rPr>
+                <w:rFonts w:ascii="Microsoft JhengHei" w:hAnsi="Microsoft JhengHei" w:eastAsia="Microsoft JhengHei"/>
+                <w:b w:val="0"/>
+                <w:color w:val="000000"/>
+                <w:sz w:val="21"/>
+              </w:rPr>
+              <w:t>個人課表端建立一週課表。</w:t>
+            </w:r>
+          </w:p>
+        </w:tc>
+        <w:tc>
+          <w:tcPr>
+            <w:tcW w:type="dxa" w:w="1296"/>
+            <w:vAlign w:val="center"/>
+          </w:tcPr>
+          <w:p>
+            <w:pPr>
+              <w:keepNext w:val="0"/>
+              <w:widowControl/>
+              <w:spacing w:after="0" w:before="0" w:line="280" w:lineRule="exact"/>
+            </w:pPr>
+            <w:r>
+              <w:rPr>
+                <w:rFonts w:ascii="Microsoft JhengHei" w:hAnsi="Microsoft JhengHei" w:eastAsia="Microsoft JhengHei"/>
+                <w:b w:val="0"/>
+                <w:color w:val="000000"/>
+                <w:sz w:val="21"/>
+              </w:rPr>
+              <w:t>尚未實作</w:t>
+            </w:r>
+          </w:p>
+        </w:tc>
+      </w:tr>
+      <w:tr>
+        <w:trPr>
+          <w:cantSplit/>
+        </w:trPr>
+        <w:tc>
+          <w:tcPr>
+            <w:tcW w:type="dxa" w:w="1644"/>
+            <w:vAlign w:val="center"/>
+          </w:tcPr>
+          <w:p>
+            <w:pPr>
+              <w:keepNext w:val="0"/>
+              <w:widowControl/>
+              <w:spacing w:after="0" w:before="0" w:line="280" w:lineRule="exact"/>
+            </w:pPr>
+            <w:r>
+              <w:rPr>
+                <w:rFonts w:ascii="Microsoft JhengHei" w:hAnsi="Microsoft JhengHei" w:eastAsia="Microsoft JhengHei"/>
+                <w:b w:val="0"/>
+                <w:color w:val="000000"/>
+                <w:sz w:val="21"/>
+              </w:rPr>
+              <w:t>timetable.py</w:t>
+            </w:r>
+          </w:p>
+        </w:tc>
+        <w:tc>
+          <w:tcPr>
+            <w:tcW w:type="dxa" w:w="3231"/>
+            <w:vAlign w:val="center"/>
+          </w:tcPr>
+          <w:p>
+            <w:pPr>
+              <w:keepNext w:val="0"/>
+              <w:widowControl/>
+              <w:spacing w:after="0" w:before="0" w:line="280" w:lineRule="exact"/>
+            </w:pPr>
+            <w:r>
+              <w:rPr>
+                <w:rFonts w:ascii="Microsoft JhengHei" w:hAnsi="Microsoft JhengHei" w:eastAsia="Microsoft JhengHei"/>
+                <w:b w:val="0"/>
+                <w:color w:val="000000"/>
+                <w:sz w:val="21"/>
+              </w:rPr>
+              <w:t>query_timetable</w:t>
+            </w:r>
+          </w:p>
+        </w:tc>
+        <w:tc>
+          <w:tcPr>
+            <w:tcW w:type="dxa" w:w="4052"/>
+            <w:vAlign w:val="center"/>
+          </w:tcPr>
+          <w:p>
+            <w:pPr>
+              <w:keepNext w:val="0"/>
+              <w:widowControl/>
+              <w:spacing w:after="0" w:before="0" w:line="280" w:lineRule="exact"/>
+            </w:pPr>
+            <w:r>
+              <w:rPr>
+                <w:rFonts w:ascii="Microsoft JhengHei" w:hAnsi="Microsoft JhengHei" w:eastAsia="Microsoft JhengHei"/>
+                <w:b w:val="0"/>
+                <w:color w:val="000000"/>
+                <w:sz w:val="21"/>
+              </w:rPr>
+              <w:t>個人課表端依條件查詢。</w:t>
+            </w:r>
+          </w:p>
+        </w:tc>
+        <w:tc>
+          <w:tcPr>
+            <w:tcW w:type="dxa" w:w="1296"/>
+            <w:vAlign w:val="center"/>
+          </w:tcPr>
+          <w:p>
+            <w:pPr>
+              <w:keepNext w:val="0"/>
+              <w:widowControl/>
+              <w:spacing w:after="0" w:before="0" w:line="280" w:lineRule="exact"/>
+            </w:pPr>
+            <w:r>
+              <w:rPr>
+                <w:rFonts w:ascii="Microsoft JhengHei" w:hAnsi="Microsoft JhengHei" w:eastAsia="Microsoft JhengHei"/>
+                <w:b w:val="0"/>
+                <w:color w:val="000000"/>
+                <w:sz w:val="21"/>
+              </w:rPr>
+              <w:t>尚未實作</w:t>
+            </w:r>
+          </w:p>
+        </w:tc>
+      </w:tr>
+      <w:tr>
+        <w:trPr>
+          <w:cantSplit/>
+        </w:trPr>
+        <w:tc>
+          <w:tcPr>
+            <w:tcW w:type="dxa" w:w="1644"/>
+            <w:vAlign w:val="center"/>
+          </w:tcPr>
+          <w:p>
+            <w:pPr>
+              <w:keepNext w:val="0"/>
+              <w:widowControl/>
+              <w:spacing w:after="0" w:before="0" w:line="280" w:lineRule="exact"/>
+            </w:pPr>
+            <w:r>
+              <w:rPr>
+                <w:rFonts w:ascii="Microsoft JhengHei" w:hAnsi="Microsoft JhengHei" w:eastAsia="Microsoft JhengHei"/>
+                <w:b w:val="0"/>
+                <w:color w:val="000000"/>
+                <w:sz w:val="21"/>
+              </w:rPr>
+              <w:t>timetable.py</w:t>
+            </w:r>
+          </w:p>
+        </w:tc>
+        <w:tc>
+          <w:tcPr>
+            <w:tcW w:type="dxa" w:w="3231"/>
+            <w:vAlign w:val="center"/>
+          </w:tcPr>
+          <w:p>
+            <w:pPr>
+              <w:keepNext w:val="0"/>
+              <w:widowControl/>
+              <w:spacing w:after="0" w:before="0" w:line="280" w:lineRule="exact"/>
+            </w:pPr>
+            <w:r>
+              <w:rPr>
+                <w:rFonts w:ascii="Microsoft JhengHei" w:hAnsi="Microsoft JhengHei" w:eastAsia="Microsoft JhengHei"/>
+                <w:b w:val="0"/>
+                <w:color w:val="000000"/>
+                <w:sz w:val="21"/>
+              </w:rPr>
+              <w:t>find_free_periods</w:t>
+            </w:r>
+          </w:p>
+        </w:tc>
+        <w:tc>
+          <w:tcPr>
+            <w:tcW w:type="dxa" w:w="4052"/>
+            <w:vAlign w:val="center"/>
+          </w:tcPr>
+          <w:p>
+            <w:pPr>
+              <w:keepNext w:val="0"/>
+              <w:widowControl/>
+              <w:spacing w:after="0" w:before="0" w:line="280" w:lineRule="exact"/>
+            </w:pPr>
+            <w:r>
+              <w:rPr>
+                <w:rFonts w:ascii="Microsoft JhengHei" w:hAnsi="Microsoft JhengHei" w:eastAsia="Microsoft JhengHei"/>
+                <w:b w:val="0"/>
+                <w:color w:val="000000"/>
+                <w:sz w:val="21"/>
+              </w:rPr>
+              <w:t>個人課表端查詢連續空閒節次。</w:t>
+            </w:r>
+          </w:p>
+        </w:tc>
+        <w:tc>
+          <w:tcPr>
+            <w:tcW w:type="dxa" w:w="1296"/>
+            <w:vAlign w:val="center"/>
+          </w:tcPr>
+          <w:p>
+            <w:pPr>
+              <w:keepNext w:val="0"/>
+              <w:widowControl/>
+              <w:spacing w:after="0" w:before="0" w:line="280" w:lineRule="exact"/>
+            </w:pPr>
+            <w:r>
+              <w:rPr>
+                <w:rFonts w:ascii="Microsoft JhengHei" w:hAnsi="Microsoft JhengHei" w:eastAsia="Microsoft JhengHei"/>
+                <w:b w:val="0"/>
+                <w:color w:val="000000"/>
+                <w:sz w:val="21"/>
+              </w:rPr>
+              <w:t>尚未實作</w:t>
+            </w:r>
+          </w:p>
+        </w:tc>
+      </w:tr>
+      <w:tr>
+        <w:trPr>
+          <w:cantSplit/>
+        </w:trPr>
+        <w:tc>
+          <w:tcPr>
+            <w:tcW w:type="dxa" w:w="1644"/>
+            <w:vAlign w:val="center"/>
+          </w:tcPr>
+          <w:p>
+            <w:pPr>
+              <w:keepNext w:val="0"/>
+              <w:widowControl/>
+              <w:spacing w:after="0" w:before="0" w:line="280" w:lineRule="exact"/>
+            </w:pPr>
+            <w:r>
+              <w:rPr>
+                <w:rFonts w:ascii="Microsoft JhengHei" w:hAnsi="Microsoft JhengHei" w:eastAsia="Microsoft JhengHei"/>
+                <w:b w:val="0"/>
+                <w:color w:val="000000"/>
+                <w:sz w:val="21"/>
+              </w:rPr>
+              <w:t>timetable.py</w:t>
+            </w:r>
+          </w:p>
+        </w:tc>
+        <w:tc>
+          <w:tcPr>
+            <w:tcW w:type="dxa" w:w="3231"/>
+            <w:vAlign w:val="center"/>
+          </w:tcPr>
+          <w:p>
+            <w:pPr>
+              <w:keepNext w:val="0"/>
+              <w:widowControl/>
+              <w:spacing w:after="0" w:before="0" w:line="280" w:lineRule="exact"/>
+            </w:pPr>
+            <w:r>
+              <w:rPr>
+                <w:rFonts w:ascii="Microsoft JhengHei" w:hAnsi="Microsoft JhengHei" w:eastAsia="Microsoft JhengHei"/>
+                <w:b w:val="0"/>
+                <w:color w:val="000000"/>
+                <w:sz w:val="21"/>
+              </w:rPr>
+              <w:t>summarize_timetable</w:t>
+            </w:r>
+          </w:p>
+        </w:tc>
+        <w:tc>
+          <w:tcPr>
+            <w:tcW w:type="dxa" w:w="4052"/>
+            <w:vAlign w:val="center"/>
+          </w:tcPr>
+          <w:p>
+            <w:pPr>
+              <w:keepNext w:val="0"/>
+              <w:widowControl/>
+              <w:spacing w:after="0" w:before="0" w:line="280" w:lineRule="exact"/>
+            </w:pPr>
+            <w:r>
+              <w:rPr>
+                <w:rFonts w:ascii="Microsoft JhengHei" w:hAnsi="Microsoft JhengHei" w:eastAsia="Microsoft JhengHei"/>
+                <w:b w:val="0"/>
+                <w:color w:val="000000"/>
+                <w:sz w:val="21"/>
+              </w:rPr>
+              <w:t>個人課表端取得課表統計。</w:t>
+            </w:r>
+          </w:p>
+        </w:tc>
+        <w:tc>
+          <w:tcPr>
+            <w:tcW w:type="dxa" w:w="1296"/>
+            <w:vAlign w:val="center"/>
+          </w:tcPr>
+          <w:p>
+            <w:pPr>
+              <w:keepNext w:val="0"/>
+              <w:widowControl/>
+              <w:spacing w:after="0" w:before="0" w:line="280" w:lineRule="exact"/>
+            </w:pPr>
+            <w:r>
+              <w:rPr>
+                <w:rFonts w:ascii="Microsoft JhengHei" w:hAnsi="Microsoft JhengHei" w:eastAsia="Microsoft JhengHei"/>
+                <w:b w:val="0"/>
+                <w:color w:val="000000"/>
+                <w:sz w:val="21"/>
+              </w:rPr>
+              <w:t>尚未實作</w:t>
             </w:r>
           </w:p>
         </w:tc>
@@ -859,7 +1880,7 @@
         <w:rPr>
           <w:sz w:val="20"/>
         </w:rPr>
-        <w:t>課程函式屬於 modules/course.py，學生函式屬於 modules/student.py。</w:t>
+        <w:t>F1 保留 11 個介面；F2／F3 新增 7 個，共 18 個。模組欄中 conflict.py 與 timetable.py 為規劃歸屬。</w:t>
       </w:r>
     </w:p>
     <w:p>
@@ -867,11 +1888,9 @@
         <w:pStyle w:val="1"/>
       </w:pPr>
       <w:r>
-        <w:t xml:space="preserve">2 </w:t>
+        <w:t>2 F1 共通規則</w:t>
       </w:r>
-      <w:r>
-        <w:t>共通規則</w:t>
-      </w:r>
+      <w:r/>
     </w:p>
     <w:p>
       <w:r>
@@ -896,15 +1915,12 @@
     <w:p>
       <w:pPr>
         <w:pStyle w:val="1"/>
-        <w:pageBreakBefore/>
+        <w:pageBreakBefore w:val="0"/>
       </w:pPr>
       <w:r>
-        <w:lastRenderedPageBreak/>
-        <w:t xml:space="preserve">3 </w:t>
+        <w:t>3 F1 查詢條件與錯誤</w:t>
       </w:r>
-      <w:r>
-        <w:t>查詢條件與錯誤</w:t>
-      </w:r>
+      <w:r/>
     </w:p>
     <w:p>
       <w:r>
@@ -1325,11 +2341,9 @@
         <w:pStyle w:val="1"/>
       </w:pPr>
       <w:r>
-        <w:t xml:space="preserve">4 </w:t>
+        <w:t>4 F1 呼叫端責任</w:t>
       </w:r>
-      <w:r>
-        <w:t>呼叫端責任</w:t>
-      </w:r>
+      <w:r/>
     </w:p>
     <w:tbl>
       <w:tblPr>
@@ -1586,12 +2600,9 @@
         <w:pageBreakBefore/>
       </w:pPr>
       <w:r>
-        <w:lastRenderedPageBreak/>
-        <w:t xml:space="preserve">5 </w:t>
+        <w:t>5 F1 課程函式</w:t>
       </w:r>
-      <w:r>
-        <w:t>課程函式</w:t>
-      </w:r>
+      <w:r/>
     </w:p>
     <w:p>
       <w:pPr>
@@ -4120,12 +5131,9 @@
         <w:pageBreakBefore/>
       </w:pPr>
       <w:r>
-        <w:lastRenderedPageBreak/>
-        <w:t xml:space="preserve">6 </w:t>
+        <w:t>6 F1 學生函式</w:t>
       </w:r>
-      <w:r>
-        <w:t>學生函式</w:t>
-      </w:r>
+      <w:r/>
     </w:p>
     <w:p>
       <w:pPr>
@@ -6233,11 +7241,9 @@
         <w:pStyle w:val="1"/>
       </w:pPr>
       <w:r>
-        <w:t xml:space="preserve">7 </w:t>
+        <w:t>7 F1 範圍與版本註記</w:t>
       </w:r>
-      <w:r>
-        <w:t>待確認與版本註記</w:t>
-      </w:r>
+      <w:r/>
     </w:p>
     <w:p>
       <w:r>
@@ -6254,7 +7260,4612 @@
         <w:rPr>
           <w:sz w:val="18"/>
         </w:rPr>
-        <w:t>來源：SDD 3.1 與 2026/10/16 已確認決策。契約版本為 1.2，本次文件修訂為 1.7。</w:t>
+        <w:t>F1 來源為 SDD 3.1 與 2026/10/16 已確認決策，契約版本維持 1.2。文件 1.9 精簡 F2／F3 介面，不改變 F1 契約或 Data Model。</w:t>
+      </w:r>
+    </w:p>
+    <w:p>
+      <w:pPr>
+        <w:keepNext w:val="0"/>
+        <w:spacing w:before="0" w:after="0" w:line="80" w:lineRule="exact"/>
+      </w:pPr>
+      <w:r>
+        <w:rPr>
+          <w:sz w:val="8"/>
+        </w:rPr>
+      </w:r>
+    </w:p>
+    <w:p>
+      <w:pPr>
+        <w:keepNext w:val="0"/>
+        <w:spacing w:before="0" w:after="0" w:line="80" w:lineRule="exact"/>
+      </w:pPr>
+      <w:r>
+        <w:rPr>
+          <w:sz w:val="8"/>
+        </w:rPr>
+      </w:r>
+    </w:p>
+    <w:p>
+      <w:pPr>
+        <w:pStyle w:val="1"/>
+        <w:keepNext/>
+      </w:pPr>
+      <w:r>
+        <w:t>8 F2 F3 共通資料與錯誤</w:t>
+      </w:r>
+    </w:p>
+    <w:p>
+      <w:pPr>
+        <w:widowControl/>
+      </w:pPr>
+      <w:r>
+        <w:t>以下只適用於 F2／F3。課程及學生直接沿用 F1 的八欄 Course、五欄 Student 與集合格式；不新增學生欄位，也不另訂儲存格式。</w:t>
+      </w:r>
+    </w:p>
+    <w:p>
+      <w:pPr>
+        <w:widowControl/>
+      </w:pPr>
+      <w:r>
+        <w:t>所有函式唯讀，不選課、報名、配置教室或存檔；不使用全域資料、互動輸入或 print 傳回結果。回傳的 List、Dictionary 及巢狀可變資料均與輸入獨立，課表各格亦不共用可變清單。</w:t>
+      </w:r>
+    </w:p>
+    <w:p>
+      <w:pPr>
+        <w:widowControl/>
+      </w:pPr>
+      <w:r>
+        <w:t>呼叫端須提供當次用途的完整現況。必要 List 不可省略或以 None 代替，明確的 [] 才表示已知沒有項目；函式檢查型別、欄位及參照，不從缺少資料推論通過。識別值採非空白 str 精確比對，int 不接受 bool，不自動轉型。</w:t>
+      </w:r>
+    </w:p>
+    <w:p>
+      <w:pPr>
+        <w:pStyle w:val="21"/>
+        <w:keepNext/>
+      </w:pPr>
+      <w:r>
+        <w:t>8.1 必要輸入格式</w:t>
+      </w:r>
+    </w:p>
+    <w:tbl>
+      <w:tblPr>
+        <w:tblW w:type="auto" w:w="0"/>
+        <w:jc w:val="center"/>
+        <w:tblLayout w:type="fixed"/>
+        <w:tblLook w:firstColumn="1" w:firstRow="1" w:lastColumn="0" w:lastRow="0" w:noHBand="0" w:noVBand="1" w:val="04A0"/>
+        <w:tblBorders>
+          <w:top w:val="single" w:sz="4" w:color="D9D9D9"/>
+          <w:left w:val="single" w:sz="4" w:color="D9D9D9"/>
+          <w:bottom w:val="single" w:sz="4" w:color="D9D9D9"/>
+          <w:right w:val="single" w:sz="4" w:color="D9D9D9"/>
+          <w:insideH w:val="single" w:sz="4" w:color="D9D9D9"/>
+          <w:insideV w:val="single" w:sz="4" w:color="D9D9D9"/>
+        </w:tblBorders>
+        <w:tblCellMar>
+          <w:top w:w="65" w:type="dxa"/>
+          <w:bottom w:w="65" w:type="dxa"/>
+          <w:left w:w="95" w:type="dxa"/>
+          <w:right w:w="95" w:type="dxa"/>
+        </w:tblCellMar>
+      </w:tblPr>
+      <w:tblGrid>
+        <w:gridCol w:w="2608"/>
+        <w:gridCol w:w="7616"/>
+      </w:tblGrid>
+      <w:tr>
+        <w:trPr>
+          <w:cantSplit/>
+          <w:tblHeader/>
+        </w:trPr>
+        <w:tc>
+          <w:tcPr>
+            <w:tcW w:type="dxa" w:w="2608"/>
+            <w:vAlign w:val="center"/>
+            <w:shd w:fill="E8EEF4"/>
+          </w:tcPr>
+          <w:p>
+            <w:pPr>
+              <w:keepNext/>
+              <w:widowControl/>
+              <w:spacing w:after="0" w:before="0" w:line="280" w:lineRule="exact"/>
+            </w:pPr>
+            <w:r>
+              <w:rPr>
+                <w:rFonts w:ascii="Microsoft JhengHei" w:hAnsi="Microsoft JhengHei" w:eastAsia="Microsoft JhengHei"/>
+                <w:b/>
+                <w:color w:val="000000"/>
+                <w:sz w:val="21"/>
+              </w:rPr>
+              <w:t>欄位或型別</w:t>
+            </w:r>
+          </w:p>
+        </w:tc>
+        <w:tc>
+          <w:tcPr>
+            <w:tcW w:type="dxa" w:w="7616"/>
+            <w:vAlign w:val="center"/>
+            <w:shd w:fill="E8EEF4"/>
+          </w:tcPr>
+          <w:p>
+            <w:pPr>
+              <w:keepNext/>
+              <w:widowControl/>
+              <w:spacing w:after="0" w:before="0" w:line="280" w:lineRule="exact"/>
+            </w:pPr>
+            <w:r>
+              <w:rPr>
+                <w:rFonts w:ascii="Microsoft JhengHei" w:hAnsi="Microsoft JhengHei" w:eastAsia="Microsoft JhengHei"/>
+                <w:b/>
+                <w:color w:val="000000"/>
+                <w:sz w:val="21"/>
+              </w:rPr>
+              <w:t>定義與合法值</w:t>
+            </w:r>
+          </w:p>
+        </w:tc>
+      </w:tr>
+      <w:tr>
+        <w:trPr>
+          <w:cantSplit/>
+        </w:trPr>
+        <w:tc>
+          <w:tcPr>
+            <w:tcW w:type="dxa" w:w="2608"/>
+            <w:vAlign w:val="center"/>
+          </w:tcPr>
+          <w:p>
+            <w:pPr>
+              <w:keepNext w:val="0"/>
+              <w:widowControl/>
+              <w:spacing w:after="0" w:before="0" w:line="280" w:lineRule="exact"/>
+            </w:pPr>
+            <w:r>
+              <w:rPr>
+                <w:rFonts w:ascii="Microsoft JhengHei" w:hAnsi="Microsoft JhengHei" w:eastAsia="Microsoft JhengHei"/>
+                <w:b w:val="0"/>
+                <w:color w:val="000000"/>
+                <w:sz w:val="21"/>
+              </w:rPr>
+              <w:t>星期與節次</w:t>
+            </w:r>
+          </w:p>
+        </w:tc>
+        <w:tc>
+          <w:tcPr>
+            <w:tcW w:type="dxa" w:w="7616"/>
+            <w:vAlign w:val="center"/>
+          </w:tcPr>
+          <w:p>
+            <w:pPr>
+              <w:keepNext w:val="0"/>
+              <w:widowControl/>
+              <w:spacing w:after="0" w:before="0" w:line="280" w:lineRule="exact"/>
+            </w:pPr>
+            <w:r>
+              <w:rPr>
+                <w:rFonts w:ascii="Microsoft JhengHei" w:hAnsi="Microsoft JhengHei" w:eastAsia="Microsoft JhengHei"/>
+                <w:b w:val="0"/>
+                <w:color w:val="000000"/>
+                <w:sz w:val="21"/>
+              </w:rPr>
+              <w:t>day：int 1～7；period：int 1～9 或 str "a"、"b"、"c"，順序為 1～9、a、b、c。Slot 為 [day, period]；課程 schedule 完全沿用 F1。</w:t>
+            </w:r>
+          </w:p>
+        </w:tc>
+      </w:tr>
+      <w:tr>
+        <w:trPr>
+          <w:cantSplit/>
+        </w:trPr>
+        <w:tc>
+          <w:tcPr>
+            <w:tcW w:type="dxa" w:w="2608"/>
+            <w:vAlign w:val="center"/>
+          </w:tcPr>
+          <w:p>
+            <w:pPr>
+              <w:keepNext w:val="0"/>
+              <w:widowControl/>
+              <w:spacing w:after="0" w:before="0" w:line="280" w:lineRule="exact"/>
+            </w:pPr>
+            <w:r>
+              <w:rPr>
+                <w:rFonts w:ascii="Microsoft JhengHei" w:hAnsi="Microsoft JhengHei" w:eastAsia="Microsoft JhengHei"/>
+                <w:b w:val="0"/>
+                <w:color w:val="000000"/>
+                <w:sz w:val="21"/>
+              </w:rPr>
+              <w:t>week_start</w:t>
+            </w:r>
+          </w:p>
+        </w:tc>
+        <w:tc>
+          <w:tcPr>
+            <w:tcW w:type="dxa" w:w="7616"/>
+            <w:vAlign w:val="center"/>
+          </w:tcPr>
+          <w:p>
+            <w:pPr>
+              <w:keepNext w:val="0"/>
+              <w:widowControl/>
+              <w:spacing w:after="0" w:before="0" w:line="280" w:lineRule="exact"/>
+            </w:pPr>
+            <w:r>
+              <w:rPr>
+                <w:rFonts w:ascii="Microsoft JhengHei" w:hAnsi="Microsoft JhengHei" w:eastAsia="Microsoft JhengHei"/>
+                <w:b w:val="0"/>
+                <w:color w:val="000000"/>
+                <w:sz w:val="21"/>
+              </w:rPr>
+              <w:t>str，嚴格 YYYY-MM-DD，必須為有效星期一且可表示下一週一。本週為當日 00:00 至下週一 00:00，時區 Asia/Taipei。</w:t>
+            </w:r>
+          </w:p>
+        </w:tc>
+      </w:tr>
+      <w:tr>
+        <w:trPr>
+          <w:cantSplit/>
+        </w:trPr>
+        <w:tc>
+          <w:tcPr>
+            <w:tcW w:type="dxa" w:w="2608"/>
+            <w:vAlign w:val="center"/>
+          </w:tcPr>
+          <w:p>
+            <w:pPr>
+              <w:keepNext w:val="0"/>
+              <w:widowControl/>
+              <w:spacing w:after="0" w:before="0" w:line="280" w:lineRule="exact"/>
+            </w:pPr>
+            <w:r>
+              <w:rPr>
+                <w:rFonts w:ascii="Microsoft JhengHei" w:hAnsi="Microsoft JhengHei" w:eastAsia="Microsoft JhengHei"/>
+                <w:b w:val="0"/>
+                <w:color w:val="000000"/>
+                <w:sz w:val="21"/>
+              </w:rPr>
+              <w:t>活動項目</w:t>
+            </w:r>
+          </w:p>
+        </w:tc>
+        <w:tc>
+          <w:tcPr>
+            <w:tcW w:type="dxa" w:w="7616"/>
+            <w:vAlign w:val="center"/>
+          </w:tcPr>
+          <w:p>
+            <w:pPr>
+              <w:keepNext w:val="0"/>
+              <w:widowControl/>
+              <w:spacing w:after="0" w:before="0" w:line="280" w:lineRule="exact"/>
+            </w:pPr>
+            <w:r>
+              <w:rPr>
+                <w:rFonts w:ascii="Microsoft JhengHei" w:hAnsi="Microsoft JhengHei" w:eastAsia="Microsoft JhengHei"/>
+                <w:b w:val="0"/>
+                <w:color w:val="000000"/>
+                <w:sz w:val="21"/>
+              </w:rPr>
+              <w:t>dict 必含 id、name、start、end；前兩者為非空白 str。start／end 為有效且嚴格 YYYY-MM-DDTHH:MM+08:00 字串，不接受秒、Z、其他偏移或 datetime 物件；start &lt; end。</w:t>
+            </w:r>
+          </w:p>
+        </w:tc>
+      </w:tr>
+      <w:tr>
+        <w:trPr>
+          <w:cantSplit/>
+        </w:trPr>
+        <w:tc>
+          <w:tcPr>
+            <w:tcW w:type="dxa" w:w="2608"/>
+            <w:vAlign w:val="center"/>
+          </w:tcPr>
+          <w:p>
+            <w:pPr>
+              <w:keepNext w:val="0"/>
+              <w:widowControl/>
+              <w:spacing w:after="0" w:before="0" w:line="280" w:lineRule="exact"/>
+            </w:pPr>
+            <w:r>
+              <w:rPr>
+                <w:rFonts w:ascii="Microsoft JhengHei" w:hAnsi="Microsoft JhengHei" w:eastAsia="Microsoft JhengHei"/>
+                <w:b w:val="0"/>
+                <w:color w:val="000000"/>
+                <w:sz w:val="21"/>
+              </w:rPr>
+              <w:t>活動範圍與 room</w:t>
+            </w:r>
+          </w:p>
+        </w:tc>
+        <w:tc>
+          <w:tcPr>
+            <w:tcW w:type="dxa" w:w="7616"/>
+            <w:vAlign w:val="center"/>
+          </w:tcPr>
+          <w:p>
+            <w:pPr>
+              <w:keepNext w:val="0"/>
+              <w:widowControl/>
+              <w:spacing w:after="0" w:before="0" w:line="280" w:lineRule="exact"/>
+            </w:pPr>
+            <w:r>
+              <w:rPr>
+                <w:rFonts w:ascii="Microsoft JhengHei" w:hAnsi="Microsoft JhengHei" w:eastAsia="Microsoft JhengHei"/>
+                <w:b w:val="0"/>
+                <w:color w:val="000000"/>
+                <w:sz w:val="21"/>
+              </w:rPr>
+              <w:t>單次同日且完整在本週，可結束於次日 00:00。個人時間／課表不需 room；教室比較須非空白 str room，不可略過未知配置。</w:t>
+            </w:r>
+          </w:p>
+        </w:tc>
+      </w:tr>
+      <w:tr>
+        <w:trPr>
+          <w:cantSplit/>
+        </w:trPr>
+        <w:tc>
+          <w:tcPr>
+            <w:tcW w:type="dxa" w:w="2608"/>
+            <w:vAlign w:val="center"/>
+          </w:tcPr>
+          <w:p>
+            <w:pPr>
+              <w:keepNext w:val="0"/>
+              <w:widowControl/>
+              <w:spacing w:after="0" w:before="0" w:line="280" w:lineRule="exact"/>
+            </w:pPr>
+            <w:r>
+              <w:rPr>
+                <w:rFonts w:ascii="Microsoft JhengHei" w:hAnsi="Microsoft JhengHei" w:eastAsia="Microsoft JhengHei"/>
+                <w:b w:val="0"/>
+                <w:color w:val="000000"/>
+                <w:sz w:val="21"/>
+              </w:rPr>
+              <w:t>活動清單</w:t>
+            </w:r>
+          </w:p>
+        </w:tc>
+        <w:tc>
+          <w:tcPr>
+            <w:tcW w:type="dxa" w:w="7616"/>
+            <w:vAlign w:val="center"/>
+          </w:tcPr>
+          <w:p>
+            <w:pPr>
+              <w:keepNext w:val="0"/>
+              <w:widowControl/>
+              <w:spacing w:after="0" w:before="0" w:line="280" w:lineRule="exact"/>
+            </w:pPr>
+            <w:r>
+              <w:rPr>
+                <w:rFonts w:ascii="Microsoft JhengHei" w:hAnsi="Microsoft JhengHei" w:eastAsia="Microsoft JhengHei"/>
+                <w:b w:val="0"/>
+                <w:color w:val="000000"/>
+                <w:sz w:val="21"/>
+              </w:rPr>
+              <w:t>list[dict]，id 不重複。student_activities 是該生本週全部參加活動；room_activities 是相關教室本週全部活動，兩者同 id 的必要資料須一致。</w:t>
+            </w:r>
+          </w:p>
+        </w:tc>
+      </w:tr>
+      <w:tr>
+        <w:trPr>
+          <w:cantSplit/>
+        </w:trPr>
+        <w:tc>
+          <w:tcPr>
+            <w:tcW w:type="dxa" w:w="2608"/>
+            <w:vAlign w:val="center"/>
+          </w:tcPr>
+          <w:p>
+            <w:pPr>
+              <w:keepNext w:val="0"/>
+              <w:widowControl/>
+              <w:spacing w:after="0" w:before="0" w:line="280" w:lineRule="exact"/>
+            </w:pPr>
+            <w:r>
+              <w:rPr>
+                <w:rFonts w:ascii="Microsoft JhengHei" w:hAnsi="Microsoft JhengHei" w:eastAsia="Microsoft JhengHei"/>
+                <w:b w:val="0"/>
+                <w:color w:val="000000"/>
+                <w:sz w:val="21"/>
+              </w:rPr>
+              <w:t>period_times</w:t>
+            </w:r>
+          </w:p>
+        </w:tc>
+        <w:tc>
+          <w:tcPr>
+            <w:tcW w:type="dxa" w:w="7616"/>
+            <w:vAlign w:val="center"/>
+          </w:tcPr>
+          <w:p>
+            <w:pPr>
+              <w:keepNext w:val="0"/>
+              <w:widowControl/>
+              <w:spacing w:after="0" w:before="0" w:line="280" w:lineRule="exact"/>
+            </w:pPr>
+            <w:r>
+              <w:rPr>
+                <w:rFonts w:ascii="Microsoft JhengHei" w:hAnsi="Microsoft JhengHei" w:eastAsia="Microsoft JhengHei"/>
+                <w:b w:val="0"/>
+                <w:color w:val="000000"/>
+                <w:sz w:val="21"/>
+              </w:rPr>
+              <w:t>list[dict]，十二筆依節次排列；每筆 {period: 節次, start: "HH:MM", end: "HH:MM"}。24 小時制，同日 start &lt; end，依節次先後不重疊，每天同表。</w:t>
+            </w:r>
+          </w:p>
+        </w:tc>
+      </w:tr>
+    </w:tbl>
+    <w:p>
+      <w:pPr>
+        <w:keepNext w:val="0"/>
+        <w:spacing w:before="0" w:after="0" w:line="80" w:lineRule="exact"/>
+      </w:pPr>
+      <w:r>
+        <w:rPr>
+          <w:sz w:val="8"/>
+        </w:rPr>
+      </w:r>
+    </w:p>
+    <w:p>
+      <w:pPr>
+        <w:widowControl/>
+      </w:pPr>
+      <w:r>
+        <w:t>純課程直接比較 schedule，不需鐘點表；活動映射或與課程比較才須提供完整 period_times。區間採 [start,end)，首尾相接不衝突；正長度交集才占用，不自行假定鐘點值。</w:t>
+      </w:r>
+    </w:p>
+    <w:p>
+      <w:pPr>
+        <w:widowControl/>
+      </w:pPr>
+      <w:r>
+        <w:t>完全週外、部分週外或跨日活動均拋範圍錯誤。結果 week_start 僅標示該週與本入口責任；整段選課期間由呼叫端逐週檢查，資料變更後重查。</w:t>
+      </w:r>
+    </w:p>
+    <w:p>
+      <w:pPr>
+        <w:pStyle w:val="21"/>
+        <w:keepNext/>
+      </w:pPr>
+      <w:r>
+        <w:t>8.2 F2 結果格式</w:t>
+      </w:r>
+    </w:p>
+    <w:tbl>
+      <w:tblPr>
+        <w:tblW w:type="auto" w:w="0"/>
+        <w:jc w:val="center"/>
+        <w:tblLayout w:type="fixed"/>
+        <w:tblLook w:firstColumn="1" w:firstRow="1" w:lastColumn="0" w:lastRow="0" w:noHBand="0" w:noVBand="1" w:val="04A0"/>
+        <w:tblBorders>
+          <w:top w:val="single" w:sz="4" w:color="D9D9D9"/>
+          <w:left w:val="single" w:sz="4" w:color="D9D9D9"/>
+          <w:bottom w:val="single" w:sz="4" w:color="D9D9D9"/>
+          <w:right w:val="single" w:sz="4" w:color="D9D9D9"/>
+          <w:insideH w:val="single" w:sz="4" w:color="D9D9D9"/>
+          <w:insideV w:val="single" w:sz="4" w:color="D9D9D9"/>
+        </w:tblBorders>
+        <w:tblCellMar>
+          <w:top w:w="65" w:type="dxa"/>
+          <w:bottom w:w="65" w:type="dxa"/>
+          <w:left w:w="95" w:type="dxa"/>
+          <w:right w:w="95" w:type="dxa"/>
+        </w:tblCellMar>
+      </w:tblPr>
+      <w:tblGrid>
+        <w:gridCol w:w="2608"/>
+        <w:gridCol w:w="7616"/>
+      </w:tblGrid>
+      <w:tr>
+        <w:trPr>
+          <w:cantSplit/>
+          <w:tblHeader/>
+        </w:trPr>
+        <w:tc>
+          <w:tcPr>
+            <w:tcW w:type="dxa" w:w="2608"/>
+            <w:vAlign w:val="center"/>
+            <w:shd w:fill="E8EEF4"/>
+          </w:tcPr>
+          <w:p>
+            <w:pPr>
+              <w:keepNext/>
+              <w:widowControl/>
+              <w:spacing w:after="0" w:before="0" w:line="280" w:lineRule="exact"/>
+            </w:pPr>
+            <w:r>
+              <w:rPr>
+                <w:rFonts w:ascii="Microsoft JhengHei" w:hAnsi="Microsoft JhengHei" w:eastAsia="Microsoft JhengHei"/>
+                <w:b/>
+                <w:color w:val="000000"/>
+                <w:sz w:val="21"/>
+              </w:rPr>
+              <w:t>欄位或型別</w:t>
+            </w:r>
+          </w:p>
+        </w:tc>
+        <w:tc>
+          <w:tcPr>
+            <w:tcW w:type="dxa" w:w="7616"/>
+            <w:vAlign w:val="center"/>
+            <w:shd w:fill="E8EEF4"/>
+          </w:tcPr>
+          <w:p>
+            <w:pPr>
+              <w:keepNext/>
+              <w:widowControl/>
+              <w:spacing w:after="0" w:before="0" w:line="280" w:lineRule="exact"/>
+            </w:pPr>
+            <w:r>
+              <w:rPr>
+                <w:rFonts w:ascii="Microsoft JhengHei" w:hAnsi="Microsoft JhengHei" w:eastAsia="Microsoft JhengHei"/>
+                <w:b/>
+                <w:color w:val="000000"/>
+                <w:sz w:val="21"/>
+              </w:rPr>
+              <w:t>定義與合法值</w:t>
+            </w:r>
+          </w:p>
+        </w:tc>
+      </w:tr>
+      <w:tr>
+        <w:trPr>
+          <w:cantSplit/>
+        </w:trPr>
+        <w:tc>
+          <w:tcPr>
+            <w:tcW w:type="dxa" w:w="2608"/>
+            <w:vAlign w:val="center"/>
+          </w:tcPr>
+          <w:p>
+            <w:pPr>
+              <w:keepNext w:val="0"/>
+              <w:widowControl/>
+              <w:spacing w:after="0" w:before="0" w:line="280" w:lineRule="exact"/>
+            </w:pPr>
+            <w:r>
+              <w:rPr>
+                <w:rFonts w:ascii="Microsoft JhengHei" w:hAnsi="Microsoft JhengHei" w:eastAsia="Microsoft JhengHei"/>
+                <w:b w:val="0"/>
+                <w:color w:val="000000"/>
+                <w:sz w:val="21"/>
+              </w:rPr>
+              <w:t>共通結果</w:t>
+            </w:r>
+          </w:p>
+        </w:tc>
+        <w:tc>
+          <w:tcPr>
+            <w:tcW w:type="dxa" w:w="7616"/>
+            <w:vAlign w:val="center"/>
+          </w:tcPr>
+          <w:p>
+            <w:pPr>
+              <w:keepNext w:val="0"/>
+              <w:widowControl/>
+              <w:spacing w:after="0" w:before="0" w:line="280" w:lineRule="exact"/>
+            </w:pPr>
+            <w:r>
+              <w:rPr>
+                <w:rFonts w:ascii="Microsoft JhengHei" w:hAnsi="Microsoft JhengHei" w:eastAsia="Microsoft JhengHei"/>
+                <w:b w:val="0"/>
+                <w:color w:val="000000"/>
+                <w:sz w:val="21"/>
+              </w:rPr>
+              <w:t>dict：{week_start: str, issues: list[dict]}。issues=[] 表示本入口列出的全部條件符合；非空表示全部適用的業務問題，不另設 bool 或檢查狀態。</w:t>
+            </w:r>
+          </w:p>
+        </w:tc>
+      </w:tr>
+      <w:tr>
+        <w:trPr>
+          <w:cantSplit/>
+        </w:trPr>
+        <w:tc>
+          <w:tcPr>
+            <w:tcW w:type="dxa" w:w="2608"/>
+            <w:vAlign w:val="center"/>
+          </w:tcPr>
+          <w:p>
+            <w:pPr>
+              <w:keepNext w:val="0"/>
+              <w:widowControl/>
+              <w:spacing w:after="0" w:before="0" w:line="280" w:lineRule="exact"/>
+            </w:pPr>
+            <w:r>
+              <w:rPr>
+                <w:rFonts w:ascii="Microsoft JhengHei" w:hAnsi="Microsoft JhengHei" w:eastAsia="Microsoft JhengHei"/>
+                <w:b w:val="0"/>
+                <w:color w:val="000000"/>
+                <w:sz w:val="21"/>
+              </w:rPr>
+              <w:t>時間問題</w:t>
+            </w:r>
+          </w:p>
+        </w:tc>
+        <w:tc>
+          <w:tcPr>
+            <w:tcW w:type="dxa" w:w="7616"/>
+            <w:vAlign w:val="center"/>
+          </w:tcPr>
+          <w:p>
+            <w:pPr>
+              <w:keepNext w:val="0"/>
+              <w:widowControl/>
+              <w:spacing w:after="0" w:before="0" w:line="280" w:lineRule="exact"/>
+            </w:pPr>
+            <w:r>
+              <w:rPr>
+                <w:rFonts w:ascii="Microsoft JhengHei" w:hAnsi="Microsoft JhengHei" w:eastAsia="Microsoft JhengHei"/>
+                <w:b w:val="0"/>
+                <w:color w:val="000000"/>
+                <w:sz w:val="21"/>
+              </w:rPr>
+              <w:t>dict：{type: "student_time" 或 "room_time", course_ids: list[str], activity_ids: list[str], day: int, periods: list[節次], start: str 或 None, end: str 或 None, room: str 或 None}。兩個代號清單合計恰有兩個來源；room 僅教室問題填值。</w:t>
+            </w:r>
+          </w:p>
+        </w:tc>
+      </w:tr>
+      <w:tr>
+        <w:trPr>
+          <w:cantSplit/>
+        </w:trPr>
+        <w:tc>
+          <w:tcPr>
+            <w:tcW w:type="dxa" w:w="2608"/>
+            <w:vAlign w:val="center"/>
+          </w:tcPr>
+          <w:p>
+            <w:pPr>
+              <w:keepNext w:val="0"/>
+              <w:widowControl/>
+              <w:spacing w:after="0" w:before="0" w:line="280" w:lineRule="exact"/>
+            </w:pPr>
+            <w:r>
+              <w:rPr>
+                <w:rFonts w:ascii="Microsoft JhengHei" w:hAnsi="Microsoft JhengHei" w:eastAsia="Microsoft JhengHei"/>
+                <w:b w:val="0"/>
+                <w:color w:val="000000"/>
+                <w:sz w:val="21"/>
+              </w:rPr>
+              <w:t>時間位置</w:t>
+            </w:r>
+          </w:p>
+        </w:tc>
+        <w:tc>
+          <w:tcPr>
+            <w:tcW w:type="dxa" w:w="7616"/>
+            <w:vAlign w:val="center"/>
+          </w:tcPr>
+          <w:p>
+            <w:pPr>
+              <w:keepNext w:val="0"/>
+              <w:widowControl/>
+              <w:spacing w:after="0" w:before="0" w:line="280" w:lineRule="exact"/>
+            </w:pPr>
+            <w:r>
+              <w:rPr>
+                <w:rFonts w:ascii="Microsoft JhengHei" w:hAnsi="Microsoft JhengHei" w:eastAsia="Microsoft JhengHei"/>
+                <w:b w:val="0"/>
+                <w:color w:val="000000"/>
+                <w:sz w:val="21"/>
+              </w:rPr>
+              <w:t>課程對課程每個共同節次各一筆，periods 只有該節，start／end 為 None。含活動時每段實際交集一筆，start／end 使用活動相同日期時間格式；periods 列交集占用節次，可為 []，節次外衝突仍回報。</w:t>
+            </w:r>
+          </w:p>
+        </w:tc>
+      </w:tr>
+      <w:tr>
+        <w:trPr>
+          <w:cantSplit/>
+        </w:trPr>
+        <w:tc>
+          <w:tcPr>
+            <w:tcW w:type="dxa" w:w="2608"/>
+            <w:vAlign w:val="center"/>
+          </w:tcPr>
+          <w:p>
+            <w:pPr>
+              <w:keepNext w:val="0"/>
+              <w:widowControl/>
+              <w:spacing w:after="0" w:before="0" w:line="280" w:lineRule="exact"/>
+            </w:pPr>
+            <w:r>
+              <w:rPr>
+                <w:rFonts w:ascii="Microsoft JhengHei" w:hAnsi="Microsoft JhengHei" w:eastAsia="Microsoft JhengHei"/>
+                <w:b w:val="0"/>
+                <w:color w:val="000000"/>
+                <w:sz w:val="21"/>
+              </w:rPr>
+              <w:t>學分與名額問題</w:t>
+            </w:r>
+          </w:p>
+        </w:tc>
+        <w:tc>
+          <w:tcPr>
+            <w:tcW w:type="dxa" w:w="7616"/>
+            <w:vAlign w:val="center"/>
+          </w:tcPr>
+          <w:p>
+            <w:pPr>
+              <w:keepNext w:val="0"/>
+              <w:widowControl/>
+              <w:spacing w:after="0" w:before="0" w:line="280" w:lineRule="exact"/>
+            </w:pPr>
+            <w:r>
+              <w:rPr>
+                <w:rFonts w:ascii="Microsoft JhengHei" w:hAnsi="Microsoft JhengHei" w:eastAsia="Microsoft JhengHei"/>
+                <w:b w:val="0"/>
+                <w:color w:val="000000"/>
+                <w:sz w:val="21"/>
+              </w:rPr>
+              <w:t>超學分：{type: "credit_limit"}，數值見該結果 credits。超名額：{type: "capacity", course_id: str, enrolled: int, capacity: int}；enrolled 為候選套用後的不重複學生人數。</w:t>
+            </w:r>
+          </w:p>
+        </w:tc>
+      </w:tr>
+      <w:tr>
+        <w:trPr>
+          <w:cantSplit/>
+        </w:trPr>
+        <w:tc>
+          <w:tcPr>
+            <w:tcW w:type="dxa" w:w="2608"/>
+            <w:vAlign w:val="center"/>
+          </w:tcPr>
+          <w:p>
+            <w:pPr>
+              <w:keepNext w:val="0"/>
+              <w:widowControl/>
+              <w:spacing w:after="0" w:before="0" w:line="280" w:lineRule="exact"/>
+            </w:pPr>
+            <w:r>
+              <w:rPr>
+                <w:rFonts w:ascii="Microsoft JhengHei" w:hAnsi="Microsoft JhengHei" w:eastAsia="Microsoft JhengHei"/>
+                <w:b w:val="0"/>
+                <w:color w:val="000000"/>
+                <w:sz w:val="21"/>
+              </w:rPr>
+              <w:t>重複參加</w:t>
+            </w:r>
+          </w:p>
+        </w:tc>
+        <w:tc>
+          <w:tcPr>
+            <w:tcW w:type="dxa" w:w="7616"/>
+            <w:vAlign w:val="center"/>
+          </w:tcPr>
+          <w:p>
+            <w:pPr>
+              <w:keepNext w:val="0"/>
+              <w:widowControl/>
+              <w:spacing w:after="0" w:before="0" w:line="280" w:lineRule="exact"/>
+            </w:pPr>
+            <w:r>
+              <w:rPr>
+                <w:rFonts w:ascii="Microsoft JhengHei" w:hAnsi="Microsoft JhengHei" w:eastAsia="Microsoft JhengHei"/>
+                <w:b w:val="0"/>
+                <w:color w:val="000000"/>
+                <w:sz w:val="21"/>
+              </w:rPr>
+              <w:t>{type: "already_participating", activity_id: str}；仍回報目標與其他來源的全部適用衝突，不與自己比較。</w:t>
+            </w:r>
+          </w:p>
+        </w:tc>
+      </w:tr>
+    </w:tbl>
+    <w:p>
+      <w:pPr>
+        <w:keepNext w:val="0"/>
+        <w:spacing w:before="0" w:after="0" w:line="80" w:lineRule="exact"/>
+      </w:pPr>
+      <w:r>
+        <w:rPr>
+          <w:sz w:val="8"/>
+        </w:rPr>
+      </w:r>
+    </w:p>
+    <w:p>
+      <w:pPr>
+        <w:widowControl/>
+      </w:pPr>
+      <w:r>
+        <w:t>所有時間問題依星期、首個交集節次排序；同日無對應節次者排在十二節後，再依實際開始時間、type、course_ids、activity_ids 排序，代號清單各自依原字串排序。每個來源對及交集只回報一次；個人與教室兩種原因均保留。非時間問題排在最後，依 credit_limit、capacity、already_participating 及相關代號排序。</w:t>
+      </w:r>
+    </w:p>
+    <w:p>
+      <w:pPr>
+        <w:pStyle w:val="21"/>
+        <w:keepNext/>
+      </w:pPr>
+      <w:r>
+        <w:t>8.3 F3 結果格式</w:t>
+      </w:r>
+    </w:p>
+    <w:tbl>
+      <w:tblPr>
+        <w:tblW w:type="auto" w:w="0"/>
+        <w:jc w:val="center"/>
+        <w:tblLayout w:type="fixed"/>
+        <w:tblLook w:firstColumn="1" w:firstRow="1" w:lastColumn="0" w:lastRow="0" w:noHBand="0" w:noVBand="1" w:val="04A0"/>
+        <w:tblBorders>
+          <w:top w:val="single" w:sz="4" w:color="D9D9D9"/>
+          <w:left w:val="single" w:sz="4" w:color="D9D9D9"/>
+          <w:bottom w:val="single" w:sz="4" w:color="D9D9D9"/>
+          <w:right w:val="single" w:sz="4" w:color="D9D9D9"/>
+          <w:insideH w:val="single" w:sz="4" w:color="D9D9D9"/>
+          <w:insideV w:val="single" w:sz="4" w:color="D9D9D9"/>
+        </w:tblBorders>
+        <w:tblCellMar>
+          <w:top w:w="65" w:type="dxa"/>
+          <w:bottom w:w="65" w:type="dxa"/>
+          <w:left w:w="95" w:type="dxa"/>
+          <w:right w:w="95" w:type="dxa"/>
+        </w:tblCellMar>
+      </w:tblPr>
+      <w:tblGrid>
+        <w:gridCol w:w="2608"/>
+        <w:gridCol w:w="7616"/>
+      </w:tblGrid>
+      <w:tr>
+        <w:trPr>
+          <w:cantSplit/>
+          <w:tblHeader/>
+        </w:trPr>
+        <w:tc>
+          <w:tcPr>
+            <w:tcW w:type="dxa" w:w="2608"/>
+            <w:vAlign w:val="center"/>
+            <w:shd w:fill="E8EEF4"/>
+          </w:tcPr>
+          <w:p>
+            <w:pPr>
+              <w:keepNext/>
+              <w:widowControl/>
+              <w:spacing w:after="0" w:before="0" w:line="280" w:lineRule="exact"/>
+            </w:pPr>
+            <w:r>
+              <w:rPr>
+                <w:rFonts w:ascii="Microsoft JhengHei" w:hAnsi="Microsoft JhengHei" w:eastAsia="Microsoft JhengHei"/>
+                <w:b/>
+                <w:color w:val="000000"/>
+                <w:sz w:val="21"/>
+              </w:rPr>
+              <w:t>欄位或型別</w:t>
+            </w:r>
+          </w:p>
+        </w:tc>
+        <w:tc>
+          <w:tcPr>
+            <w:tcW w:type="dxa" w:w="7616"/>
+            <w:vAlign w:val="center"/>
+            <w:shd w:fill="E8EEF4"/>
+          </w:tcPr>
+          <w:p>
+            <w:pPr>
+              <w:keepNext/>
+              <w:widowControl/>
+              <w:spacing w:after="0" w:before="0" w:line="280" w:lineRule="exact"/>
+            </w:pPr>
+            <w:r>
+              <w:rPr>
+                <w:rFonts w:ascii="Microsoft JhengHei" w:hAnsi="Microsoft JhengHei" w:eastAsia="Microsoft JhengHei"/>
+                <w:b/>
+                <w:color w:val="000000"/>
+                <w:sz w:val="21"/>
+              </w:rPr>
+              <w:t>定義與合法值</w:t>
+            </w:r>
+          </w:p>
+        </w:tc>
+      </w:tr>
+      <w:tr>
+        <w:trPr>
+          <w:cantSplit/>
+        </w:trPr>
+        <w:tc>
+          <w:tcPr>
+            <w:tcW w:type="dxa" w:w="2608"/>
+            <w:vAlign w:val="center"/>
+          </w:tcPr>
+          <w:p>
+            <w:pPr>
+              <w:keepNext w:val="0"/>
+              <w:widowControl/>
+              <w:spacing w:after="0" w:before="0" w:line="280" w:lineRule="exact"/>
+            </w:pPr>
+            <w:r>
+              <w:rPr>
+                <w:rFonts w:ascii="Microsoft JhengHei" w:hAnsi="Microsoft JhengHei" w:eastAsia="Microsoft JhengHei"/>
+                <w:b w:val="0"/>
+                <w:color w:val="000000"/>
+                <w:sz w:val="21"/>
+              </w:rPr>
+              <w:t>課表</w:t>
+            </w:r>
+          </w:p>
+        </w:tc>
+        <w:tc>
+          <w:tcPr>
+            <w:tcW w:type="dxa" w:w="7616"/>
+            <w:vAlign w:val="center"/>
+          </w:tcPr>
+          <w:p>
+            <w:pPr>
+              <w:keepNext w:val="0"/>
+              <w:widowControl/>
+              <w:spacing w:after="0" w:before="0" w:line="280" w:lineRule="exact"/>
+            </w:pPr>
+            <w:r>
+              <w:rPr>
+                <w:rFonts w:ascii="Microsoft JhengHei" w:hAnsi="Microsoft JhengHei" w:eastAsia="Microsoft JhengHei"/>
+                <w:b w:val="0"/>
+                <w:color w:val="000000"/>
+                <w:sz w:val="21"/>
+              </w:rPr>
+              <w:t>dict：{week_start: str, grid: list, course_credits: dict[str,int], activities: list[dict]}。grid 恰七列十二欄，grid[day-1][0～11] 依序對應 1～9、a、b、c；每格為 list[占用項目]，空格 []。</w:t>
+            </w:r>
+          </w:p>
+        </w:tc>
+      </w:tr>
+      <w:tr>
+        <w:trPr>
+          <w:cantSplit/>
+        </w:trPr>
+        <w:tc>
+          <w:tcPr>
+            <w:tcW w:type="dxa" w:w="2608"/>
+            <w:vAlign w:val="center"/>
+          </w:tcPr>
+          <w:p>
+            <w:pPr>
+              <w:keepNext w:val="0"/>
+              <w:widowControl/>
+              <w:spacing w:after="0" w:before="0" w:line="280" w:lineRule="exact"/>
+            </w:pPr>
+            <w:r>
+              <w:rPr>
+                <w:rFonts w:ascii="Microsoft JhengHei" w:hAnsi="Microsoft JhengHei" w:eastAsia="Microsoft JhengHei"/>
+                <w:b w:val="0"/>
+                <w:color w:val="000000"/>
+                <w:sz w:val="21"/>
+              </w:rPr>
+              <w:t>占用與附帶資料</w:t>
+            </w:r>
+          </w:p>
+        </w:tc>
+        <w:tc>
+          <w:tcPr>
+            <w:tcW w:type="dxa" w:w="7616"/>
+            <w:vAlign w:val="center"/>
+          </w:tcPr>
+          <w:p>
+            <w:pPr>
+              <w:keepNext w:val="0"/>
+              <w:widowControl/>
+              <w:spacing w:after="0" w:before="0" w:line="280" w:lineRule="exact"/>
+            </w:pPr>
+            <w:r>
+              <w:rPr>
+                <w:rFonts w:ascii="Microsoft JhengHei" w:hAnsi="Microsoft JhengHei" w:eastAsia="Microsoft JhengHei"/>
+                <w:b w:val="0"/>
+                <w:color w:val="000000"/>
+                <w:sz w:val="21"/>
+              </w:rPr>
+              <w:t>占用項目為 {kind: "course" 或 "activity", id: str, name: str}；每格依 kind（course 在前）及 id 排序。course_credits 只列已選課程各一次；activities 保留該學生全部活動的 id、name、start、end，供顯示精確時間及節次外活動。</w:t>
+            </w:r>
+          </w:p>
+        </w:tc>
+      </w:tr>
+      <w:tr>
+        <w:trPr>
+          <w:cantSplit/>
+        </w:trPr>
+        <w:tc>
+          <w:tcPr>
+            <w:tcW w:type="dxa" w:w="2608"/>
+            <w:vAlign w:val="center"/>
+          </w:tcPr>
+          <w:p>
+            <w:pPr>
+              <w:keepNext w:val="0"/>
+              <w:widowControl/>
+              <w:spacing w:after="0" w:before="0" w:line="280" w:lineRule="exact"/>
+            </w:pPr>
+            <w:r>
+              <w:rPr>
+                <w:rFonts w:ascii="Microsoft JhengHei" w:hAnsi="Microsoft JhengHei" w:eastAsia="Microsoft JhengHei"/>
+                <w:b w:val="0"/>
+                <w:color w:val="000000"/>
+                <w:sz w:val="21"/>
+              </w:rPr>
+              <w:t>查詢與空閒</w:t>
+            </w:r>
+          </w:p>
+        </w:tc>
+        <w:tc>
+          <w:tcPr>
+            <w:tcW w:type="dxa" w:w="7616"/>
+            <w:vAlign w:val="center"/>
+          </w:tcPr>
+          <w:p>
+            <w:pPr>
+              <w:keepNext w:val="0"/>
+              <w:widowControl/>
+              <w:spacing w:after="0" w:before="0" w:line="280" w:lineRule="exact"/>
+            </w:pPr>
+            <w:r>
+              <w:rPr>
+                <w:rFonts w:ascii="Microsoft JhengHei" w:hAnsi="Microsoft JhengHei" w:eastAsia="Microsoft JhengHei"/>
+                <w:b w:val="0"/>
+                <w:color w:val="000000"/>
+                <w:sz w:val="21"/>
+              </w:rPr>
+              <w:t>query_timetable：list[{day: int, period: 節次, items: list[占用項目]}]。find_free_periods：list[{day: int, periods: list[節次]}]，每筆為同日一段最大連續空閒節次。</w:t>
+            </w:r>
+          </w:p>
+        </w:tc>
+      </w:tr>
+      <w:tr>
+        <w:trPr>
+          <w:cantSplit/>
+        </w:trPr>
+        <w:tc>
+          <w:tcPr>
+            <w:tcW w:type="dxa" w:w="2608"/>
+            <w:vAlign w:val="center"/>
+          </w:tcPr>
+          <w:p>
+            <w:pPr>
+              <w:keepNext w:val="0"/>
+              <w:widowControl/>
+              <w:spacing w:after="0" w:before="0" w:line="280" w:lineRule="exact"/>
+            </w:pPr>
+            <w:r>
+              <w:rPr>
+                <w:rFonts w:ascii="Microsoft JhengHei" w:hAnsi="Microsoft JhengHei" w:eastAsia="Microsoft JhengHei"/>
+                <w:b w:val="0"/>
+                <w:color w:val="000000"/>
+                <w:sz w:val="21"/>
+              </w:rPr>
+              <w:t>統計</w:t>
+            </w:r>
+          </w:p>
+        </w:tc>
+        <w:tc>
+          <w:tcPr>
+            <w:tcW w:type="dxa" w:w="7616"/>
+            <w:vAlign w:val="center"/>
+          </w:tcPr>
+          <w:p>
+            <w:pPr>
+              <w:keepNext w:val="0"/>
+              <w:widowControl/>
+              <w:spacing w:after="0" w:before="0" w:line="280" w:lineRule="exact"/>
+            </w:pPr>
+            <w:r>
+              <w:rPr>
+                <w:rFonts w:ascii="Microsoft JhengHei" w:hAnsi="Microsoft JhengHei" w:eastAsia="Microsoft JhengHei"/>
+                <w:b w:val="0"/>
+                <w:color w:val="000000"/>
+                <w:sz w:val="21"/>
+              </w:rPr>
+              <w:t>dict：{daily_class_periods: list[int], weekly_credits: int, daily_gaps: list[int], total_gaps: int, empty_periods: int}；兩個每日清單皆七筆，依星期一至日。</w:t>
+            </w:r>
+          </w:p>
+        </w:tc>
+      </w:tr>
+    </w:tbl>
+    <w:p>
+      <w:pPr>
+        <w:keepNext w:val="0"/>
+        <w:spacing w:before="0" w:after="0" w:line="80" w:lineRule="exact"/>
+      </w:pPr>
+      <w:r>
+        <w:rPr>
+          <w:sz w:val="8"/>
+        </w:rPr>
+      </w:r>
+    </w:p>
+    <w:p>
+      <w:pPr>
+        <w:widowControl/>
+      </w:pPr>
+      <w:r>
+        <w:t>課表同格保留所有不同來源；同格多筆不直接代表實際鐘點重疊。F3 的空閒及空堂僅描述 84 格；節次外活動保留於 activities，但不映射成不存在的節次，也不能由空格推論全天沒有活動。</w:t>
+      </w:r>
+    </w:p>
+    <w:p>
+      <w:pPr>
+        <w:pStyle w:val="21"/>
+        <w:keepNext/>
+      </w:pPr>
+      <w:r>
+        <w:t>8.4 錯誤與外部對接</w:t>
+      </w:r>
+    </w:p>
+    <w:p>
+      <w:pPr>
+        <w:widowControl/>
+      </w:pPr>
+      <w:r>
+        <w:t>非法型別、欄位、重複代號或無效參照拋出 ValueError("INVALID_INPUT: 說明")；必要資料為 None 或缺少必要鐘點／教室資訊為 ValueError("MISSING_DATA: 說明")；活動超出支援週或跨日為 ValueError("OUT_OF_RANGE: 說明")。呼叫端只依賴固定前綴與冒號空格，不依賴說明文字；省略必要引數或未知關鍵字仍是 Python 呼叫錯誤。</w:t>
+      </w:r>
+    </w:p>
+    <w:p>
+      <w:pPr>
+        <w:widowControl/>
+      </w:pPr>
+      <w:r>
+        <w:t>合法查詢沒有結果回傳 []；合法輸入但違反業務條件列入 issues。必要資料缺少或必要功能尚未完成時，不得以空結果或通過代替。</w:t>
+      </w:r>
+    </w:p>
+    <w:p>
+      <w:pPr>
+        <w:widowControl/>
+      </w:pPr>
+      <w:r>
+        <w:t>待相關負責人確認：活動的四個必要欄位、參加活動提供方式及有效／取消活動的篩選責任；活動 room 與 F1 room 的共同代號；鐘點表格式及正式值；整段選課期間與逐週串接責任。上述為候選對接格式，不代表活動、教室或整合端已採用；未確認前影響活動混合時間與教室對接，純課程節次功能不受正式鐘點值缺少影響。</w:t>
+      </w:r>
+    </w:p>
+    <w:p>
+      <w:pPr>
+        <w:widowControl/>
+      </w:pPr>
+      <w:r>
+        <w:t>活動跨日、跨週及重複活動的展開方式仍待團隊決定；不得把不支援的輸入略過。跨日課表查詢與同教室課程／課程、課程／活動、活動／活動的衝突檢查則列入本文件功能；不包含 F4 的活動管理、報名容量或場地容量設備篩選。</w:t>
+      </w:r>
+    </w:p>
+    <w:p>
+      <w:pPr>
+        <w:pStyle w:val="1"/>
+        <w:keepNext/>
+      </w:pPr>
+      <w:r>
+        <w:t>9 F2 公開函式</w:t>
+      </w:r>
+    </w:p>
+    <w:p>
+      <w:pPr>
+        <w:pStyle w:val="21"/>
+        <w:keepNext/>
+      </w:pPr>
+      <w:r>
+        <w:t>check_student_state</w:t>
+      </w:r>
+    </w:p>
+    <w:tbl>
+      <w:tblPr>
+        <w:tblW w:type="auto" w:w="0"/>
+        <w:jc w:val="center"/>
+        <w:tblLayout w:type="fixed"/>
+        <w:tblLook w:firstColumn="1" w:firstRow="1" w:lastColumn="0" w:lastRow="0" w:noHBand="0" w:noVBand="1" w:val="04A0"/>
+        <w:tblBorders>
+          <w:top w:val="single" w:sz="4" w:color="D9D9D9"/>
+          <w:left w:val="single" w:sz="4" w:color="D9D9D9"/>
+          <w:bottom w:val="single" w:sz="4" w:color="D9D9D9"/>
+          <w:right w:val="single" w:sz="4" w:color="D9D9D9"/>
+          <w:insideH w:val="single" w:sz="4" w:color="D9D9D9"/>
+          <w:insideV w:val="single" w:sz="4" w:color="D9D9D9"/>
+        </w:tblBorders>
+        <w:tblCellMar>
+          <w:top w:w="40" w:type="dxa"/>
+          <w:bottom w:w="40" w:type="dxa"/>
+          <w:left w:w="95" w:type="dxa"/>
+          <w:right w:w="95" w:type="dxa"/>
+        </w:tblCellMar>
+      </w:tblPr>
+      <w:tblGrid>
+        <w:gridCol w:w="1944"/>
+        <w:gridCol w:w="8280"/>
+      </w:tblGrid>
+      <w:tr>
+        <w:trPr>
+          <w:cantSplit/>
+          <w:tblHeader/>
+        </w:trPr>
+        <w:tc>
+          <w:tcPr>
+            <w:tcW w:type="dxa" w:w="1944"/>
+            <w:vAlign w:val="center"/>
+            <w:shd w:fill="E8EEF4"/>
+          </w:tcPr>
+          <w:p>
+            <w:pPr>
+              <w:keepNext/>
+              <w:widowControl/>
+              <w:spacing w:after="0" w:before="0" w:line="280" w:lineRule="exact"/>
+            </w:pPr>
+            <w:r>
+              <w:rPr>
+                <w:rFonts w:ascii="Microsoft JhengHei" w:hAnsi="Microsoft JhengHei" w:eastAsia="Microsoft JhengHei"/>
+                <w:b/>
+                <w:color w:val="000000"/>
+                <w:sz w:val="21"/>
+              </w:rPr>
+              <w:t>項目</w:t>
+            </w:r>
+          </w:p>
+        </w:tc>
+        <w:tc>
+          <w:tcPr>
+            <w:tcW w:type="dxa" w:w="8280"/>
+            <w:vAlign w:val="center"/>
+            <w:shd w:fill="E8EEF4"/>
+          </w:tcPr>
+          <w:p>
+            <w:pPr>
+              <w:keepNext/>
+              <w:widowControl/>
+              <w:spacing w:after="0" w:before="0" w:line="280" w:lineRule="exact"/>
+            </w:pPr>
+            <w:r>
+              <w:rPr>
+                <w:rFonts w:ascii="Microsoft JhengHei" w:hAnsi="Microsoft JhengHei" w:eastAsia="Microsoft JhengHei"/>
+                <w:b/>
+                <w:color w:val="000000"/>
+                <w:sz w:val="21"/>
+              </w:rPr>
+              <w:t>規格</w:t>
+            </w:r>
+          </w:p>
+        </w:tc>
+      </w:tr>
+      <w:tr>
+        <w:trPr>
+          <w:cantSplit/>
+        </w:trPr>
+        <w:tc>
+          <w:tcPr>
+            <w:tcW w:type="dxa" w:w="1944"/>
+            <w:vAlign w:val="center"/>
+          </w:tcPr>
+          <w:p>
+            <w:pPr>
+              <w:keepNext/>
+              <w:widowControl/>
+              <w:spacing w:after="0" w:before="0" w:line="280" w:lineRule="exact"/>
+            </w:pPr>
+            <w:r>
+              <w:rPr>
+                <w:rFonts w:ascii="Microsoft JhengHei" w:hAnsi="Microsoft JhengHei" w:eastAsia="Microsoft JhengHei"/>
+                <w:b w:val="0"/>
+                <w:color w:val="000000"/>
+                <w:sz w:val="21"/>
+              </w:rPr>
+              <w:t>Function Name</w:t>
+            </w:r>
+          </w:p>
+        </w:tc>
+        <w:tc>
+          <w:tcPr>
+            <w:tcW w:type="dxa" w:w="8280"/>
+            <w:vAlign w:val="center"/>
+          </w:tcPr>
+          <w:p>
+            <w:pPr>
+              <w:keepNext/>
+              <w:widowControl/>
+              <w:spacing w:after="0" w:before="0" w:line="280" w:lineRule="exact"/>
+            </w:pPr>
+            <w:r>
+              <w:rPr>
+                <w:rFonts w:ascii="Microsoft JhengHei" w:hAnsi="Microsoft JhengHei" w:eastAsia="Microsoft JhengHei"/>
+                <w:b w:val="0"/>
+                <w:color w:val="000000"/>
+                <w:sz w:val="21"/>
+              </w:rPr>
+              <w:t>check_student_state(courses, students, candidate_student, student_activities, room_activities, *, week_start, period_times=None, existing_student_id=None) -&gt; dict</w:t>
+            </w:r>
+          </w:p>
+        </w:tc>
+      </w:tr>
+      <w:tr>
+        <w:trPr>
+          <w:cantSplit/>
+        </w:trPr>
+        <w:tc>
+          <w:tcPr>
+            <w:tcW w:type="dxa" w:w="1944"/>
+            <w:vAlign w:val="center"/>
+          </w:tcPr>
+          <w:p>
+            <w:pPr>
+              <w:keepNext/>
+              <w:widowControl/>
+              <w:spacing w:after="0" w:before="0" w:line="280" w:lineRule="exact"/>
+            </w:pPr>
+            <w:r>
+              <w:rPr>
+                <w:rFonts w:ascii="Microsoft JhengHei" w:hAnsi="Microsoft JhengHei" w:eastAsia="Microsoft JhengHei"/>
+                <w:b w:val="0"/>
+                <w:color w:val="000000"/>
+                <w:sz w:val="21"/>
+              </w:rPr>
+              <w:t>Description</w:t>
+            </w:r>
+          </w:p>
+        </w:tc>
+        <w:tc>
+          <w:tcPr>
+            <w:tcW w:type="dxa" w:w="8280"/>
+            <w:vAlign w:val="center"/>
+          </w:tcPr>
+          <w:p>
+            <w:pPr>
+              <w:keepNext/>
+              <w:widowControl/>
+              <w:spacing w:after="0" w:before="0" w:line="280" w:lineRule="exact"/>
+            </w:pPr>
+            <w:r>
+              <w:rPr>
+                <w:rFonts w:ascii="Microsoft JhengHei" w:hAnsi="Microsoft JhengHei" w:eastAsia="Microsoft JhengHei"/>
+                <w:b w:val="0"/>
+                <w:color w:val="000000"/>
+                <w:sz w:val="21"/>
+              </w:rPr>
+              <w:t>供 F1 呼叫端檢查新增、更新或單門加選後的完整候選學生狀態。</w:t>
+            </w:r>
+          </w:p>
+        </w:tc>
+      </w:tr>
+      <w:tr>
+        <w:trPr>
+          <w:cantSplit/>
+        </w:trPr>
+        <w:tc>
+          <w:tcPr>
+            <w:tcW w:type="dxa" w:w="1944"/>
+            <w:vAlign w:val="center"/>
+          </w:tcPr>
+          <w:p>
+            <w:pPr>
+              <w:keepNext/>
+              <w:widowControl/>
+              <w:spacing w:after="0" w:before="0" w:line="280" w:lineRule="exact"/>
+            </w:pPr>
+            <w:r>
+              <w:rPr>
+                <w:rFonts w:ascii="Microsoft JhengHei" w:hAnsi="Microsoft JhengHei" w:eastAsia="Microsoft JhengHei"/>
+                <w:b w:val="0"/>
+                <w:color w:val="000000"/>
+                <w:sz w:val="21"/>
+              </w:rPr>
+              <w:t>Input</w:t>
+            </w:r>
+          </w:p>
+        </w:tc>
+        <w:tc>
+          <w:tcPr>
+            <w:tcW w:type="dxa" w:w="8280"/>
+            <w:vAlign w:val="center"/>
+          </w:tcPr>
+          <w:p>
+            <w:pPr>
+              <w:keepNext/>
+              <w:widowControl/>
+              <w:spacing w:after="0" w:before="0" w:line="280" w:lineRule="exact"/>
+            </w:pPr>
+            <w:r>
+              <w:rPr>
+                <w:rFonts w:ascii="Microsoft JhengHei" w:hAnsi="Microsoft JhengHei" w:eastAsia="Microsoft JhengHei"/>
+                <w:b w:val="0"/>
+                <w:color w:val="000000"/>
+                <w:sz w:val="21"/>
+              </w:rPr>
+              <w:t>courses／students：F1 完整一致現況 dict；candidate_student：F1 五欄 dict。student_activities：候選學生本週全部參加活動；room_activities：候選課程教室本週全部活動；格式見 8.1。</w:t>
+            </w:r>
+          </w:p>
+        </w:tc>
+      </w:tr>
+      <w:tr>
+        <w:trPr>
+          <w:cantSplit/>
+        </w:trPr>
+        <w:tc>
+          <w:tcPr>
+            <w:tcW w:type="dxa" w:w="1944"/>
+            <w:vAlign w:val="center"/>
+          </w:tcPr>
+          <w:p>
+            <w:pPr>
+              <w:keepNext/>
+              <w:widowControl/>
+              <w:spacing w:after="0" w:before="0" w:line="280" w:lineRule="exact"/>
+            </w:pPr>
+            <w:r>
+              <w:rPr>
+                <w:rFonts w:ascii="Microsoft JhengHei" w:hAnsi="Microsoft JhengHei" w:eastAsia="Microsoft JhengHei"/>
+                <w:b w:val="0"/>
+                <w:color w:val="000000"/>
+                <w:sz w:val="21"/>
+              </w:rPr>
+              <w:t>Output</w:t>
+            </w:r>
+          </w:p>
+        </w:tc>
+        <w:tc>
+          <w:tcPr>
+            <w:tcW w:type="dxa" w:w="8280"/>
+            <w:vAlign w:val="center"/>
+          </w:tcPr>
+          <w:p>
+            <w:pPr>
+              <w:keepNext/>
+              <w:widowControl/>
+              <w:spacing w:after="0" w:before="0" w:line="280" w:lineRule="exact"/>
+            </w:pPr>
+            <w:r>
+              <w:rPr>
+                <w:rFonts w:ascii="Microsoft JhengHei" w:hAnsi="Microsoft JhengHei" w:eastAsia="Microsoft JhengHei"/>
+                <w:b w:val="0"/>
+                <w:color w:val="000000"/>
+                <w:sz w:val="21"/>
+              </w:rPr>
+              <w:t>{week_start: str, issues: list[dict], credits: {before: int, after: int, limit: int}}；問題格式見 8.2。</w:t>
+            </w:r>
+          </w:p>
+        </w:tc>
+      </w:tr>
+      <w:tr>
+        <w:trPr>
+          <w:cantSplit/>
+        </w:trPr>
+        <w:tc>
+          <w:tcPr>
+            <w:tcW w:type="dxa" w:w="1944"/>
+            <w:vAlign w:val="center"/>
+          </w:tcPr>
+          <w:p>
+            <w:pPr>
+              <w:keepNext/>
+              <w:widowControl/>
+              <w:spacing w:after="0" w:before="0" w:line="280" w:lineRule="exact"/>
+            </w:pPr>
+            <w:r>
+              <w:rPr>
+                <w:rFonts w:ascii="Microsoft JhengHei" w:hAnsi="Microsoft JhengHei" w:eastAsia="Microsoft JhengHei"/>
+                <w:b w:val="0"/>
+                <w:color w:val="000000"/>
+                <w:sz w:val="21"/>
+              </w:rPr>
+              <w:t>Precondition</w:t>
+            </w:r>
+          </w:p>
+        </w:tc>
+        <w:tc>
+          <w:tcPr>
+            <w:tcW w:type="dxa" w:w="8280"/>
+            <w:vAlign w:val="center"/>
+          </w:tcPr>
+          <w:p>
+            <w:pPr>
+              <w:keepNext/>
+              <w:widowControl/>
+              <w:spacing w:after="0" w:before="0" w:line="280" w:lineRule="exact"/>
+            </w:pPr>
+            <w:r>
+              <w:rPr>
+                <w:rFonts w:ascii="Microsoft JhengHei" w:hAnsi="Microsoft JhengHei" w:eastAsia="Microsoft JhengHei"/>
+                <w:b w:val="0"/>
+                <w:color w:val="000000"/>
+                <w:sz w:val="21"/>
+              </w:rPr>
+              <w:t>existing_student_id=None 為新增，候選 id 不得已存在；更新時原學號必須存在且等於候選 id。新學生也須明確提供 student_activities，[] 才表示已確認無活動。</w:t>
+            </w:r>
+          </w:p>
+        </w:tc>
+      </w:tr>
+      <w:tr>
+        <w:trPr>
+          <w:cantSplit/>
+        </w:trPr>
+        <w:tc>
+          <w:tcPr>
+            <w:tcW w:type="dxa" w:w="1944"/>
+            <w:vAlign w:val="center"/>
+          </w:tcPr>
+          <w:p>
+            <w:pPr>
+              <w:keepNext/>
+              <w:widowControl/>
+              <w:spacing w:after="0" w:before="0" w:line="280" w:lineRule="exact"/>
+            </w:pPr>
+            <w:r>
+              <w:rPr>
+                <w:rFonts w:ascii="Microsoft JhengHei" w:hAnsi="Microsoft JhengHei" w:eastAsia="Microsoft JhengHei"/>
+                <w:b w:val="0"/>
+                <w:color w:val="000000"/>
+                <w:sz w:val="21"/>
+              </w:rPr>
+              <w:t>Processing Rules</w:t>
+            </w:r>
+          </w:p>
+        </w:tc>
+        <w:tc>
+          <w:tcPr>
+            <w:tcW w:type="dxa" w:w="8280"/>
+            <w:vAlign w:val="center"/>
+          </w:tcPr>
+          <w:p>
+            <w:pPr>
+              <w:keepNext/>
+              <w:widowControl/>
+              <w:spacing w:after="0" w:before="0" w:line="280" w:lineRule="exact"/>
+            </w:pPr>
+            <w:r>
+              <w:rPr>
+                <w:rFonts w:ascii="Microsoft JhengHei" w:hAnsi="Microsoft JhengHei" w:eastAsia="Microsoft JhengHei"/>
+                <w:b w:val="0"/>
+                <w:color w:val="000000"/>
+                <w:sz w:val="21"/>
+              </w:rPr>
+              <w:t>檢查候選全部課程／活動的個人時間配對，以及候選課程對全部課程／相關活動的教室衝突。候選清單替換原清單；before 新增為 0、更新依原清單，after 依候選各課程計一次，limit 用候選上限。</w:t>
+            </w:r>
+          </w:p>
+        </w:tc>
+      </w:tr>
+      <w:tr>
+        <w:trPr>
+          <w:cantSplit/>
+        </w:trPr>
+        <w:tc>
+          <w:tcPr>
+            <w:tcW w:type="dxa" w:w="1944"/>
+            <w:vAlign w:val="center"/>
+          </w:tcPr>
+          <w:p>
+            <w:pPr>
+              <w:keepNext/>
+              <w:widowControl/>
+              <w:spacing w:after="0" w:before="0" w:line="280" w:lineRule="exact"/>
+            </w:pPr>
+            <w:r>
+              <w:rPr>
+                <w:rFonts w:ascii="Microsoft JhengHei" w:hAnsi="Microsoft JhengHei" w:eastAsia="Microsoft JhengHei"/>
+                <w:b w:val="0"/>
+                <w:color w:val="000000"/>
+                <w:sz w:val="21"/>
+              </w:rPr>
+              <w:t>Postcondition</w:t>
+            </w:r>
+          </w:p>
+        </w:tc>
+        <w:tc>
+          <w:tcPr>
+            <w:tcW w:type="dxa" w:w="8280"/>
+            <w:vAlign w:val="center"/>
+          </w:tcPr>
+          <w:p>
+            <w:pPr>
+              <w:keepNext/>
+              <w:widowControl/>
+              <w:spacing w:after="0" w:before="0" w:line="280" w:lineRule="exact"/>
+            </w:pPr>
+            <w:r>
+              <w:rPr>
+                <w:rFonts w:ascii="Microsoft JhengHei" w:hAnsi="Microsoft JhengHei" w:eastAsia="Microsoft JhengHei"/>
+                <w:b w:val="0"/>
+                <w:color w:val="000000"/>
+                <w:sz w:val="21"/>
+              </w:rPr>
+              <w:t>名額先排除原學生，再按候選清單各加一次；新增、保留、加入皆依此計，移除課程不判超額。輸入不變，結果不保留名額。</w:t>
+            </w:r>
+          </w:p>
+        </w:tc>
+      </w:tr>
+      <w:tr>
+        <w:trPr>
+          <w:cantSplit/>
+        </w:trPr>
+        <w:tc>
+          <w:tcPr>
+            <w:tcW w:type="dxa" w:w="1944"/>
+            <w:vAlign w:val="center"/>
+          </w:tcPr>
+          <w:p>
+            <w:pPr>
+              <w:keepNext w:val="0"/>
+              <w:widowControl/>
+              <w:spacing w:after="0" w:before="0" w:line="280" w:lineRule="exact"/>
+            </w:pPr>
+            <w:r>
+              <w:rPr>
+                <w:rFonts w:ascii="Microsoft JhengHei" w:hAnsi="Microsoft JhengHei" w:eastAsia="Microsoft JhengHei"/>
+                <w:b w:val="0"/>
+                <w:color w:val="000000"/>
+                <w:sz w:val="21"/>
+              </w:rPr>
+              <w:t>Error Handling</w:t>
+            </w:r>
+          </w:p>
+        </w:tc>
+        <w:tc>
+          <w:tcPr>
+            <w:tcW w:type="dxa" w:w="8280"/>
+            <w:vAlign w:val="center"/>
+          </w:tcPr>
+          <w:p>
+            <w:pPr>
+              <w:keepNext w:val="0"/>
+              <w:widowControl/>
+              <w:spacing w:after="0" w:before="0" w:line="280" w:lineRule="exact"/>
+            </w:pPr>
+            <w:r>
+              <w:rPr>
+                <w:rFonts w:ascii="Microsoft JhengHei" w:hAnsi="Microsoft JhengHei" w:eastAsia="Microsoft JhengHei"/>
+                <w:b w:val="0"/>
+                <w:color w:val="000000"/>
+                <w:sz w:val="21"/>
+              </w:rPr>
+              <w:t>依 8.4；enrolled_courses 重複屬非法輸入。after 超過 limit、候選人數超過 capacity 及全部時間衝突列入 issues。</w:t>
+            </w:r>
+          </w:p>
+        </w:tc>
+      </w:tr>
+    </w:tbl>
+    <w:p>
+      <w:pPr>
+        <w:keepNext w:val="0"/>
+        <w:spacing w:before="0" w:after="0" w:line="80" w:lineRule="exact"/>
+      </w:pPr>
+      <w:r>
+        <w:rPr>
+          <w:sz w:val="8"/>
+        </w:rPr>
+      </w:r>
+    </w:p>
+    <w:p>
+      <w:pPr>
+        <w:pStyle w:val="21"/>
+        <w:keepNext/>
+      </w:pPr>
+      <w:r>
+        <w:t>check_activity_participation</w:t>
+      </w:r>
+    </w:p>
+    <w:tbl>
+      <w:tblPr>
+        <w:tblW w:type="auto" w:w="0"/>
+        <w:jc w:val="center"/>
+        <w:tblLayout w:type="fixed"/>
+        <w:tblLook w:firstColumn="1" w:firstRow="1" w:lastColumn="0" w:lastRow="0" w:noHBand="0" w:noVBand="1" w:val="04A0"/>
+        <w:tblBorders>
+          <w:top w:val="single" w:sz="4" w:color="D9D9D9"/>
+          <w:left w:val="single" w:sz="4" w:color="D9D9D9"/>
+          <w:bottom w:val="single" w:sz="4" w:color="D9D9D9"/>
+          <w:right w:val="single" w:sz="4" w:color="D9D9D9"/>
+          <w:insideH w:val="single" w:sz="4" w:color="D9D9D9"/>
+          <w:insideV w:val="single" w:sz="4" w:color="D9D9D9"/>
+        </w:tblBorders>
+        <w:tblCellMar>
+          <w:top w:w="40" w:type="dxa"/>
+          <w:bottom w:w="40" w:type="dxa"/>
+          <w:left w:w="95" w:type="dxa"/>
+          <w:right w:w="95" w:type="dxa"/>
+        </w:tblCellMar>
+      </w:tblPr>
+      <w:tblGrid>
+        <w:gridCol w:w="1944"/>
+        <w:gridCol w:w="8280"/>
+      </w:tblGrid>
+      <w:tr>
+        <w:trPr>
+          <w:cantSplit/>
+          <w:tblHeader/>
+        </w:trPr>
+        <w:tc>
+          <w:tcPr>
+            <w:tcW w:type="dxa" w:w="1944"/>
+            <w:vAlign w:val="center"/>
+            <w:shd w:fill="E8EEF4"/>
+          </w:tcPr>
+          <w:p>
+            <w:pPr>
+              <w:keepNext/>
+              <w:widowControl/>
+              <w:spacing w:after="0" w:before="0" w:line="280" w:lineRule="exact"/>
+            </w:pPr>
+            <w:r>
+              <w:rPr>
+                <w:rFonts w:ascii="Microsoft JhengHei" w:hAnsi="Microsoft JhengHei" w:eastAsia="Microsoft JhengHei"/>
+                <w:b/>
+                <w:color w:val="000000"/>
+                <w:sz w:val="21"/>
+              </w:rPr>
+              <w:t>項目</w:t>
+            </w:r>
+          </w:p>
+        </w:tc>
+        <w:tc>
+          <w:tcPr>
+            <w:tcW w:type="dxa" w:w="8280"/>
+            <w:vAlign w:val="center"/>
+            <w:shd w:fill="E8EEF4"/>
+          </w:tcPr>
+          <w:p>
+            <w:pPr>
+              <w:keepNext/>
+              <w:widowControl/>
+              <w:spacing w:after="0" w:before="0" w:line="280" w:lineRule="exact"/>
+            </w:pPr>
+            <w:r>
+              <w:rPr>
+                <w:rFonts w:ascii="Microsoft JhengHei" w:hAnsi="Microsoft JhengHei" w:eastAsia="Microsoft JhengHei"/>
+                <w:b/>
+                <w:color w:val="000000"/>
+                <w:sz w:val="21"/>
+              </w:rPr>
+              <w:t>規格</w:t>
+            </w:r>
+          </w:p>
+        </w:tc>
+      </w:tr>
+      <w:tr>
+        <w:trPr>
+          <w:cantSplit/>
+        </w:trPr>
+        <w:tc>
+          <w:tcPr>
+            <w:tcW w:type="dxa" w:w="1944"/>
+            <w:vAlign w:val="center"/>
+          </w:tcPr>
+          <w:p>
+            <w:pPr>
+              <w:keepNext/>
+              <w:widowControl/>
+              <w:spacing w:after="0" w:before="0" w:line="280" w:lineRule="exact"/>
+            </w:pPr>
+            <w:r>
+              <w:rPr>
+                <w:rFonts w:ascii="Microsoft JhengHei" w:hAnsi="Microsoft JhengHei" w:eastAsia="Microsoft JhengHei"/>
+                <w:b w:val="0"/>
+                <w:color w:val="000000"/>
+                <w:sz w:val="21"/>
+              </w:rPr>
+              <w:t>Function Name</w:t>
+            </w:r>
+          </w:p>
+        </w:tc>
+        <w:tc>
+          <w:tcPr>
+            <w:tcW w:type="dxa" w:w="8280"/>
+            <w:vAlign w:val="center"/>
+          </w:tcPr>
+          <w:p>
+            <w:pPr>
+              <w:keepNext/>
+              <w:widowControl/>
+              <w:spacing w:after="0" w:before="0" w:line="280" w:lineRule="exact"/>
+            </w:pPr>
+            <w:r>
+              <w:rPr>
+                <w:rFonts w:ascii="Microsoft JhengHei" w:hAnsi="Microsoft JhengHei" w:eastAsia="Microsoft JhengHei"/>
+                <w:b w:val="0"/>
+                <w:color w:val="000000"/>
+                <w:sz w:val="21"/>
+              </w:rPr>
+              <w:t>check_activity_participation(courses, student, student_activities, activity, room_activities, *, week_start, period_times) -&gt; dict</w:t>
+            </w:r>
+          </w:p>
+        </w:tc>
+      </w:tr>
+      <w:tr>
+        <w:trPr>
+          <w:cantSplit/>
+        </w:trPr>
+        <w:tc>
+          <w:tcPr>
+            <w:tcW w:type="dxa" w:w="1944"/>
+            <w:vAlign w:val="center"/>
+          </w:tcPr>
+          <w:p>
+            <w:pPr>
+              <w:keepNext/>
+              <w:widowControl/>
+              <w:spacing w:after="0" w:before="0" w:line="280" w:lineRule="exact"/>
+            </w:pPr>
+            <w:r>
+              <w:rPr>
+                <w:rFonts w:ascii="Microsoft JhengHei" w:hAnsi="Microsoft JhengHei" w:eastAsia="Microsoft JhengHei"/>
+                <w:b w:val="0"/>
+                <w:color w:val="000000"/>
+                <w:sz w:val="21"/>
+              </w:rPr>
+              <w:t>Description</w:t>
+            </w:r>
+          </w:p>
+        </w:tc>
+        <w:tc>
+          <w:tcPr>
+            <w:tcW w:type="dxa" w:w="8280"/>
+            <w:vAlign w:val="center"/>
+          </w:tcPr>
+          <w:p>
+            <w:pPr>
+              <w:keepNext/>
+              <w:widowControl/>
+              <w:spacing w:after="0" w:before="0" w:line="280" w:lineRule="exact"/>
+            </w:pPr>
+            <w:r>
+              <w:rPr>
+                <w:rFonts w:ascii="Microsoft JhengHei" w:hAnsi="Microsoft JhengHei" w:eastAsia="Microsoft JhengHei"/>
+                <w:b w:val="0"/>
+                <w:color w:val="000000"/>
+                <w:sz w:val="21"/>
+              </w:rPr>
+              <w:t>供活動呼叫端檢查學生欲參加的單次目標活動之個人時間與教室衝突。</w:t>
+            </w:r>
+          </w:p>
+        </w:tc>
+      </w:tr>
+      <w:tr>
+        <w:trPr>
+          <w:cantSplit/>
+        </w:trPr>
+        <w:tc>
+          <w:tcPr>
+            <w:tcW w:type="dxa" w:w="1944"/>
+            <w:vAlign w:val="center"/>
+          </w:tcPr>
+          <w:p>
+            <w:pPr>
+              <w:keepNext/>
+              <w:widowControl/>
+              <w:spacing w:after="0" w:before="0" w:line="280" w:lineRule="exact"/>
+            </w:pPr>
+            <w:r>
+              <w:rPr>
+                <w:rFonts w:ascii="Microsoft JhengHei" w:hAnsi="Microsoft JhengHei" w:eastAsia="Microsoft JhengHei"/>
+                <w:b w:val="0"/>
+                <w:color w:val="000000"/>
+                <w:sz w:val="21"/>
+              </w:rPr>
+              <w:t>Input</w:t>
+            </w:r>
+          </w:p>
+        </w:tc>
+        <w:tc>
+          <w:tcPr>
+            <w:tcW w:type="dxa" w:w="8280"/>
+            <w:vAlign w:val="center"/>
+          </w:tcPr>
+          <w:p>
+            <w:pPr>
+              <w:keepNext/>
+              <w:widowControl/>
+              <w:spacing w:after="0" w:before="0" w:line="280" w:lineRule="exact"/>
+            </w:pPr>
+            <w:r>
+              <w:rPr>
+                <w:rFonts w:ascii="Microsoft JhengHei" w:hAnsi="Microsoft JhengHei" w:eastAsia="Microsoft JhengHei"/>
+                <w:b w:val="0"/>
+                <w:color w:val="000000"/>
+                <w:sz w:val="21"/>
+              </w:rPr>
+              <w:t>courses 為 F1 完整課程 dict，student 為 F1 學生 dict；student_activities 為加入前完整參加清單，activity 為目標 dict。room_activities 為目標教室本週全部配置活動，可含相同目標；period_times 必填。</w:t>
+            </w:r>
+          </w:p>
+        </w:tc>
+      </w:tr>
+      <w:tr>
+        <w:trPr>
+          <w:cantSplit/>
+        </w:trPr>
+        <w:tc>
+          <w:tcPr>
+            <w:tcW w:type="dxa" w:w="1944"/>
+            <w:vAlign w:val="center"/>
+          </w:tcPr>
+          <w:p>
+            <w:pPr>
+              <w:keepNext/>
+              <w:widowControl/>
+              <w:spacing w:after="0" w:before="0" w:line="280" w:lineRule="exact"/>
+            </w:pPr>
+            <w:r>
+              <w:rPr>
+                <w:rFonts w:ascii="Microsoft JhengHei" w:hAnsi="Microsoft JhengHei" w:eastAsia="Microsoft JhengHei"/>
+                <w:b w:val="0"/>
+                <w:color w:val="000000"/>
+                <w:sz w:val="21"/>
+              </w:rPr>
+              <w:t>Output</w:t>
+            </w:r>
+          </w:p>
+        </w:tc>
+        <w:tc>
+          <w:tcPr>
+            <w:tcW w:type="dxa" w:w="8280"/>
+            <w:vAlign w:val="center"/>
+          </w:tcPr>
+          <w:p>
+            <w:pPr>
+              <w:keepNext/>
+              <w:widowControl/>
+              <w:spacing w:after="0" w:before="0" w:line="280" w:lineRule="exact"/>
+            </w:pPr>
+            <w:r>
+              <w:rPr>
+                <w:rFonts w:ascii="Microsoft JhengHei" w:hAnsi="Microsoft JhengHei" w:eastAsia="Microsoft JhengHei"/>
+                <w:b w:val="0"/>
+                <w:color w:val="000000"/>
+                <w:sz w:val="21"/>
+              </w:rPr>
+              <w:t>8.2 共通結果；列全部含目標的個人及教室時間問題，已參加另列 already_participating。</w:t>
+            </w:r>
+          </w:p>
+        </w:tc>
+      </w:tr>
+      <w:tr>
+        <w:trPr>
+          <w:cantSplit/>
+        </w:trPr>
+        <w:tc>
+          <w:tcPr>
+            <w:tcW w:type="dxa" w:w="1944"/>
+            <w:vAlign w:val="center"/>
+          </w:tcPr>
+          <w:p>
+            <w:pPr>
+              <w:keepNext/>
+              <w:widowControl/>
+              <w:spacing w:after="0" w:before="0" w:line="280" w:lineRule="exact"/>
+            </w:pPr>
+            <w:r>
+              <w:rPr>
+                <w:rFonts w:ascii="Microsoft JhengHei" w:hAnsi="Microsoft JhengHei" w:eastAsia="Microsoft JhengHei"/>
+                <w:b w:val="0"/>
+                <w:color w:val="000000"/>
+                <w:sz w:val="21"/>
+              </w:rPr>
+              <w:t>Precondition</w:t>
+            </w:r>
+          </w:p>
+        </w:tc>
+        <w:tc>
+          <w:tcPr>
+            <w:tcW w:type="dxa" w:w="8280"/>
+            <w:vAlign w:val="center"/>
+          </w:tcPr>
+          <w:p>
+            <w:pPr>
+              <w:keepNext/>
+              <w:widowControl/>
+              <w:spacing w:after="0" w:before="0" w:line="280" w:lineRule="exact"/>
+            </w:pPr>
+            <w:r>
+              <w:rPr>
+                <w:rFonts w:ascii="Microsoft JhengHei" w:hAnsi="Microsoft JhengHei" w:eastAsia="Microsoft JhengHei"/>
+                <w:b w:val="0"/>
+                <w:color w:val="000000"/>
+                <w:sz w:val="21"/>
+              </w:rPr>
+              <w:t>學生選課參照有效，目標須同日且完整在指定週；目標與教室比較所需活動 room 必須已知。個人活動資料不因學生尚無其他活動而省略，須明確傳入 []。</w:t>
+            </w:r>
+          </w:p>
+        </w:tc>
+      </w:tr>
+      <w:tr>
+        <w:trPr>
+          <w:cantSplit/>
+        </w:trPr>
+        <w:tc>
+          <w:tcPr>
+            <w:tcW w:type="dxa" w:w="1944"/>
+            <w:vAlign w:val="center"/>
+          </w:tcPr>
+          <w:p>
+            <w:pPr>
+              <w:keepNext/>
+              <w:widowControl/>
+              <w:spacing w:after="0" w:before="0" w:line="280" w:lineRule="exact"/>
+            </w:pPr>
+            <w:r>
+              <w:rPr>
+                <w:rFonts w:ascii="Microsoft JhengHei" w:hAnsi="Microsoft JhengHei" w:eastAsia="Microsoft JhengHei"/>
+                <w:b w:val="0"/>
+                <w:color w:val="000000"/>
+                <w:sz w:val="21"/>
+              </w:rPr>
+              <w:t>Processing Rules</w:t>
+            </w:r>
+          </w:p>
+        </w:tc>
+        <w:tc>
+          <w:tcPr>
+            <w:tcW w:type="dxa" w:w="8280"/>
+            <w:vAlign w:val="center"/>
+          </w:tcPr>
+          <w:p>
+            <w:pPr>
+              <w:keepNext/>
+              <w:widowControl/>
+              <w:spacing w:after="0" w:before="0" w:line="280" w:lineRule="exact"/>
+            </w:pPr>
+            <w:r>
+              <w:rPr>
+                <w:rFonts w:ascii="Microsoft JhengHei" w:hAnsi="Microsoft JhengHei" w:eastAsia="Microsoft JhengHei"/>
+                <w:b w:val="0"/>
+                <w:color w:val="000000"/>
+                <w:sz w:val="21"/>
+              </w:rPr>
+              <w:t>比較目標與該學生全部課程／其他參加活動，及目標教室全部課程／其他配置活動。若已參加，仍以單一目標完成其餘檢查，不自我比較，全部問題依 8.2 排序。</w:t>
+            </w:r>
+          </w:p>
+        </w:tc>
+      </w:tr>
+      <w:tr>
+        <w:trPr>
+          <w:cantSplit/>
+        </w:trPr>
+        <w:tc>
+          <w:tcPr>
+            <w:tcW w:type="dxa" w:w="1944"/>
+            <w:vAlign w:val="center"/>
+          </w:tcPr>
+          <w:p>
+            <w:pPr>
+              <w:keepNext/>
+              <w:widowControl/>
+              <w:spacing w:after="0" w:before="0" w:line="280" w:lineRule="exact"/>
+            </w:pPr>
+            <w:r>
+              <w:rPr>
+                <w:rFonts w:ascii="Microsoft JhengHei" w:hAnsi="Microsoft JhengHei" w:eastAsia="Microsoft JhengHei"/>
+                <w:b w:val="0"/>
+                <w:color w:val="000000"/>
+                <w:sz w:val="21"/>
+              </w:rPr>
+              <w:t>Postcondition</w:t>
+            </w:r>
+          </w:p>
+        </w:tc>
+        <w:tc>
+          <w:tcPr>
+            <w:tcW w:type="dxa" w:w="8280"/>
+            <w:vAlign w:val="center"/>
+          </w:tcPr>
+          <w:p>
+            <w:pPr>
+              <w:keepNext/>
+              <w:widowControl/>
+              <w:spacing w:after="0" w:before="0" w:line="280" w:lineRule="exact"/>
+            </w:pPr>
+            <w:r>
+              <w:rPr>
+                <w:rFonts w:ascii="Microsoft JhengHei" w:hAnsi="Microsoft JhengHei" w:eastAsia="Microsoft JhengHei"/>
+                <w:b w:val="0"/>
+                <w:color w:val="000000"/>
+                <w:sz w:val="21"/>
+              </w:rPr>
+              <w:t>不變更參加關係，不保證其他既有來源互不衝突，也不判定活動報名容量或報名成功。</w:t>
+            </w:r>
+          </w:p>
+        </w:tc>
+      </w:tr>
+      <w:tr>
+        <w:trPr>
+          <w:cantSplit/>
+        </w:trPr>
+        <w:tc>
+          <w:tcPr>
+            <w:tcW w:type="dxa" w:w="1944"/>
+            <w:vAlign w:val="center"/>
+          </w:tcPr>
+          <w:p>
+            <w:pPr>
+              <w:keepNext w:val="0"/>
+              <w:widowControl/>
+              <w:spacing w:after="0" w:before="0" w:line="280" w:lineRule="exact"/>
+            </w:pPr>
+            <w:r>
+              <w:rPr>
+                <w:rFonts w:ascii="Microsoft JhengHei" w:hAnsi="Microsoft JhengHei" w:eastAsia="Microsoft JhengHei"/>
+                <w:b w:val="0"/>
+                <w:color w:val="000000"/>
+                <w:sz w:val="21"/>
+              </w:rPr>
+              <w:t>Error Handling</w:t>
+            </w:r>
+          </w:p>
+        </w:tc>
+        <w:tc>
+          <w:tcPr>
+            <w:tcW w:type="dxa" w:w="8280"/>
+            <w:vAlign w:val="center"/>
+          </w:tcPr>
+          <w:p>
+            <w:pPr>
+              <w:keepNext w:val="0"/>
+              <w:widowControl/>
+              <w:spacing w:after="0" w:before="0" w:line="280" w:lineRule="exact"/>
+            </w:pPr>
+            <w:r>
+              <w:rPr>
+                <w:rFonts w:ascii="Microsoft JhengHei" w:hAnsi="Microsoft JhengHei" w:eastAsia="Microsoft JhengHei"/>
+                <w:b w:val="0"/>
+                <w:color w:val="000000"/>
+                <w:sz w:val="21"/>
+              </w:rPr>
+              <w:t>依 8.4；週外／跨日目標、未知教室或鐘點均拋例外，不以重複參加取代必要檢查。</w:t>
+            </w:r>
+          </w:p>
+        </w:tc>
+      </w:tr>
+    </w:tbl>
+    <w:p>
+      <w:pPr>
+        <w:keepNext w:val="0"/>
+        <w:spacing w:before="0" w:after="0" w:line="80" w:lineRule="exact"/>
+      </w:pPr>
+      <w:r>
+        <w:rPr>
+          <w:sz w:val="8"/>
+        </w:rPr>
+      </w:r>
+    </w:p>
+    <w:p>
+      <w:pPr>
+        <w:pStyle w:val="21"/>
+        <w:keepNext/>
+      </w:pPr>
+      <w:r>
+        <w:t>check_room_time_conflicts</w:t>
+      </w:r>
+    </w:p>
+    <w:tbl>
+      <w:tblPr>
+        <w:tblW w:type="auto" w:w="0"/>
+        <w:jc w:val="center"/>
+        <w:tblLayout w:type="fixed"/>
+        <w:tblLook w:firstColumn="1" w:firstRow="1" w:lastColumn="0" w:lastRow="0" w:noHBand="0" w:noVBand="1" w:val="04A0"/>
+        <w:tblBorders>
+          <w:top w:val="single" w:sz="4" w:color="D9D9D9"/>
+          <w:left w:val="single" w:sz="4" w:color="D9D9D9"/>
+          <w:bottom w:val="single" w:sz="4" w:color="D9D9D9"/>
+          <w:right w:val="single" w:sz="4" w:color="D9D9D9"/>
+          <w:insideH w:val="single" w:sz="4" w:color="D9D9D9"/>
+          <w:insideV w:val="single" w:sz="4" w:color="D9D9D9"/>
+        </w:tblBorders>
+        <w:tblCellMar>
+          <w:top w:w="40" w:type="dxa"/>
+          <w:bottom w:w="40" w:type="dxa"/>
+          <w:left w:w="95" w:type="dxa"/>
+          <w:right w:w="95" w:type="dxa"/>
+        </w:tblCellMar>
+      </w:tblPr>
+      <w:tblGrid>
+        <w:gridCol w:w="1944"/>
+        <w:gridCol w:w="8280"/>
+      </w:tblGrid>
+      <w:tr>
+        <w:trPr>
+          <w:cantSplit/>
+          <w:tblHeader/>
+        </w:trPr>
+        <w:tc>
+          <w:tcPr>
+            <w:tcW w:type="dxa" w:w="1944"/>
+            <w:vAlign w:val="center"/>
+            <w:shd w:fill="E8EEF4"/>
+          </w:tcPr>
+          <w:p>
+            <w:pPr>
+              <w:keepNext/>
+              <w:widowControl/>
+              <w:spacing w:after="0" w:before="0" w:line="280" w:lineRule="exact"/>
+            </w:pPr>
+            <w:r>
+              <w:rPr>
+                <w:rFonts w:ascii="Microsoft JhengHei" w:hAnsi="Microsoft JhengHei" w:eastAsia="Microsoft JhengHei"/>
+                <w:b/>
+                <w:color w:val="000000"/>
+                <w:sz w:val="21"/>
+              </w:rPr>
+              <w:t>項目</w:t>
+            </w:r>
+          </w:p>
+        </w:tc>
+        <w:tc>
+          <w:tcPr>
+            <w:tcW w:type="dxa" w:w="8280"/>
+            <w:vAlign w:val="center"/>
+            <w:shd w:fill="E8EEF4"/>
+          </w:tcPr>
+          <w:p>
+            <w:pPr>
+              <w:keepNext/>
+              <w:widowControl/>
+              <w:spacing w:after="0" w:before="0" w:line="280" w:lineRule="exact"/>
+            </w:pPr>
+            <w:r>
+              <w:rPr>
+                <w:rFonts w:ascii="Microsoft JhengHei" w:hAnsi="Microsoft JhengHei" w:eastAsia="Microsoft JhengHei"/>
+                <w:b/>
+                <w:color w:val="000000"/>
+                <w:sz w:val="21"/>
+              </w:rPr>
+              <w:t>規格</w:t>
+            </w:r>
+          </w:p>
+        </w:tc>
+      </w:tr>
+      <w:tr>
+        <w:trPr>
+          <w:cantSplit/>
+        </w:trPr>
+        <w:tc>
+          <w:tcPr>
+            <w:tcW w:type="dxa" w:w="1944"/>
+            <w:vAlign w:val="center"/>
+          </w:tcPr>
+          <w:p>
+            <w:pPr>
+              <w:keepNext/>
+              <w:widowControl/>
+              <w:spacing w:after="0" w:before="0" w:line="280" w:lineRule="exact"/>
+            </w:pPr>
+            <w:r>
+              <w:rPr>
+                <w:rFonts w:ascii="Microsoft JhengHei" w:hAnsi="Microsoft JhengHei" w:eastAsia="Microsoft JhengHei"/>
+                <w:b w:val="0"/>
+                <w:color w:val="000000"/>
+                <w:sz w:val="21"/>
+              </w:rPr>
+              <w:t>Function Name</w:t>
+            </w:r>
+          </w:p>
+        </w:tc>
+        <w:tc>
+          <w:tcPr>
+            <w:tcW w:type="dxa" w:w="8280"/>
+            <w:vAlign w:val="center"/>
+          </w:tcPr>
+          <w:p>
+            <w:pPr>
+              <w:keepNext/>
+              <w:widowControl/>
+              <w:spacing w:after="0" w:before="0" w:line="280" w:lineRule="exact"/>
+            </w:pPr>
+            <w:r>
+              <w:rPr>
+                <w:rFonts w:ascii="Microsoft JhengHei" w:hAnsi="Microsoft JhengHei" w:eastAsia="Microsoft JhengHei"/>
+                <w:b w:val="0"/>
+                <w:color w:val="000000"/>
+                <w:sz w:val="21"/>
+              </w:rPr>
+              <w:t>check_room_time_conflicts(courses, activities, *, week_start, period_times=None) -&gt; dict</w:t>
+            </w:r>
+          </w:p>
+        </w:tc>
+      </w:tr>
+      <w:tr>
+        <w:trPr>
+          <w:cantSplit/>
+        </w:trPr>
+        <w:tc>
+          <w:tcPr>
+            <w:tcW w:type="dxa" w:w="1944"/>
+            <w:vAlign w:val="center"/>
+          </w:tcPr>
+          <w:p>
+            <w:pPr>
+              <w:keepNext/>
+              <w:widowControl/>
+              <w:spacing w:after="0" w:before="0" w:line="280" w:lineRule="exact"/>
+            </w:pPr>
+            <w:r>
+              <w:rPr>
+                <w:rFonts w:ascii="Microsoft JhengHei" w:hAnsi="Microsoft JhengHei" w:eastAsia="Microsoft JhengHei"/>
+                <w:b w:val="0"/>
+                <w:color w:val="000000"/>
+                <w:sz w:val="21"/>
+              </w:rPr>
+              <w:t>Description</w:t>
+            </w:r>
+          </w:p>
+        </w:tc>
+        <w:tc>
+          <w:tcPr>
+            <w:tcW w:type="dxa" w:w="8280"/>
+            <w:vAlign w:val="center"/>
+          </w:tcPr>
+          <w:p>
+            <w:pPr>
+              <w:keepNext/>
+              <w:widowControl/>
+              <w:spacing w:after="0" w:before="0" w:line="280" w:lineRule="exact"/>
+            </w:pPr>
+            <w:r>
+              <w:rPr>
+                <w:rFonts w:ascii="Microsoft JhengHei" w:hAnsi="Microsoft JhengHei" w:eastAsia="Microsoft JhengHei"/>
+                <w:b w:val="0"/>
+                <w:color w:val="000000"/>
+                <w:sz w:val="21"/>
+              </w:rPr>
+              <w:t>供課程與活動配置端共用，列出指定週同教室的全部時間衝突。</w:t>
+            </w:r>
+          </w:p>
+        </w:tc>
+      </w:tr>
+      <w:tr>
+        <w:trPr>
+          <w:cantSplit/>
+        </w:trPr>
+        <w:tc>
+          <w:tcPr>
+            <w:tcW w:type="dxa" w:w="1944"/>
+            <w:vAlign w:val="center"/>
+          </w:tcPr>
+          <w:p>
+            <w:pPr>
+              <w:keepNext/>
+              <w:widowControl/>
+              <w:spacing w:after="0" w:before="0" w:line="280" w:lineRule="exact"/>
+            </w:pPr>
+            <w:r>
+              <w:rPr>
+                <w:rFonts w:ascii="Microsoft JhengHei" w:hAnsi="Microsoft JhengHei" w:eastAsia="Microsoft JhengHei"/>
+                <w:b w:val="0"/>
+                <w:color w:val="000000"/>
+                <w:sz w:val="21"/>
+              </w:rPr>
+              <w:t>Input</w:t>
+            </w:r>
+          </w:p>
+        </w:tc>
+        <w:tc>
+          <w:tcPr>
+            <w:tcW w:type="dxa" w:w="8280"/>
+            <w:vAlign w:val="center"/>
+          </w:tcPr>
+          <w:p>
+            <w:pPr>
+              <w:keepNext/>
+              <w:widowControl/>
+              <w:spacing w:after="0" w:before="0" w:line="280" w:lineRule="exact"/>
+            </w:pPr>
+            <w:r>
+              <w:rPr>
+                <w:rFonts w:ascii="Microsoft JhengHei" w:hAnsi="Microsoft JhengHei" w:eastAsia="Microsoft JhengHei"/>
+                <w:b w:val="0"/>
+                <w:color w:val="000000"/>
+                <w:sz w:val="21"/>
+              </w:rPr>
+              <w:t>courses 為 F1 全部課程配置 dict；activities 為本週全部有效活動配置，[] 表示沒有活動。每筆活動須有 room；有活動時須提供 period_times，格式見 8.1。</w:t>
+            </w:r>
+          </w:p>
+        </w:tc>
+      </w:tr>
+      <w:tr>
+        <w:trPr>
+          <w:cantSplit/>
+        </w:trPr>
+        <w:tc>
+          <w:tcPr>
+            <w:tcW w:type="dxa" w:w="1944"/>
+            <w:vAlign w:val="center"/>
+          </w:tcPr>
+          <w:p>
+            <w:pPr>
+              <w:keepNext/>
+              <w:widowControl/>
+              <w:spacing w:after="0" w:before="0" w:line="280" w:lineRule="exact"/>
+            </w:pPr>
+            <w:r>
+              <w:rPr>
+                <w:rFonts w:ascii="Microsoft JhengHei" w:hAnsi="Microsoft JhengHei" w:eastAsia="Microsoft JhengHei"/>
+                <w:b w:val="0"/>
+                <w:color w:val="000000"/>
+                <w:sz w:val="21"/>
+              </w:rPr>
+              <w:t>Output</w:t>
+            </w:r>
+          </w:p>
+        </w:tc>
+        <w:tc>
+          <w:tcPr>
+            <w:tcW w:type="dxa" w:w="8280"/>
+            <w:vAlign w:val="center"/>
+          </w:tcPr>
+          <w:p>
+            <w:pPr>
+              <w:keepNext/>
+              <w:widowControl/>
+              <w:spacing w:after="0" w:before="0" w:line="280" w:lineRule="exact"/>
+            </w:pPr>
+            <w:r>
+              <w:rPr>
+                <w:rFonts w:ascii="Microsoft JhengHei" w:hAnsi="Microsoft JhengHei" w:eastAsia="Microsoft JhengHei"/>
+                <w:b w:val="0"/>
+                <w:color w:val="000000"/>
+                <w:sz w:val="21"/>
+              </w:rPr>
+              <w:t>8.2 共通結果，issues 只含 room_time；無衝突時 issues=[]。</w:t>
+            </w:r>
+          </w:p>
+        </w:tc>
+      </w:tr>
+      <w:tr>
+        <w:trPr>
+          <w:cantSplit/>
+        </w:trPr>
+        <w:tc>
+          <w:tcPr>
+            <w:tcW w:type="dxa" w:w="1944"/>
+            <w:vAlign w:val="center"/>
+          </w:tcPr>
+          <w:p>
+            <w:pPr>
+              <w:keepNext/>
+              <w:widowControl/>
+              <w:spacing w:after="0" w:before="0" w:line="280" w:lineRule="exact"/>
+            </w:pPr>
+            <w:r>
+              <w:rPr>
+                <w:rFonts w:ascii="Microsoft JhengHei" w:hAnsi="Microsoft JhengHei" w:eastAsia="Microsoft JhengHei"/>
+                <w:b w:val="0"/>
+                <w:color w:val="000000"/>
+                <w:sz w:val="21"/>
+              </w:rPr>
+              <w:t>Precondition</w:t>
+            </w:r>
+          </w:p>
+        </w:tc>
+        <w:tc>
+          <w:tcPr>
+            <w:tcW w:type="dxa" w:w="8280"/>
+            <w:vAlign w:val="center"/>
+          </w:tcPr>
+          <w:p>
+            <w:pPr>
+              <w:keepNext/>
+              <w:widowControl/>
+              <w:spacing w:after="0" w:before="0" w:line="280" w:lineRule="exact"/>
+            </w:pPr>
+            <w:r>
+              <w:rPr>
+                <w:rFonts w:ascii="Microsoft JhengHei" w:hAnsi="Microsoft JhengHei" w:eastAsia="Microsoft JhengHei"/>
+                <w:b w:val="0"/>
+                <w:color w:val="000000"/>
+                <w:sz w:val="21"/>
+              </w:rPr>
+              <w:t>傳入配置包含欲檢查的候選變更，且同一活動只出現一次；room 使用與 F1 課程一致的教室代號，不需要學生、參加關係或教室容量設備資料。</w:t>
+            </w:r>
+          </w:p>
+        </w:tc>
+      </w:tr>
+      <w:tr>
+        <w:trPr>
+          <w:cantSplit/>
+        </w:trPr>
+        <w:tc>
+          <w:tcPr>
+            <w:tcW w:type="dxa" w:w="1944"/>
+            <w:vAlign w:val="center"/>
+          </w:tcPr>
+          <w:p>
+            <w:pPr>
+              <w:keepNext/>
+              <w:widowControl/>
+              <w:spacing w:after="0" w:before="0" w:line="280" w:lineRule="exact"/>
+            </w:pPr>
+            <w:r>
+              <w:rPr>
+                <w:rFonts w:ascii="Microsoft JhengHei" w:hAnsi="Microsoft JhengHei" w:eastAsia="Microsoft JhengHei"/>
+                <w:b w:val="0"/>
+                <w:color w:val="000000"/>
+                <w:sz w:val="21"/>
+              </w:rPr>
+              <w:t>Processing Rules</w:t>
+            </w:r>
+          </w:p>
+        </w:tc>
+        <w:tc>
+          <w:tcPr>
+            <w:tcW w:type="dxa" w:w="8280"/>
+            <w:vAlign w:val="center"/>
+          </w:tcPr>
+          <w:p>
+            <w:pPr>
+              <w:keepNext/>
+              <w:widowControl/>
+              <w:spacing w:after="0" w:before="0" w:line="280" w:lineRule="exact"/>
+            </w:pPr>
+            <w:r>
+              <w:rPr>
+                <w:rFonts w:ascii="Microsoft JhengHei" w:hAnsi="Microsoft JhengHei" w:eastAsia="Microsoft JhengHei"/>
+                <w:b w:val="0"/>
+                <w:color w:val="000000"/>
+                <w:sz w:val="21"/>
+              </w:rPr>
+              <w:t>對同教室檢查課程／課程、課程／活動及活動／活動；排除來源自身，回報全部交集並依 8.2 去重與排序。</w:t>
+            </w:r>
+          </w:p>
+        </w:tc>
+      </w:tr>
+      <w:tr>
+        <w:trPr>
+          <w:cantSplit/>
+        </w:trPr>
+        <w:tc>
+          <w:tcPr>
+            <w:tcW w:type="dxa" w:w="1944"/>
+            <w:vAlign w:val="center"/>
+          </w:tcPr>
+          <w:p>
+            <w:pPr>
+              <w:keepNext/>
+              <w:widowControl/>
+              <w:spacing w:after="0" w:before="0" w:line="280" w:lineRule="exact"/>
+            </w:pPr>
+            <w:r>
+              <w:rPr>
+                <w:rFonts w:ascii="Microsoft JhengHei" w:hAnsi="Microsoft JhengHei" w:eastAsia="Microsoft JhengHei"/>
+                <w:b w:val="0"/>
+                <w:color w:val="000000"/>
+                <w:sz w:val="21"/>
+              </w:rPr>
+              <w:t>Postcondition</w:t>
+            </w:r>
+          </w:p>
+        </w:tc>
+        <w:tc>
+          <w:tcPr>
+            <w:tcW w:type="dxa" w:w="8280"/>
+            <w:vAlign w:val="center"/>
+          </w:tcPr>
+          <w:p>
+            <w:pPr>
+              <w:keepNext/>
+              <w:widowControl/>
+              <w:spacing w:after="0" w:before="0" w:line="280" w:lineRule="exact"/>
+            </w:pPr>
+            <w:r>
+              <w:rPr>
+                <w:rFonts w:ascii="Microsoft JhengHei" w:hAnsi="Microsoft JhengHei" w:eastAsia="Microsoft JhengHei"/>
+                <w:b w:val="0"/>
+                <w:color w:val="000000"/>
+                <w:sz w:val="21"/>
+              </w:rPr>
+              <w:t>輸入保持不變；結果只表示配置的時間衝突，不建立或分配教室，也不保證教室存在性、容量或設備適合。</w:t>
+            </w:r>
+          </w:p>
+        </w:tc>
+      </w:tr>
+      <w:tr>
+        <w:trPr>
+          <w:cantSplit/>
+        </w:trPr>
+        <w:tc>
+          <w:tcPr>
+            <w:tcW w:type="dxa" w:w="1944"/>
+            <w:vAlign w:val="center"/>
+          </w:tcPr>
+          <w:p>
+            <w:pPr>
+              <w:keepNext w:val="0"/>
+              <w:widowControl/>
+              <w:spacing w:after="0" w:before="0" w:line="280" w:lineRule="exact"/>
+            </w:pPr>
+            <w:r>
+              <w:rPr>
+                <w:rFonts w:ascii="Microsoft JhengHei" w:hAnsi="Microsoft JhengHei" w:eastAsia="Microsoft JhengHei"/>
+                <w:b w:val="0"/>
+                <w:color w:val="000000"/>
+                <w:sz w:val="21"/>
+              </w:rPr>
+              <w:t>Error Handling</w:t>
+            </w:r>
+          </w:p>
+        </w:tc>
+        <w:tc>
+          <w:tcPr>
+            <w:tcW w:type="dxa" w:w="8280"/>
+            <w:vAlign w:val="center"/>
+          </w:tcPr>
+          <w:p>
+            <w:pPr>
+              <w:keepNext w:val="0"/>
+              <w:widowControl/>
+              <w:spacing w:after="0" w:before="0" w:line="280" w:lineRule="exact"/>
+            </w:pPr>
+            <w:r>
+              <w:rPr>
+                <w:rFonts w:ascii="Microsoft JhengHei" w:hAnsi="Microsoft JhengHei" w:eastAsia="Microsoft JhengHei"/>
+                <w:b w:val="0"/>
+                <w:color w:val="000000"/>
+                <w:sz w:val="21"/>
+              </w:rPr>
+              <w:t>依 8.4；任一必要配置的教室或鐘點未知時拋例外，不略過該來源後回傳沒有衝突。</w:t>
+            </w:r>
+          </w:p>
+        </w:tc>
+      </w:tr>
+    </w:tbl>
+    <w:p>
+      <w:pPr>
+        <w:keepNext w:val="0"/>
+        <w:spacing w:before="0" w:after="0" w:line="80" w:lineRule="exact"/>
+      </w:pPr>
+      <w:r>
+        <w:rPr>
+          <w:sz w:val="8"/>
+        </w:rPr>
+      </w:r>
+    </w:p>
+    <w:p>
+      <w:pPr>
+        <w:pStyle w:val="1"/>
+        <w:keepNext/>
+      </w:pPr>
+      <w:r>
+        <w:t>10 F3 公開函式</w:t>
+      </w:r>
+    </w:p>
+    <w:p>
+      <w:pPr>
+        <w:pStyle w:val="21"/>
+        <w:keepNext/>
+      </w:pPr>
+      <w:r>
+        <w:t>build_timetable</w:t>
+      </w:r>
+    </w:p>
+    <w:tbl>
+      <w:tblPr>
+        <w:tblW w:type="auto" w:w="0"/>
+        <w:jc w:val="center"/>
+        <w:tblLayout w:type="fixed"/>
+        <w:tblLook w:firstColumn="1" w:firstRow="1" w:lastColumn="0" w:lastRow="0" w:noHBand="0" w:noVBand="1" w:val="04A0"/>
+        <w:tblBorders>
+          <w:top w:val="single" w:sz="4" w:color="D9D9D9"/>
+          <w:left w:val="single" w:sz="4" w:color="D9D9D9"/>
+          <w:bottom w:val="single" w:sz="4" w:color="D9D9D9"/>
+          <w:right w:val="single" w:sz="4" w:color="D9D9D9"/>
+          <w:insideH w:val="single" w:sz="4" w:color="D9D9D9"/>
+          <w:insideV w:val="single" w:sz="4" w:color="D9D9D9"/>
+        </w:tblBorders>
+        <w:tblCellMar>
+          <w:top w:w="40" w:type="dxa"/>
+          <w:bottom w:w="40" w:type="dxa"/>
+          <w:left w:w="95" w:type="dxa"/>
+          <w:right w:w="95" w:type="dxa"/>
+        </w:tblCellMar>
+      </w:tblPr>
+      <w:tblGrid>
+        <w:gridCol w:w="1944"/>
+        <w:gridCol w:w="8280"/>
+      </w:tblGrid>
+      <w:tr>
+        <w:trPr>
+          <w:cantSplit/>
+          <w:tblHeader/>
+        </w:trPr>
+        <w:tc>
+          <w:tcPr>
+            <w:tcW w:type="dxa" w:w="1944"/>
+            <w:vAlign w:val="center"/>
+            <w:shd w:fill="E8EEF4"/>
+          </w:tcPr>
+          <w:p>
+            <w:pPr>
+              <w:keepNext/>
+              <w:widowControl/>
+              <w:spacing w:after="0" w:before="0" w:line="280" w:lineRule="exact"/>
+            </w:pPr>
+            <w:r>
+              <w:rPr>
+                <w:rFonts w:ascii="Microsoft JhengHei" w:hAnsi="Microsoft JhengHei" w:eastAsia="Microsoft JhengHei"/>
+                <w:b/>
+                <w:color w:val="000000"/>
+                <w:sz w:val="21"/>
+              </w:rPr>
+              <w:t>項目</w:t>
+            </w:r>
+          </w:p>
+        </w:tc>
+        <w:tc>
+          <w:tcPr>
+            <w:tcW w:type="dxa" w:w="8280"/>
+            <w:vAlign w:val="center"/>
+            <w:shd w:fill="E8EEF4"/>
+          </w:tcPr>
+          <w:p>
+            <w:pPr>
+              <w:keepNext/>
+              <w:widowControl/>
+              <w:spacing w:after="0" w:before="0" w:line="280" w:lineRule="exact"/>
+            </w:pPr>
+            <w:r>
+              <w:rPr>
+                <w:rFonts w:ascii="Microsoft JhengHei" w:hAnsi="Microsoft JhengHei" w:eastAsia="Microsoft JhengHei"/>
+                <w:b/>
+                <w:color w:val="000000"/>
+                <w:sz w:val="21"/>
+              </w:rPr>
+              <w:t>規格</w:t>
+            </w:r>
+          </w:p>
+        </w:tc>
+      </w:tr>
+      <w:tr>
+        <w:trPr>
+          <w:cantSplit/>
+        </w:trPr>
+        <w:tc>
+          <w:tcPr>
+            <w:tcW w:type="dxa" w:w="1944"/>
+            <w:vAlign w:val="center"/>
+          </w:tcPr>
+          <w:p>
+            <w:pPr>
+              <w:keepNext/>
+              <w:widowControl/>
+              <w:spacing w:after="0" w:before="0" w:line="280" w:lineRule="exact"/>
+            </w:pPr>
+            <w:r>
+              <w:rPr>
+                <w:rFonts w:ascii="Microsoft JhengHei" w:hAnsi="Microsoft JhengHei" w:eastAsia="Microsoft JhengHei"/>
+                <w:b w:val="0"/>
+                <w:color w:val="000000"/>
+                <w:sz w:val="21"/>
+              </w:rPr>
+              <w:t>Function Name</w:t>
+            </w:r>
+          </w:p>
+        </w:tc>
+        <w:tc>
+          <w:tcPr>
+            <w:tcW w:type="dxa" w:w="8280"/>
+            <w:vAlign w:val="center"/>
+          </w:tcPr>
+          <w:p>
+            <w:pPr>
+              <w:keepNext/>
+              <w:widowControl/>
+              <w:spacing w:after="0" w:before="0" w:line="280" w:lineRule="exact"/>
+            </w:pPr>
+            <w:r>
+              <w:rPr>
+                <w:rFonts w:ascii="Microsoft JhengHei" w:hAnsi="Microsoft JhengHei" w:eastAsia="Microsoft JhengHei"/>
+                <w:b w:val="0"/>
+                <w:color w:val="000000"/>
+                <w:sz w:val="21"/>
+              </w:rPr>
+              <w:t>build_timetable(courses, student, student_activities, *, week_start, period_times=None) -&gt; dict</w:t>
+            </w:r>
+          </w:p>
+        </w:tc>
+      </w:tr>
+      <w:tr>
+        <w:trPr>
+          <w:cantSplit/>
+        </w:trPr>
+        <w:tc>
+          <w:tcPr>
+            <w:tcW w:type="dxa" w:w="1944"/>
+            <w:vAlign w:val="center"/>
+          </w:tcPr>
+          <w:p>
+            <w:pPr>
+              <w:keepNext/>
+              <w:widowControl/>
+              <w:spacing w:after="0" w:before="0" w:line="280" w:lineRule="exact"/>
+            </w:pPr>
+            <w:r>
+              <w:rPr>
+                <w:rFonts w:ascii="Microsoft JhengHei" w:hAnsi="Microsoft JhengHei" w:eastAsia="Microsoft JhengHei"/>
+                <w:b w:val="0"/>
+                <w:color w:val="000000"/>
+                <w:sz w:val="21"/>
+              </w:rPr>
+              <w:t>Description</w:t>
+            </w:r>
+          </w:p>
+        </w:tc>
+        <w:tc>
+          <w:tcPr>
+            <w:tcW w:type="dxa" w:w="8280"/>
+            <w:vAlign w:val="center"/>
+          </w:tcPr>
+          <w:p>
+            <w:pPr>
+              <w:keepNext/>
+              <w:widowControl/>
+              <w:spacing w:after="0" w:before="0" w:line="280" w:lineRule="exact"/>
+            </w:pPr>
+            <w:r>
+              <w:rPr>
+                <w:rFonts w:ascii="Microsoft JhengHei" w:hAnsi="Microsoft JhengHei" w:eastAsia="Microsoft JhengHei"/>
+                <w:b w:val="0"/>
+                <w:color w:val="000000"/>
+                <w:sz w:val="21"/>
+              </w:rPr>
+              <w:t>供個人課表端建立指定週七天乘十二節的課程與活動課表。</w:t>
+            </w:r>
+          </w:p>
+        </w:tc>
+      </w:tr>
+      <w:tr>
+        <w:trPr>
+          <w:cantSplit/>
+        </w:trPr>
+        <w:tc>
+          <w:tcPr>
+            <w:tcW w:type="dxa" w:w="1944"/>
+            <w:vAlign w:val="center"/>
+          </w:tcPr>
+          <w:p>
+            <w:pPr>
+              <w:keepNext/>
+              <w:widowControl/>
+              <w:spacing w:after="0" w:before="0" w:line="280" w:lineRule="exact"/>
+            </w:pPr>
+            <w:r>
+              <w:rPr>
+                <w:rFonts w:ascii="Microsoft JhengHei" w:hAnsi="Microsoft JhengHei" w:eastAsia="Microsoft JhengHei"/>
+                <w:b w:val="0"/>
+                <w:color w:val="000000"/>
+                <w:sz w:val="21"/>
+              </w:rPr>
+              <w:t>Input</w:t>
+            </w:r>
+          </w:p>
+        </w:tc>
+        <w:tc>
+          <w:tcPr>
+            <w:tcW w:type="dxa" w:w="8280"/>
+            <w:vAlign w:val="center"/>
+          </w:tcPr>
+          <w:p>
+            <w:pPr>
+              <w:keepNext/>
+              <w:widowControl/>
+              <w:spacing w:after="0" w:before="0" w:line="280" w:lineRule="exact"/>
+            </w:pPr>
+            <w:r>
+              <w:rPr>
+                <w:rFonts w:ascii="Microsoft JhengHei" w:hAnsi="Microsoft JhengHei" w:eastAsia="Microsoft JhengHei"/>
+                <w:b w:val="0"/>
+                <w:color w:val="000000"/>
+                <w:sz w:val="21"/>
+              </w:rPr>
+              <w:t>student 為 F1 學生 dict，courses 為含其全部選課的 F1 課程 dict；student_activities 為本週完整活動。純課程時傳 [] 且 period_times=None；有活動時須提供鐘點表。</w:t>
+            </w:r>
+          </w:p>
+        </w:tc>
+      </w:tr>
+      <w:tr>
+        <w:trPr>
+          <w:cantSplit/>
+        </w:trPr>
+        <w:tc>
+          <w:tcPr>
+            <w:tcW w:type="dxa" w:w="1944"/>
+            <w:vAlign w:val="center"/>
+          </w:tcPr>
+          <w:p>
+            <w:pPr>
+              <w:keepNext/>
+              <w:widowControl/>
+              <w:spacing w:after="0" w:before="0" w:line="280" w:lineRule="exact"/>
+            </w:pPr>
+            <w:r>
+              <w:rPr>
+                <w:rFonts w:ascii="Microsoft JhengHei" w:hAnsi="Microsoft JhengHei" w:eastAsia="Microsoft JhengHei"/>
+                <w:b w:val="0"/>
+                <w:color w:val="000000"/>
+                <w:sz w:val="21"/>
+              </w:rPr>
+              <w:t>Output</w:t>
+            </w:r>
+          </w:p>
+        </w:tc>
+        <w:tc>
+          <w:tcPr>
+            <w:tcW w:type="dxa" w:w="8280"/>
+            <w:vAlign w:val="center"/>
+          </w:tcPr>
+          <w:p>
+            <w:pPr>
+              <w:keepNext/>
+              <w:widowControl/>
+              <w:spacing w:after="0" w:before="0" w:line="280" w:lineRule="exact"/>
+            </w:pPr>
+            <w:r>
+              <w:rPr>
+                <w:rFonts w:ascii="Microsoft JhengHei" w:hAnsi="Microsoft JhengHei" w:eastAsia="Microsoft JhengHei"/>
+                <w:b w:val="0"/>
+                <w:color w:val="000000"/>
+                <w:sz w:val="21"/>
+              </w:rPr>
+              <w:t>8.3 課表，包含 grid、course_credits 與保留精確時間的 activities。</w:t>
+            </w:r>
+          </w:p>
+        </w:tc>
+      </w:tr>
+      <w:tr>
+        <w:trPr>
+          <w:cantSplit/>
+        </w:trPr>
+        <w:tc>
+          <w:tcPr>
+            <w:tcW w:type="dxa" w:w="1944"/>
+            <w:vAlign w:val="center"/>
+          </w:tcPr>
+          <w:p>
+            <w:pPr>
+              <w:keepNext/>
+              <w:widowControl/>
+              <w:spacing w:after="0" w:before="0" w:line="280" w:lineRule="exact"/>
+            </w:pPr>
+            <w:r>
+              <w:rPr>
+                <w:rFonts w:ascii="Microsoft JhengHei" w:hAnsi="Microsoft JhengHei" w:eastAsia="Microsoft JhengHei"/>
+                <w:b w:val="0"/>
+                <w:color w:val="000000"/>
+                <w:sz w:val="21"/>
+              </w:rPr>
+              <w:t>Precondition</w:t>
+            </w:r>
+          </w:p>
+        </w:tc>
+        <w:tc>
+          <w:tcPr>
+            <w:tcW w:type="dxa" w:w="8280"/>
+            <w:vAlign w:val="center"/>
+          </w:tcPr>
+          <w:p>
+            <w:pPr>
+              <w:keepNext/>
+              <w:widowControl/>
+              <w:spacing w:after="0" w:before="0" w:line="280" w:lineRule="exact"/>
+            </w:pPr>
+            <w:r>
+              <w:rPr>
+                <w:rFonts w:ascii="Microsoft JhengHei" w:hAnsi="Microsoft JhengHei" w:eastAsia="Microsoft JhengHei"/>
+                <w:b w:val="0"/>
+                <w:color w:val="000000"/>
+                <w:sz w:val="21"/>
+              </w:rPr>
+              <w:t>學生、課程及活動的必要型別與參照有效；不要求其他學生、全校活動或教室清單，個人活動不必已配置 room。</w:t>
+            </w:r>
+          </w:p>
+        </w:tc>
+      </w:tr>
+      <w:tr>
+        <w:trPr>
+          <w:cantSplit/>
+        </w:trPr>
+        <w:tc>
+          <w:tcPr>
+            <w:tcW w:type="dxa" w:w="1944"/>
+            <w:vAlign w:val="center"/>
+          </w:tcPr>
+          <w:p>
+            <w:pPr>
+              <w:keepNext/>
+              <w:widowControl/>
+              <w:spacing w:after="0" w:before="0" w:line="280" w:lineRule="exact"/>
+            </w:pPr>
+            <w:r>
+              <w:rPr>
+                <w:rFonts w:ascii="Microsoft JhengHei" w:hAnsi="Microsoft JhengHei" w:eastAsia="Microsoft JhengHei"/>
+                <w:b w:val="0"/>
+                <w:color w:val="000000"/>
+                <w:sz w:val="21"/>
+              </w:rPr>
+              <w:t>Processing Rules</w:t>
+            </w:r>
+          </w:p>
+        </w:tc>
+        <w:tc>
+          <w:tcPr>
+            <w:tcW w:type="dxa" w:w="8280"/>
+            <w:vAlign w:val="center"/>
+          </w:tcPr>
+          <w:p>
+            <w:pPr>
+              <w:keepNext/>
+              <w:widowControl/>
+              <w:spacing w:after="0" w:before="0" w:line="280" w:lineRule="exact"/>
+            </w:pPr>
+            <w:r>
+              <w:rPr>
+                <w:rFonts w:ascii="Microsoft JhengHei" w:hAnsi="Microsoft JhengHei" w:eastAsia="Microsoft JhengHei"/>
+                <w:b w:val="0"/>
+                <w:color w:val="000000"/>
+                <w:sz w:val="21"/>
+              </w:rPr>
+              <w:t>課程全部 schedule 均入格，活動依實際時間映射；每格保留所有不同來源各一次，不因衝堂而覆蓋。每門已選課程的學分只保留一次，格內順序依 8.3。</w:t>
+            </w:r>
+          </w:p>
+        </w:tc>
+      </w:tr>
+      <w:tr>
+        <w:trPr>
+          <w:cantSplit/>
+        </w:trPr>
+        <w:tc>
+          <w:tcPr>
+            <w:tcW w:type="dxa" w:w="1944"/>
+            <w:vAlign w:val="center"/>
+          </w:tcPr>
+          <w:p>
+            <w:pPr>
+              <w:keepNext/>
+              <w:widowControl/>
+              <w:spacing w:after="0" w:before="0" w:line="280" w:lineRule="exact"/>
+            </w:pPr>
+            <w:r>
+              <w:rPr>
+                <w:rFonts w:ascii="Microsoft JhengHei" w:hAnsi="Microsoft JhengHei" w:eastAsia="Microsoft JhengHei"/>
+                <w:b w:val="0"/>
+                <w:color w:val="000000"/>
+                <w:sz w:val="21"/>
+              </w:rPr>
+              <w:t>Postcondition</w:t>
+            </w:r>
+          </w:p>
+        </w:tc>
+        <w:tc>
+          <w:tcPr>
+            <w:tcW w:type="dxa" w:w="8280"/>
+            <w:vAlign w:val="center"/>
+          </w:tcPr>
+          <w:p>
+            <w:pPr>
+              <w:keepNext/>
+              <w:widowControl/>
+              <w:spacing w:after="0" w:before="0" w:line="280" w:lineRule="exact"/>
+            </w:pPr>
+            <w:r>
+              <w:rPr>
+                <w:rFonts w:ascii="Microsoft JhengHei" w:hAnsi="Microsoft JhengHei" w:eastAsia="Microsoft JhengHei"/>
+                <w:b w:val="0"/>
+                <w:color w:val="000000"/>
+                <w:sz w:val="21"/>
+              </w:rPr>
+              <w:t>輸入與回傳的可變資料互不影響；空白課表仍有 84 個獨立空清單，同格多筆占用可正常回傳。</w:t>
+            </w:r>
+          </w:p>
+        </w:tc>
+      </w:tr>
+      <w:tr>
+        <w:trPr>
+          <w:cantSplit/>
+        </w:trPr>
+        <w:tc>
+          <w:tcPr>
+            <w:tcW w:type="dxa" w:w="1944"/>
+            <w:vAlign w:val="center"/>
+          </w:tcPr>
+          <w:p>
+            <w:pPr>
+              <w:keepNext w:val="0"/>
+              <w:widowControl/>
+              <w:spacing w:after="0" w:before="0" w:line="280" w:lineRule="exact"/>
+            </w:pPr>
+            <w:r>
+              <w:rPr>
+                <w:rFonts w:ascii="Microsoft JhengHei" w:hAnsi="Microsoft JhengHei" w:eastAsia="Microsoft JhengHei"/>
+                <w:b w:val="0"/>
+                <w:color w:val="000000"/>
+                <w:sz w:val="21"/>
+              </w:rPr>
+              <w:t>Error Handling</w:t>
+            </w:r>
+          </w:p>
+        </w:tc>
+        <w:tc>
+          <w:tcPr>
+            <w:tcW w:type="dxa" w:w="8280"/>
+            <w:vAlign w:val="center"/>
+          </w:tcPr>
+          <w:p>
+            <w:pPr>
+              <w:keepNext w:val="0"/>
+              <w:widowControl/>
+              <w:spacing w:after="0" w:before="0" w:line="280" w:lineRule="exact"/>
+            </w:pPr>
+            <w:r>
+              <w:rPr>
+                <w:rFonts w:ascii="Microsoft JhengHei" w:hAnsi="Microsoft JhengHei" w:eastAsia="Microsoft JhengHei"/>
+                <w:b w:val="0"/>
+                <w:color w:val="000000"/>
+                <w:sz w:val="21"/>
+              </w:rPr>
+              <w:t>依 8.4；缺少活動資料、必要鐘點或活動超範圍時拋例外，不能視為只有課程。</w:t>
+            </w:r>
+          </w:p>
+        </w:tc>
+      </w:tr>
+    </w:tbl>
+    <w:p>
+      <w:pPr>
+        <w:keepNext w:val="0"/>
+        <w:spacing w:before="0" w:after="0" w:line="80" w:lineRule="exact"/>
+      </w:pPr>
+      <w:r>
+        <w:rPr>
+          <w:sz w:val="8"/>
+        </w:rPr>
+      </w:r>
+    </w:p>
+    <w:p>
+      <w:pPr>
+        <w:pStyle w:val="21"/>
+        <w:keepNext/>
+      </w:pPr>
+      <w:r>
+        <w:t>query_timetable</w:t>
+      </w:r>
+    </w:p>
+    <w:tbl>
+      <w:tblPr>
+        <w:tblW w:type="auto" w:w="0"/>
+        <w:jc w:val="center"/>
+        <w:tblLayout w:type="fixed"/>
+        <w:tblLook w:firstColumn="1" w:firstRow="1" w:lastColumn="0" w:lastRow="0" w:noHBand="0" w:noVBand="1" w:val="04A0"/>
+        <w:tblBorders>
+          <w:top w:val="single" w:sz="4" w:color="D9D9D9"/>
+          <w:left w:val="single" w:sz="4" w:color="D9D9D9"/>
+          <w:bottom w:val="single" w:sz="4" w:color="D9D9D9"/>
+          <w:right w:val="single" w:sz="4" w:color="D9D9D9"/>
+          <w:insideH w:val="single" w:sz="4" w:color="D9D9D9"/>
+          <w:insideV w:val="single" w:sz="4" w:color="D9D9D9"/>
+        </w:tblBorders>
+        <w:tblCellMar>
+          <w:top w:w="40" w:type="dxa"/>
+          <w:bottom w:w="40" w:type="dxa"/>
+          <w:left w:w="95" w:type="dxa"/>
+          <w:right w:w="95" w:type="dxa"/>
+        </w:tblCellMar>
+      </w:tblPr>
+      <w:tblGrid>
+        <w:gridCol w:w="1944"/>
+        <w:gridCol w:w="8280"/>
+      </w:tblGrid>
+      <w:tr>
+        <w:trPr>
+          <w:cantSplit/>
+          <w:tblHeader/>
+        </w:trPr>
+        <w:tc>
+          <w:tcPr>
+            <w:tcW w:type="dxa" w:w="1944"/>
+            <w:vAlign w:val="center"/>
+            <w:shd w:fill="E8EEF4"/>
+          </w:tcPr>
+          <w:p>
+            <w:pPr>
+              <w:keepNext/>
+              <w:widowControl/>
+              <w:spacing w:after="0" w:before="0" w:line="280" w:lineRule="exact"/>
+            </w:pPr>
+            <w:r>
+              <w:rPr>
+                <w:rFonts w:ascii="Microsoft JhengHei" w:hAnsi="Microsoft JhengHei" w:eastAsia="Microsoft JhengHei"/>
+                <w:b/>
+                <w:color w:val="000000"/>
+                <w:sz w:val="21"/>
+              </w:rPr>
+              <w:t>項目</w:t>
+            </w:r>
+          </w:p>
+        </w:tc>
+        <w:tc>
+          <w:tcPr>
+            <w:tcW w:type="dxa" w:w="8280"/>
+            <w:vAlign w:val="center"/>
+            <w:shd w:fill="E8EEF4"/>
+          </w:tcPr>
+          <w:p>
+            <w:pPr>
+              <w:keepNext/>
+              <w:widowControl/>
+              <w:spacing w:after="0" w:before="0" w:line="280" w:lineRule="exact"/>
+            </w:pPr>
+            <w:r>
+              <w:rPr>
+                <w:rFonts w:ascii="Microsoft JhengHei" w:hAnsi="Microsoft JhengHei" w:eastAsia="Microsoft JhengHei"/>
+                <w:b/>
+                <w:color w:val="000000"/>
+                <w:sz w:val="21"/>
+              </w:rPr>
+              <w:t>規格</w:t>
+            </w:r>
+          </w:p>
+        </w:tc>
+      </w:tr>
+      <w:tr>
+        <w:trPr>
+          <w:cantSplit/>
+        </w:trPr>
+        <w:tc>
+          <w:tcPr>
+            <w:tcW w:type="dxa" w:w="1944"/>
+            <w:vAlign w:val="center"/>
+          </w:tcPr>
+          <w:p>
+            <w:pPr>
+              <w:keepNext/>
+              <w:widowControl/>
+              <w:spacing w:after="0" w:before="0" w:line="280" w:lineRule="exact"/>
+            </w:pPr>
+            <w:r>
+              <w:rPr>
+                <w:rFonts w:ascii="Microsoft JhengHei" w:hAnsi="Microsoft JhengHei" w:eastAsia="Microsoft JhengHei"/>
+                <w:b w:val="0"/>
+                <w:color w:val="000000"/>
+                <w:sz w:val="21"/>
+              </w:rPr>
+              <w:t>Function Name</w:t>
+            </w:r>
+          </w:p>
+        </w:tc>
+        <w:tc>
+          <w:tcPr>
+            <w:tcW w:type="dxa" w:w="8280"/>
+            <w:vAlign w:val="center"/>
+          </w:tcPr>
+          <w:p>
+            <w:pPr>
+              <w:keepNext/>
+              <w:widowControl/>
+              <w:spacing w:after="0" w:before="0" w:line="280" w:lineRule="exact"/>
+            </w:pPr>
+            <w:r>
+              <w:rPr>
+                <w:rFonts w:ascii="Microsoft JhengHei" w:hAnsi="Microsoft JhengHei" w:eastAsia="Microsoft JhengHei"/>
+                <w:b w:val="0"/>
+                <w:color w:val="000000"/>
+                <w:sz w:val="21"/>
+              </w:rPr>
+              <w:t>query_timetable(timetable, *, day=None, period=None, course_id=None) -&gt; list[dict]</w:t>
+            </w:r>
+          </w:p>
+        </w:tc>
+      </w:tr>
+      <w:tr>
+        <w:trPr>
+          <w:cantSplit/>
+        </w:trPr>
+        <w:tc>
+          <w:tcPr>
+            <w:tcW w:type="dxa" w:w="1944"/>
+            <w:vAlign w:val="center"/>
+          </w:tcPr>
+          <w:p>
+            <w:pPr>
+              <w:keepNext/>
+              <w:widowControl/>
+              <w:spacing w:after="0" w:before="0" w:line="280" w:lineRule="exact"/>
+            </w:pPr>
+            <w:r>
+              <w:rPr>
+                <w:rFonts w:ascii="Microsoft JhengHei" w:hAnsi="Microsoft JhengHei" w:eastAsia="Microsoft JhengHei"/>
+                <w:b w:val="0"/>
+                <w:color w:val="000000"/>
+                <w:sz w:val="21"/>
+              </w:rPr>
+              <w:t>Description</w:t>
+            </w:r>
+          </w:p>
+        </w:tc>
+        <w:tc>
+          <w:tcPr>
+            <w:tcW w:type="dxa" w:w="8280"/>
+            <w:vAlign w:val="center"/>
+          </w:tcPr>
+          <w:p>
+            <w:pPr>
+              <w:keepNext/>
+              <w:widowControl/>
+              <w:spacing w:after="0" w:before="0" w:line="280" w:lineRule="exact"/>
+            </w:pPr>
+            <w:r>
+              <w:rPr>
+                <w:rFonts w:ascii="Microsoft JhengHei" w:hAnsi="Microsoft JhengHei" w:eastAsia="Microsoft JhengHei"/>
+                <w:b w:val="0"/>
+                <w:color w:val="000000"/>
+                <w:sz w:val="21"/>
+              </w:rPr>
+              <w:t>供個人課表端依星期、節次或課程代號查詢占用。</w:t>
+            </w:r>
+          </w:p>
+        </w:tc>
+      </w:tr>
+      <w:tr>
+        <w:trPr>
+          <w:cantSplit/>
+        </w:trPr>
+        <w:tc>
+          <w:tcPr>
+            <w:tcW w:type="dxa" w:w="1944"/>
+            <w:vAlign w:val="center"/>
+          </w:tcPr>
+          <w:p>
+            <w:pPr>
+              <w:keepNext/>
+              <w:widowControl/>
+              <w:spacing w:after="0" w:before="0" w:line="280" w:lineRule="exact"/>
+            </w:pPr>
+            <w:r>
+              <w:rPr>
+                <w:rFonts w:ascii="Microsoft JhengHei" w:hAnsi="Microsoft JhengHei" w:eastAsia="Microsoft JhengHei"/>
+                <w:b w:val="0"/>
+                <w:color w:val="000000"/>
+                <w:sz w:val="21"/>
+              </w:rPr>
+              <w:t>Input</w:t>
+            </w:r>
+          </w:p>
+        </w:tc>
+        <w:tc>
+          <w:tcPr>
+            <w:tcW w:type="dxa" w:w="8280"/>
+            <w:vAlign w:val="center"/>
+          </w:tcPr>
+          <w:p>
+            <w:pPr>
+              <w:keepNext/>
+              <w:widowControl/>
+              <w:spacing w:after="0" w:before="0" w:line="280" w:lineRule="exact"/>
+            </w:pPr>
+            <w:r>
+              <w:rPr>
+                <w:rFonts w:ascii="Microsoft JhengHei" w:hAnsi="Microsoft JhengHei" w:eastAsia="Microsoft JhengHei"/>
+                <w:b w:val="0"/>
+                <w:color w:val="000000"/>
+                <w:sz w:val="21"/>
+              </w:rPr>
+              <w:t>timetable 為 8.3 課表 dict；day／period 依 8.1，course_id 為非空白 str；None 不篩選。</w:t>
+            </w:r>
+          </w:p>
+        </w:tc>
+      </w:tr>
+      <w:tr>
+        <w:trPr>
+          <w:cantSplit/>
+        </w:trPr>
+        <w:tc>
+          <w:tcPr>
+            <w:tcW w:type="dxa" w:w="1944"/>
+            <w:vAlign w:val="center"/>
+          </w:tcPr>
+          <w:p>
+            <w:pPr>
+              <w:keepNext/>
+              <w:widowControl/>
+              <w:spacing w:after="0" w:before="0" w:line="280" w:lineRule="exact"/>
+            </w:pPr>
+            <w:r>
+              <w:rPr>
+                <w:rFonts w:ascii="Microsoft JhengHei" w:hAnsi="Microsoft JhengHei" w:eastAsia="Microsoft JhengHei"/>
+                <w:b w:val="0"/>
+                <w:color w:val="000000"/>
+                <w:sz w:val="21"/>
+              </w:rPr>
+              <w:t>Output</w:t>
+            </w:r>
+          </w:p>
+        </w:tc>
+        <w:tc>
+          <w:tcPr>
+            <w:tcW w:type="dxa" w:w="8280"/>
+            <w:vAlign w:val="center"/>
+          </w:tcPr>
+          <w:p>
+            <w:pPr>
+              <w:keepNext/>
+              <w:widowControl/>
+              <w:spacing w:after="0" w:before="0" w:line="280" w:lineRule="exact"/>
+            </w:pPr>
+            <w:r>
+              <w:rPr>
+                <w:rFonts w:ascii="Microsoft JhengHei" w:hAnsi="Microsoft JhengHei" w:eastAsia="Microsoft JhengHei"/>
+                <w:b w:val="0"/>
+                <w:color w:val="000000"/>
+                <w:sz w:val="21"/>
+              </w:rPr>
+              <w:t>8.3 查詢清單，每筆為一個相符非空格，items 含全部相符占用；無結果 []。</w:t>
+            </w:r>
+          </w:p>
+        </w:tc>
+      </w:tr>
+      <w:tr>
+        <w:trPr>
+          <w:cantSplit/>
+        </w:trPr>
+        <w:tc>
+          <w:tcPr>
+            <w:tcW w:type="dxa" w:w="1944"/>
+            <w:vAlign w:val="center"/>
+          </w:tcPr>
+          <w:p>
+            <w:pPr>
+              <w:keepNext/>
+              <w:widowControl/>
+              <w:spacing w:after="0" w:before="0" w:line="280" w:lineRule="exact"/>
+            </w:pPr>
+            <w:r>
+              <w:rPr>
+                <w:rFonts w:ascii="Microsoft JhengHei" w:hAnsi="Microsoft JhengHei" w:eastAsia="Microsoft JhengHei"/>
+                <w:b w:val="0"/>
+                <w:color w:val="000000"/>
+                <w:sz w:val="21"/>
+              </w:rPr>
+              <w:t>Precondition</w:t>
+            </w:r>
+          </w:p>
+        </w:tc>
+        <w:tc>
+          <w:tcPr>
+            <w:tcW w:type="dxa" w:w="8280"/>
+            <w:vAlign w:val="center"/>
+          </w:tcPr>
+          <w:p>
+            <w:pPr>
+              <w:keepNext/>
+              <w:widowControl/>
+              <w:spacing w:after="0" w:before="0" w:line="280" w:lineRule="exact"/>
+            </w:pPr>
+            <w:r>
+              <w:rPr>
+                <w:rFonts w:ascii="Microsoft JhengHei" w:hAnsi="Microsoft JhengHei" w:eastAsia="Microsoft JhengHei"/>
+                <w:b w:val="0"/>
+                <w:color w:val="000000"/>
+                <w:sz w:val="21"/>
+              </w:rPr>
+              <w:t>timetable 符合 8.3；不需原始學生、活動、鐘點或教室資料。</w:t>
+            </w:r>
+          </w:p>
+        </w:tc>
+      </w:tr>
+      <w:tr>
+        <w:trPr>
+          <w:cantSplit/>
+        </w:trPr>
+        <w:tc>
+          <w:tcPr>
+            <w:tcW w:type="dxa" w:w="1944"/>
+            <w:vAlign w:val="center"/>
+          </w:tcPr>
+          <w:p>
+            <w:pPr>
+              <w:keepNext/>
+              <w:widowControl/>
+              <w:spacing w:after="0" w:before="0" w:line="280" w:lineRule="exact"/>
+            </w:pPr>
+            <w:r>
+              <w:rPr>
+                <w:rFonts w:ascii="Microsoft JhengHei" w:hAnsi="Microsoft JhengHei" w:eastAsia="Microsoft JhengHei"/>
+                <w:b w:val="0"/>
+                <w:color w:val="000000"/>
+                <w:sz w:val="21"/>
+              </w:rPr>
+              <w:t>Processing Rules</w:t>
+            </w:r>
+          </w:p>
+        </w:tc>
+        <w:tc>
+          <w:tcPr>
+            <w:tcW w:type="dxa" w:w="8280"/>
+            <w:vAlign w:val="center"/>
+          </w:tcPr>
+          <w:p>
+            <w:pPr>
+              <w:keepNext/>
+              <w:widowControl/>
+              <w:spacing w:after="0" w:before="0" w:line="280" w:lineRule="exact"/>
+            </w:pPr>
+            <w:r>
+              <w:rPr>
+                <w:rFonts w:ascii="Microsoft JhengHei" w:hAnsi="Microsoft JhengHei" w:eastAsia="Microsoft JhengHei"/>
+                <w:b w:val="0"/>
+                <w:color w:val="000000"/>
+                <w:sz w:val="21"/>
+              </w:rPr>
+              <w:t>所有條件採 AND；course_id 僅保留相符課程，未給條件時列全部非空格。結果依星期及節次排序，同格保留全部符合項目。</w:t>
+            </w:r>
+          </w:p>
+        </w:tc>
+      </w:tr>
+      <w:tr>
+        <w:trPr>
+          <w:cantSplit/>
+        </w:trPr>
+        <w:tc>
+          <w:tcPr>
+            <w:tcW w:type="dxa" w:w="1944"/>
+            <w:vAlign w:val="center"/>
+          </w:tcPr>
+          <w:p>
+            <w:pPr>
+              <w:keepNext/>
+              <w:widowControl/>
+              <w:spacing w:after="0" w:before="0" w:line="280" w:lineRule="exact"/>
+            </w:pPr>
+            <w:r>
+              <w:rPr>
+                <w:rFonts w:ascii="Microsoft JhengHei" w:hAnsi="Microsoft JhengHei" w:eastAsia="Microsoft JhengHei"/>
+                <w:b w:val="0"/>
+                <w:color w:val="000000"/>
+                <w:sz w:val="21"/>
+              </w:rPr>
+              <w:t>Postcondition</w:t>
+            </w:r>
+          </w:p>
+        </w:tc>
+        <w:tc>
+          <w:tcPr>
+            <w:tcW w:type="dxa" w:w="8280"/>
+            <w:vAlign w:val="center"/>
+          </w:tcPr>
+          <w:p>
+            <w:pPr>
+              <w:keepNext/>
+              <w:widowControl/>
+              <w:spacing w:after="0" w:before="0" w:line="280" w:lineRule="exact"/>
+            </w:pPr>
+            <w:r>
+              <w:rPr>
+                <w:rFonts w:ascii="Microsoft JhengHei" w:hAnsi="Microsoft JhengHei" w:eastAsia="Microsoft JhengHei"/>
+                <w:b w:val="0"/>
+                <w:color w:val="000000"/>
+                <w:sz w:val="21"/>
+              </w:rPr>
+              <w:t>不變更課表；回傳項目與課表及彼此的巢狀可變資料獨立。</w:t>
+            </w:r>
+          </w:p>
+        </w:tc>
+      </w:tr>
+      <w:tr>
+        <w:trPr>
+          <w:cantSplit/>
+        </w:trPr>
+        <w:tc>
+          <w:tcPr>
+            <w:tcW w:type="dxa" w:w="1944"/>
+            <w:vAlign w:val="center"/>
+          </w:tcPr>
+          <w:p>
+            <w:pPr>
+              <w:keepNext w:val="0"/>
+              <w:widowControl/>
+              <w:spacing w:after="0" w:before="0" w:line="280" w:lineRule="exact"/>
+            </w:pPr>
+            <w:r>
+              <w:rPr>
+                <w:rFonts w:ascii="Microsoft JhengHei" w:hAnsi="Microsoft JhengHei" w:eastAsia="Microsoft JhengHei"/>
+                <w:b w:val="0"/>
+                <w:color w:val="000000"/>
+                <w:sz w:val="21"/>
+              </w:rPr>
+              <w:t>Error Handling</w:t>
+            </w:r>
+          </w:p>
+        </w:tc>
+        <w:tc>
+          <w:tcPr>
+            <w:tcW w:type="dxa" w:w="8280"/>
+            <w:vAlign w:val="center"/>
+          </w:tcPr>
+          <w:p>
+            <w:pPr>
+              <w:keepNext w:val="0"/>
+              <w:widowControl/>
+              <w:spacing w:after="0" w:before="0" w:line="280" w:lineRule="exact"/>
+            </w:pPr>
+            <w:r>
+              <w:rPr>
+                <w:rFonts w:ascii="Microsoft JhengHei" w:hAnsi="Microsoft JhengHei" w:eastAsia="Microsoft JhengHei"/>
+                <w:b w:val="0"/>
+                <w:color w:val="000000"/>
+                <w:sz w:val="21"/>
+              </w:rPr>
+              <w:t>依 8.4；合法但不存在的 course_id 回傳 []。</w:t>
+            </w:r>
+          </w:p>
+        </w:tc>
+      </w:tr>
+    </w:tbl>
+    <w:p>
+      <w:pPr>
+        <w:keepNext w:val="0"/>
+        <w:spacing w:before="0" w:after="0" w:line="80" w:lineRule="exact"/>
+      </w:pPr>
+      <w:r>
+        <w:rPr>
+          <w:sz w:val="8"/>
+        </w:rPr>
+      </w:r>
+    </w:p>
+    <w:p>
+      <w:pPr>
+        <w:pStyle w:val="21"/>
+        <w:keepNext/>
+      </w:pPr>
+      <w:r>
+        <w:t>find_free_periods</w:t>
+      </w:r>
+    </w:p>
+    <w:tbl>
+      <w:tblPr>
+        <w:tblW w:type="auto" w:w="0"/>
+        <w:jc w:val="center"/>
+        <w:tblLayout w:type="fixed"/>
+        <w:tblLook w:firstColumn="1" w:firstRow="1" w:lastColumn="0" w:lastRow="0" w:noHBand="0" w:noVBand="1" w:val="04A0"/>
+        <w:tblBorders>
+          <w:top w:val="single" w:sz="4" w:color="D9D9D9"/>
+          <w:left w:val="single" w:sz="4" w:color="D9D9D9"/>
+          <w:bottom w:val="single" w:sz="4" w:color="D9D9D9"/>
+          <w:right w:val="single" w:sz="4" w:color="D9D9D9"/>
+          <w:insideH w:val="single" w:sz="4" w:color="D9D9D9"/>
+          <w:insideV w:val="single" w:sz="4" w:color="D9D9D9"/>
+        </w:tblBorders>
+        <w:tblCellMar>
+          <w:top w:w="40" w:type="dxa"/>
+          <w:bottom w:w="40" w:type="dxa"/>
+          <w:left w:w="95" w:type="dxa"/>
+          <w:right w:w="95" w:type="dxa"/>
+        </w:tblCellMar>
+      </w:tblPr>
+      <w:tblGrid>
+        <w:gridCol w:w="1944"/>
+        <w:gridCol w:w="8280"/>
+      </w:tblGrid>
+      <w:tr>
+        <w:trPr>
+          <w:cantSplit/>
+          <w:tblHeader/>
+        </w:trPr>
+        <w:tc>
+          <w:tcPr>
+            <w:tcW w:type="dxa" w:w="1944"/>
+            <w:vAlign w:val="center"/>
+            <w:shd w:fill="E8EEF4"/>
+          </w:tcPr>
+          <w:p>
+            <w:pPr>
+              <w:keepNext/>
+              <w:widowControl/>
+              <w:spacing w:after="0" w:before="0" w:line="280" w:lineRule="exact"/>
+            </w:pPr>
+            <w:r>
+              <w:rPr>
+                <w:rFonts w:ascii="Microsoft JhengHei" w:hAnsi="Microsoft JhengHei" w:eastAsia="Microsoft JhengHei"/>
+                <w:b/>
+                <w:color w:val="000000"/>
+                <w:sz w:val="21"/>
+              </w:rPr>
+              <w:t>項目</w:t>
+            </w:r>
+          </w:p>
+        </w:tc>
+        <w:tc>
+          <w:tcPr>
+            <w:tcW w:type="dxa" w:w="8280"/>
+            <w:vAlign w:val="center"/>
+            <w:shd w:fill="E8EEF4"/>
+          </w:tcPr>
+          <w:p>
+            <w:pPr>
+              <w:keepNext/>
+              <w:widowControl/>
+              <w:spacing w:after="0" w:before="0" w:line="280" w:lineRule="exact"/>
+            </w:pPr>
+            <w:r>
+              <w:rPr>
+                <w:rFonts w:ascii="Microsoft JhengHei" w:hAnsi="Microsoft JhengHei" w:eastAsia="Microsoft JhengHei"/>
+                <w:b/>
+                <w:color w:val="000000"/>
+                <w:sz w:val="21"/>
+              </w:rPr>
+              <w:t>規格</w:t>
+            </w:r>
+          </w:p>
+        </w:tc>
+      </w:tr>
+      <w:tr>
+        <w:trPr>
+          <w:cantSplit/>
+        </w:trPr>
+        <w:tc>
+          <w:tcPr>
+            <w:tcW w:type="dxa" w:w="1944"/>
+            <w:vAlign w:val="center"/>
+          </w:tcPr>
+          <w:p>
+            <w:pPr>
+              <w:keepNext/>
+              <w:widowControl/>
+              <w:spacing w:after="0" w:before="0" w:line="280" w:lineRule="exact"/>
+            </w:pPr>
+            <w:r>
+              <w:rPr>
+                <w:rFonts w:ascii="Microsoft JhengHei" w:hAnsi="Microsoft JhengHei" w:eastAsia="Microsoft JhengHei"/>
+                <w:b w:val="0"/>
+                <w:color w:val="000000"/>
+                <w:sz w:val="21"/>
+              </w:rPr>
+              <w:t>Function Name</w:t>
+            </w:r>
+          </w:p>
+        </w:tc>
+        <w:tc>
+          <w:tcPr>
+            <w:tcW w:type="dxa" w:w="8280"/>
+            <w:vAlign w:val="center"/>
+          </w:tcPr>
+          <w:p>
+            <w:pPr>
+              <w:keepNext/>
+              <w:widowControl/>
+              <w:spacing w:after="0" w:before="0" w:line="280" w:lineRule="exact"/>
+            </w:pPr>
+            <w:r>
+              <w:rPr>
+                <w:rFonts w:ascii="Microsoft JhengHei" w:hAnsi="Microsoft JhengHei" w:eastAsia="Microsoft JhengHei"/>
+                <w:b w:val="0"/>
+                <w:color w:val="000000"/>
+                <w:sz w:val="21"/>
+              </w:rPr>
+              <w:t>find_free_periods(timetable, *, start, end, min_periods=3) -&gt; list[dict]</w:t>
+            </w:r>
+          </w:p>
+        </w:tc>
+      </w:tr>
+      <w:tr>
+        <w:trPr>
+          <w:cantSplit/>
+        </w:trPr>
+        <w:tc>
+          <w:tcPr>
+            <w:tcW w:type="dxa" w:w="1944"/>
+            <w:vAlign w:val="center"/>
+          </w:tcPr>
+          <w:p>
+            <w:pPr>
+              <w:keepNext/>
+              <w:widowControl/>
+              <w:spacing w:after="0" w:before="0" w:line="280" w:lineRule="exact"/>
+            </w:pPr>
+            <w:r>
+              <w:rPr>
+                <w:rFonts w:ascii="Microsoft JhengHei" w:hAnsi="Microsoft JhengHei" w:eastAsia="Microsoft JhengHei"/>
+                <w:b w:val="0"/>
+                <w:color w:val="000000"/>
+                <w:sz w:val="21"/>
+              </w:rPr>
+              <w:t>Description</w:t>
+            </w:r>
+          </w:p>
+        </w:tc>
+        <w:tc>
+          <w:tcPr>
+            <w:tcW w:type="dxa" w:w="8280"/>
+            <w:vAlign w:val="center"/>
+          </w:tcPr>
+          <w:p>
+            <w:pPr>
+              <w:keepNext/>
+              <w:widowControl/>
+              <w:spacing w:after="0" w:before="0" w:line="280" w:lineRule="exact"/>
+            </w:pPr>
+            <w:r>
+              <w:rPr>
+                <w:rFonts w:ascii="Microsoft JhengHei" w:hAnsi="Microsoft JhengHei" w:eastAsia="Microsoft JhengHei"/>
+                <w:b w:val="0"/>
+                <w:color w:val="000000"/>
+                <w:sz w:val="21"/>
+              </w:rPr>
+              <w:t>供個人課表端查詢指定範圍內的連續空閒節次，支援跨日範圍。</w:t>
+            </w:r>
+          </w:p>
+        </w:tc>
+      </w:tr>
+      <w:tr>
+        <w:trPr>
+          <w:cantSplit/>
+        </w:trPr>
+        <w:tc>
+          <w:tcPr>
+            <w:tcW w:type="dxa" w:w="1944"/>
+            <w:vAlign w:val="center"/>
+          </w:tcPr>
+          <w:p>
+            <w:pPr>
+              <w:keepNext/>
+              <w:widowControl/>
+              <w:spacing w:after="0" w:before="0" w:line="280" w:lineRule="exact"/>
+            </w:pPr>
+            <w:r>
+              <w:rPr>
+                <w:rFonts w:ascii="Microsoft JhengHei" w:hAnsi="Microsoft JhengHei" w:eastAsia="Microsoft JhengHei"/>
+                <w:b w:val="0"/>
+                <w:color w:val="000000"/>
+                <w:sz w:val="21"/>
+              </w:rPr>
+              <w:t>Input</w:t>
+            </w:r>
+          </w:p>
+        </w:tc>
+        <w:tc>
+          <w:tcPr>
+            <w:tcW w:type="dxa" w:w="8280"/>
+            <w:vAlign w:val="center"/>
+          </w:tcPr>
+          <w:p>
+            <w:pPr>
+              <w:keepNext/>
+              <w:widowControl/>
+              <w:spacing w:after="0" w:before="0" w:line="280" w:lineRule="exact"/>
+            </w:pPr>
+            <w:r>
+              <w:rPr>
+                <w:rFonts w:ascii="Microsoft JhengHei" w:hAnsi="Microsoft JhengHei" w:eastAsia="Microsoft JhengHei"/>
+                <w:b w:val="0"/>
+                <w:color w:val="000000"/>
+                <w:sz w:val="21"/>
+              </w:rPr>
+              <w:t>timetable 為 8.3 課表；start／end 為 8.1 的 Slot，兩端皆含，start 不晚於 end；min_periods 為正整數，預設 3。</w:t>
+            </w:r>
+          </w:p>
+        </w:tc>
+      </w:tr>
+      <w:tr>
+        <w:trPr>
+          <w:cantSplit/>
+        </w:trPr>
+        <w:tc>
+          <w:tcPr>
+            <w:tcW w:type="dxa" w:w="1944"/>
+            <w:vAlign w:val="center"/>
+          </w:tcPr>
+          <w:p>
+            <w:pPr>
+              <w:keepNext/>
+              <w:widowControl/>
+              <w:spacing w:after="0" w:before="0" w:line="280" w:lineRule="exact"/>
+            </w:pPr>
+            <w:r>
+              <w:rPr>
+                <w:rFonts w:ascii="Microsoft JhengHei" w:hAnsi="Microsoft JhengHei" w:eastAsia="Microsoft JhengHei"/>
+                <w:b w:val="0"/>
+                <w:color w:val="000000"/>
+                <w:sz w:val="21"/>
+              </w:rPr>
+              <w:t>Output</w:t>
+            </w:r>
+          </w:p>
+        </w:tc>
+        <w:tc>
+          <w:tcPr>
+            <w:tcW w:type="dxa" w:w="8280"/>
+            <w:vAlign w:val="center"/>
+          </w:tcPr>
+          <w:p>
+            <w:pPr>
+              <w:keepNext/>
+              <w:widowControl/>
+              <w:spacing w:after="0" w:before="0" w:line="280" w:lineRule="exact"/>
+            </w:pPr>
+            <w:r>
+              <w:rPr>
+                <w:rFonts w:ascii="Microsoft JhengHei" w:hAnsi="Microsoft JhengHei" w:eastAsia="Microsoft JhengHei"/>
+                <w:b w:val="0"/>
+                <w:color w:val="000000"/>
+                <w:sz w:val="21"/>
+              </w:rPr>
+              <w:t>8.3 空閒清單；每段至少 min_periods 節，依星期及起始節次排序；無結果 []。</w:t>
+            </w:r>
+          </w:p>
+        </w:tc>
+      </w:tr>
+      <w:tr>
+        <w:trPr>
+          <w:cantSplit/>
+        </w:trPr>
+        <w:tc>
+          <w:tcPr>
+            <w:tcW w:type="dxa" w:w="1944"/>
+            <w:vAlign w:val="center"/>
+          </w:tcPr>
+          <w:p>
+            <w:pPr>
+              <w:keepNext/>
+              <w:widowControl/>
+              <w:spacing w:after="0" w:before="0" w:line="280" w:lineRule="exact"/>
+            </w:pPr>
+            <w:r>
+              <w:rPr>
+                <w:rFonts w:ascii="Microsoft JhengHei" w:hAnsi="Microsoft JhengHei" w:eastAsia="Microsoft JhengHei"/>
+                <w:b w:val="0"/>
+                <w:color w:val="000000"/>
+                <w:sz w:val="21"/>
+              </w:rPr>
+              <w:t>Precondition</w:t>
+            </w:r>
+          </w:p>
+        </w:tc>
+        <w:tc>
+          <w:tcPr>
+            <w:tcW w:type="dxa" w:w="8280"/>
+            <w:vAlign w:val="center"/>
+          </w:tcPr>
+          <w:p>
+            <w:pPr>
+              <w:keepNext/>
+              <w:widowControl/>
+              <w:spacing w:after="0" w:before="0" w:line="280" w:lineRule="exact"/>
+            </w:pPr>
+            <w:r>
+              <w:rPr>
+                <w:rFonts w:ascii="Microsoft JhengHei" w:hAnsi="Microsoft JhengHei" w:eastAsia="Microsoft JhengHei"/>
+                <w:b w:val="0"/>
+                <w:color w:val="000000"/>
+                <w:sz w:val="21"/>
+              </w:rPr>
+              <w:t>輸入課表有效；範圍落在星期一至日的十二節內，不需要原始資料或鐘點表。</w:t>
+            </w:r>
+          </w:p>
+        </w:tc>
+      </w:tr>
+      <w:tr>
+        <w:trPr>
+          <w:cantSplit/>
+        </w:trPr>
+        <w:tc>
+          <w:tcPr>
+            <w:tcW w:type="dxa" w:w="1944"/>
+            <w:vAlign w:val="center"/>
+          </w:tcPr>
+          <w:p>
+            <w:pPr>
+              <w:keepNext/>
+              <w:widowControl/>
+              <w:spacing w:after="0" w:before="0" w:line="280" w:lineRule="exact"/>
+            </w:pPr>
+            <w:r>
+              <w:rPr>
+                <w:rFonts w:ascii="Microsoft JhengHei" w:hAnsi="Microsoft JhengHei" w:eastAsia="Microsoft JhengHei"/>
+                <w:b w:val="0"/>
+                <w:color w:val="000000"/>
+                <w:sz w:val="21"/>
+              </w:rPr>
+              <w:t>Processing Rules</w:t>
+            </w:r>
+          </w:p>
+        </w:tc>
+        <w:tc>
+          <w:tcPr>
+            <w:tcW w:type="dxa" w:w="8280"/>
+            <w:vAlign w:val="center"/>
+          </w:tcPr>
+          <w:p>
+            <w:pPr>
+              <w:keepNext/>
+              <w:widowControl/>
+              <w:spacing w:after="0" w:before="0" w:line="280" w:lineRule="exact"/>
+            </w:pPr>
+            <w:r>
+              <w:rPr>
+                <w:rFonts w:ascii="Microsoft JhengHei" w:hAnsi="Microsoft JhengHei" w:eastAsia="Microsoft JhengHei"/>
+                <w:b w:val="0"/>
+                <w:color w:val="000000"/>
+                <w:sz w:val="21"/>
+              </w:rPr>
+              <w:t>只數 [] 格，列出範圍內同日最大連續空段；跨日分開，不把相鄰兩日接成一段。9、a、b、c 為相鄰節次。</w:t>
+            </w:r>
+          </w:p>
+        </w:tc>
+      </w:tr>
+      <w:tr>
+        <w:trPr>
+          <w:cantSplit/>
+        </w:trPr>
+        <w:tc>
+          <w:tcPr>
+            <w:tcW w:type="dxa" w:w="1944"/>
+            <w:vAlign w:val="center"/>
+          </w:tcPr>
+          <w:p>
+            <w:pPr>
+              <w:keepNext/>
+              <w:widowControl/>
+              <w:spacing w:after="0" w:before="0" w:line="280" w:lineRule="exact"/>
+            </w:pPr>
+            <w:r>
+              <w:rPr>
+                <w:rFonts w:ascii="Microsoft JhengHei" w:hAnsi="Microsoft JhengHei" w:eastAsia="Microsoft JhengHei"/>
+                <w:b w:val="0"/>
+                <w:color w:val="000000"/>
+                <w:sz w:val="21"/>
+              </w:rPr>
+              <w:t>Postcondition</w:t>
+            </w:r>
+          </w:p>
+        </w:tc>
+        <w:tc>
+          <w:tcPr>
+            <w:tcW w:type="dxa" w:w="8280"/>
+            <w:vAlign w:val="center"/>
+          </w:tcPr>
+          <w:p>
+            <w:pPr>
+              <w:keepNext/>
+              <w:widowControl/>
+              <w:spacing w:after="0" w:before="0" w:line="280" w:lineRule="exact"/>
+            </w:pPr>
+            <w:r>
+              <w:rPr>
+                <w:rFonts w:ascii="Microsoft JhengHei" w:hAnsi="Microsoft JhengHei" w:eastAsia="Microsoft JhengHei"/>
+                <w:b w:val="0"/>
+                <w:color w:val="000000"/>
+                <w:sz w:val="21"/>
+              </w:rPr>
+              <w:t>不變更課表；只描述節次連續，不保證鐘點連續，節次外活動見課表 activities。</w:t>
+            </w:r>
+          </w:p>
+        </w:tc>
+      </w:tr>
+      <w:tr>
+        <w:trPr>
+          <w:cantSplit/>
+        </w:trPr>
+        <w:tc>
+          <w:tcPr>
+            <w:tcW w:type="dxa" w:w="1944"/>
+            <w:vAlign w:val="center"/>
+          </w:tcPr>
+          <w:p>
+            <w:pPr>
+              <w:keepNext w:val="0"/>
+              <w:widowControl/>
+              <w:spacing w:after="0" w:before="0" w:line="280" w:lineRule="exact"/>
+            </w:pPr>
+            <w:r>
+              <w:rPr>
+                <w:rFonts w:ascii="Microsoft JhengHei" w:hAnsi="Microsoft JhengHei" w:eastAsia="Microsoft JhengHei"/>
+                <w:b w:val="0"/>
+                <w:color w:val="000000"/>
+                <w:sz w:val="21"/>
+              </w:rPr>
+              <w:t>Error Handling</w:t>
+            </w:r>
+          </w:p>
+        </w:tc>
+        <w:tc>
+          <w:tcPr>
+            <w:tcW w:type="dxa" w:w="8280"/>
+            <w:vAlign w:val="center"/>
+          </w:tcPr>
+          <w:p>
+            <w:pPr>
+              <w:keepNext w:val="0"/>
+              <w:widowControl/>
+              <w:spacing w:after="0" w:before="0" w:line="280" w:lineRule="exact"/>
+            </w:pPr>
+            <w:r>
+              <w:rPr>
+                <w:rFonts w:ascii="Microsoft JhengHei" w:hAnsi="Microsoft JhengHei" w:eastAsia="Microsoft JhengHei"/>
+                <w:b w:val="0"/>
+                <w:color w:val="000000"/>
+                <w:sz w:val="21"/>
+              </w:rPr>
+              <w:t>依 8.4；合法範圍沒有足夠連續空格為 []。</w:t>
+            </w:r>
+          </w:p>
+        </w:tc>
+      </w:tr>
+    </w:tbl>
+    <w:p>
+      <w:pPr>
+        <w:keepNext w:val="0"/>
+        <w:spacing w:before="0" w:after="0" w:line="80" w:lineRule="exact"/>
+      </w:pPr>
+      <w:r>
+        <w:rPr>
+          <w:sz w:val="8"/>
+        </w:rPr>
+      </w:r>
+    </w:p>
+    <w:p>
+      <w:pPr>
+        <w:pStyle w:val="21"/>
+        <w:keepNext/>
+      </w:pPr>
+      <w:r>
+        <w:t>summarize_timetable</w:t>
+      </w:r>
+    </w:p>
+    <w:tbl>
+      <w:tblPr>
+        <w:tblW w:type="auto" w:w="0"/>
+        <w:jc w:val="center"/>
+        <w:tblLayout w:type="fixed"/>
+        <w:tblLook w:firstColumn="1" w:firstRow="1" w:lastColumn="0" w:lastRow="0" w:noHBand="0" w:noVBand="1" w:val="04A0"/>
+        <w:tblBorders>
+          <w:top w:val="single" w:sz="4" w:color="D9D9D9"/>
+          <w:left w:val="single" w:sz="4" w:color="D9D9D9"/>
+          <w:bottom w:val="single" w:sz="4" w:color="D9D9D9"/>
+          <w:right w:val="single" w:sz="4" w:color="D9D9D9"/>
+          <w:insideH w:val="single" w:sz="4" w:color="D9D9D9"/>
+          <w:insideV w:val="single" w:sz="4" w:color="D9D9D9"/>
+        </w:tblBorders>
+        <w:tblCellMar>
+          <w:top w:w="40" w:type="dxa"/>
+          <w:bottom w:w="40" w:type="dxa"/>
+          <w:left w:w="95" w:type="dxa"/>
+          <w:right w:w="95" w:type="dxa"/>
+        </w:tblCellMar>
+      </w:tblPr>
+      <w:tblGrid>
+        <w:gridCol w:w="1944"/>
+        <w:gridCol w:w="8280"/>
+      </w:tblGrid>
+      <w:tr>
+        <w:trPr>
+          <w:cantSplit/>
+          <w:tblHeader/>
+        </w:trPr>
+        <w:tc>
+          <w:tcPr>
+            <w:tcW w:type="dxa" w:w="1944"/>
+            <w:vAlign w:val="center"/>
+            <w:shd w:fill="E8EEF4"/>
+          </w:tcPr>
+          <w:p>
+            <w:pPr>
+              <w:keepNext/>
+              <w:widowControl/>
+              <w:spacing w:after="0" w:before="0" w:line="280" w:lineRule="exact"/>
+            </w:pPr>
+            <w:r>
+              <w:rPr>
+                <w:rFonts w:ascii="Microsoft JhengHei" w:hAnsi="Microsoft JhengHei" w:eastAsia="Microsoft JhengHei"/>
+                <w:b/>
+                <w:color w:val="000000"/>
+                <w:sz w:val="21"/>
+              </w:rPr>
+              <w:t>項目</w:t>
+            </w:r>
+          </w:p>
+        </w:tc>
+        <w:tc>
+          <w:tcPr>
+            <w:tcW w:type="dxa" w:w="8280"/>
+            <w:vAlign w:val="center"/>
+            <w:shd w:fill="E8EEF4"/>
+          </w:tcPr>
+          <w:p>
+            <w:pPr>
+              <w:keepNext/>
+              <w:widowControl/>
+              <w:spacing w:after="0" w:before="0" w:line="280" w:lineRule="exact"/>
+            </w:pPr>
+            <w:r>
+              <w:rPr>
+                <w:rFonts w:ascii="Microsoft JhengHei" w:hAnsi="Microsoft JhengHei" w:eastAsia="Microsoft JhengHei"/>
+                <w:b/>
+                <w:color w:val="000000"/>
+                <w:sz w:val="21"/>
+              </w:rPr>
+              <w:t>規格</w:t>
+            </w:r>
+          </w:p>
+        </w:tc>
+      </w:tr>
+      <w:tr>
+        <w:trPr>
+          <w:cantSplit/>
+        </w:trPr>
+        <w:tc>
+          <w:tcPr>
+            <w:tcW w:type="dxa" w:w="1944"/>
+            <w:vAlign w:val="center"/>
+          </w:tcPr>
+          <w:p>
+            <w:pPr>
+              <w:keepNext/>
+              <w:widowControl/>
+              <w:spacing w:after="0" w:before="0" w:line="280" w:lineRule="exact"/>
+            </w:pPr>
+            <w:r>
+              <w:rPr>
+                <w:rFonts w:ascii="Microsoft JhengHei" w:hAnsi="Microsoft JhengHei" w:eastAsia="Microsoft JhengHei"/>
+                <w:b w:val="0"/>
+                <w:color w:val="000000"/>
+                <w:sz w:val="21"/>
+              </w:rPr>
+              <w:t>Function Name</w:t>
+            </w:r>
+          </w:p>
+        </w:tc>
+        <w:tc>
+          <w:tcPr>
+            <w:tcW w:type="dxa" w:w="8280"/>
+            <w:vAlign w:val="center"/>
+          </w:tcPr>
+          <w:p>
+            <w:pPr>
+              <w:keepNext/>
+              <w:widowControl/>
+              <w:spacing w:after="0" w:before="0" w:line="280" w:lineRule="exact"/>
+            </w:pPr>
+            <w:r>
+              <w:rPr>
+                <w:rFonts w:ascii="Microsoft JhengHei" w:hAnsi="Microsoft JhengHei" w:eastAsia="Microsoft JhengHei"/>
+                <w:b w:val="0"/>
+                <w:color w:val="000000"/>
+                <w:sz w:val="21"/>
+              </w:rPr>
+              <w:t>summarize_timetable(timetable) -&gt; dict</w:t>
+            </w:r>
+          </w:p>
+        </w:tc>
+      </w:tr>
+      <w:tr>
+        <w:trPr>
+          <w:cantSplit/>
+        </w:trPr>
+        <w:tc>
+          <w:tcPr>
+            <w:tcW w:type="dxa" w:w="1944"/>
+            <w:vAlign w:val="center"/>
+          </w:tcPr>
+          <w:p>
+            <w:pPr>
+              <w:keepNext/>
+              <w:widowControl/>
+              <w:spacing w:after="0" w:before="0" w:line="280" w:lineRule="exact"/>
+            </w:pPr>
+            <w:r>
+              <w:rPr>
+                <w:rFonts w:ascii="Microsoft JhengHei" w:hAnsi="Microsoft JhengHei" w:eastAsia="Microsoft JhengHei"/>
+                <w:b w:val="0"/>
+                <w:color w:val="000000"/>
+                <w:sz w:val="21"/>
+              </w:rPr>
+              <w:t>Description</w:t>
+            </w:r>
+          </w:p>
+        </w:tc>
+        <w:tc>
+          <w:tcPr>
+            <w:tcW w:type="dxa" w:w="8280"/>
+            <w:vAlign w:val="center"/>
+          </w:tcPr>
+          <w:p>
+            <w:pPr>
+              <w:keepNext/>
+              <w:widowControl/>
+              <w:spacing w:after="0" w:before="0" w:line="280" w:lineRule="exact"/>
+            </w:pPr>
+            <w:r>
+              <w:rPr>
+                <w:rFonts w:ascii="Microsoft JhengHei" w:hAnsi="Microsoft JhengHei" w:eastAsia="Microsoft JhengHei"/>
+                <w:b w:val="0"/>
+                <w:color w:val="000000"/>
+                <w:sz w:val="21"/>
+              </w:rPr>
+              <w:t>供個人課表端取得每日上課節數、每週學分與空堂統計。</w:t>
+            </w:r>
+          </w:p>
+        </w:tc>
+      </w:tr>
+      <w:tr>
+        <w:trPr>
+          <w:cantSplit/>
+        </w:trPr>
+        <w:tc>
+          <w:tcPr>
+            <w:tcW w:type="dxa" w:w="1944"/>
+            <w:vAlign w:val="center"/>
+          </w:tcPr>
+          <w:p>
+            <w:pPr>
+              <w:keepNext/>
+              <w:widowControl/>
+              <w:spacing w:after="0" w:before="0" w:line="280" w:lineRule="exact"/>
+            </w:pPr>
+            <w:r>
+              <w:rPr>
+                <w:rFonts w:ascii="Microsoft JhengHei" w:hAnsi="Microsoft JhengHei" w:eastAsia="Microsoft JhengHei"/>
+                <w:b w:val="0"/>
+                <w:color w:val="000000"/>
+                <w:sz w:val="21"/>
+              </w:rPr>
+              <w:t>Input</w:t>
+            </w:r>
+          </w:p>
+        </w:tc>
+        <w:tc>
+          <w:tcPr>
+            <w:tcW w:type="dxa" w:w="8280"/>
+            <w:vAlign w:val="center"/>
+          </w:tcPr>
+          <w:p>
+            <w:pPr>
+              <w:keepNext/>
+              <w:widowControl/>
+              <w:spacing w:after="0" w:before="0" w:line="280" w:lineRule="exact"/>
+            </w:pPr>
+            <w:r>
+              <w:rPr>
+                <w:rFonts w:ascii="Microsoft JhengHei" w:hAnsi="Microsoft JhengHei" w:eastAsia="Microsoft JhengHei"/>
+                <w:b w:val="0"/>
+                <w:color w:val="000000"/>
+                <w:sz w:val="21"/>
+              </w:rPr>
+              <w:t>timetable 為 8.3 的完整課表，不需另傳學生、課程、活動或鐘點表。</w:t>
+            </w:r>
+          </w:p>
+        </w:tc>
+      </w:tr>
+      <w:tr>
+        <w:trPr>
+          <w:cantSplit/>
+        </w:trPr>
+        <w:tc>
+          <w:tcPr>
+            <w:tcW w:type="dxa" w:w="1944"/>
+            <w:vAlign w:val="center"/>
+          </w:tcPr>
+          <w:p>
+            <w:pPr>
+              <w:keepNext/>
+              <w:widowControl/>
+              <w:spacing w:after="0" w:before="0" w:line="280" w:lineRule="exact"/>
+            </w:pPr>
+            <w:r>
+              <w:rPr>
+                <w:rFonts w:ascii="Microsoft JhengHei" w:hAnsi="Microsoft JhengHei" w:eastAsia="Microsoft JhengHei"/>
+                <w:b w:val="0"/>
+                <w:color w:val="000000"/>
+                <w:sz w:val="21"/>
+              </w:rPr>
+              <w:t>Output</w:t>
+            </w:r>
+          </w:p>
+        </w:tc>
+        <w:tc>
+          <w:tcPr>
+            <w:tcW w:type="dxa" w:w="8280"/>
+            <w:vAlign w:val="center"/>
+          </w:tcPr>
+          <w:p>
+            <w:pPr>
+              <w:keepNext/>
+              <w:widowControl/>
+              <w:spacing w:after="0" w:before="0" w:line="280" w:lineRule="exact"/>
+            </w:pPr>
+            <w:r>
+              <w:rPr>
+                <w:rFonts w:ascii="Microsoft JhengHei" w:hAnsi="Microsoft JhengHei" w:eastAsia="Microsoft JhengHei"/>
+                <w:b w:val="0"/>
+                <w:color w:val="000000"/>
+                <w:sz w:val="21"/>
+              </w:rPr>
+              <w:t>8.3 統計 dict，包含每日上課節數、學分、每日及總空堂、空白格數。</w:t>
+            </w:r>
+          </w:p>
+        </w:tc>
+      </w:tr>
+      <w:tr>
+        <w:trPr>
+          <w:cantSplit/>
+        </w:trPr>
+        <w:tc>
+          <w:tcPr>
+            <w:tcW w:type="dxa" w:w="1944"/>
+            <w:vAlign w:val="center"/>
+          </w:tcPr>
+          <w:p>
+            <w:pPr>
+              <w:keepNext/>
+              <w:widowControl/>
+              <w:spacing w:after="0" w:before="0" w:line="280" w:lineRule="exact"/>
+            </w:pPr>
+            <w:r>
+              <w:rPr>
+                <w:rFonts w:ascii="Microsoft JhengHei" w:hAnsi="Microsoft JhengHei" w:eastAsia="Microsoft JhengHei"/>
+                <w:b w:val="0"/>
+                <w:color w:val="000000"/>
+                <w:sz w:val="21"/>
+              </w:rPr>
+              <w:t>Precondition</w:t>
+            </w:r>
+          </w:p>
+        </w:tc>
+        <w:tc>
+          <w:tcPr>
+            <w:tcW w:type="dxa" w:w="8280"/>
+            <w:vAlign w:val="center"/>
+          </w:tcPr>
+          <w:p>
+            <w:pPr>
+              <w:keepNext/>
+              <w:widowControl/>
+              <w:spacing w:after="0" w:before="0" w:line="280" w:lineRule="exact"/>
+            </w:pPr>
+            <w:r>
+              <w:rPr>
+                <w:rFonts w:ascii="Microsoft JhengHei" w:hAnsi="Microsoft JhengHei" w:eastAsia="Microsoft JhengHei"/>
+                <w:b w:val="0"/>
+                <w:color w:val="000000"/>
+                <w:sz w:val="21"/>
+              </w:rPr>
+              <w:t>grid、course_credits 與 activities 符合建表結果格式且一致；統計範圍固定為 84 格。</w:t>
+            </w:r>
+          </w:p>
+        </w:tc>
+      </w:tr>
+      <w:tr>
+        <w:trPr>
+          <w:cantSplit/>
+        </w:trPr>
+        <w:tc>
+          <w:tcPr>
+            <w:tcW w:type="dxa" w:w="1944"/>
+            <w:vAlign w:val="center"/>
+          </w:tcPr>
+          <w:p>
+            <w:pPr>
+              <w:keepNext/>
+              <w:widowControl/>
+              <w:spacing w:after="0" w:before="0" w:line="280" w:lineRule="exact"/>
+            </w:pPr>
+            <w:r>
+              <w:rPr>
+                <w:rFonts w:ascii="Microsoft JhengHei" w:hAnsi="Microsoft JhengHei" w:eastAsia="Microsoft JhengHei"/>
+                <w:b w:val="0"/>
+                <w:color w:val="000000"/>
+                <w:sz w:val="21"/>
+              </w:rPr>
+              <w:t>Processing Rules</w:t>
+            </w:r>
+          </w:p>
+        </w:tc>
+        <w:tc>
+          <w:tcPr>
+            <w:tcW w:type="dxa" w:w="8280"/>
+            <w:vAlign w:val="center"/>
+          </w:tcPr>
+          <w:p>
+            <w:pPr>
+              <w:keepNext/>
+              <w:widowControl/>
+              <w:spacing w:after="0" w:before="0" w:line="280" w:lineRule="exact"/>
+            </w:pPr>
+            <w:r>
+              <w:rPr>
+                <w:rFonts w:ascii="Microsoft JhengHei" w:hAnsi="Microsoft JhengHei" w:eastAsia="Microsoft JhengHei"/>
+                <w:b w:val="0"/>
+                <w:color w:val="000000"/>
+                <w:sz w:val="21"/>
+              </w:rPr>
+              <w:t>上課節數只數含課程的不同格，學分各課程一次。空堂為每日首末占用格間空格，活動亦計邊界；total_gaps 加總七日，empty_periods 數全部空格。</w:t>
+            </w:r>
+          </w:p>
+        </w:tc>
+      </w:tr>
+      <w:tr>
+        <w:trPr>
+          <w:cantSplit/>
+        </w:trPr>
+        <w:tc>
+          <w:tcPr>
+            <w:tcW w:type="dxa" w:w="1944"/>
+            <w:vAlign w:val="center"/>
+          </w:tcPr>
+          <w:p>
+            <w:pPr>
+              <w:keepNext/>
+              <w:widowControl/>
+              <w:spacing w:after="0" w:before="0" w:line="280" w:lineRule="exact"/>
+            </w:pPr>
+            <w:r>
+              <w:rPr>
+                <w:rFonts w:ascii="Microsoft JhengHei" w:hAnsi="Microsoft JhengHei" w:eastAsia="Microsoft JhengHei"/>
+                <w:b w:val="0"/>
+                <w:color w:val="000000"/>
+                <w:sz w:val="21"/>
+              </w:rPr>
+              <w:t>Postcondition</w:t>
+            </w:r>
+          </w:p>
+        </w:tc>
+        <w:tc>
+          <w:tcPr>
+            <w:tcW w:type="dxa" w:w="8280"/>
+            <w:vAlign w:val="center"/>
+          </w:tcPr>
+          <w:p>
+            <w:pPr>
+              <w:keepNext/>
+              <w:widowControl/>
+              <w:spacing w:after="0" w:before="0" w:line="280" w:lineRule="exact"/>
+            </w:pPr>
+            <w:r>
+              <w:rPr>
+                <w:rFonts w:ascii="Microsoft JhengHei" w:hAnsi="Microsoft JhengHei" w:eastAsia="Microsoft JhengHei"/>
+                <w:b w:val="0"/>
+                <w:color w:val="000000"/>
+                <w:sz w:val="21"/>
+              </w:rPr>
+              <w:t>全空時每日節數、學分、空堂皆 0，empty_periods=84；僅活動時節數與學分為 0，其餘依活動格計。同格不重算格子，不同課程分別計學分。</w:t>
+            </w:r>
+          </w:p>
+        </w:tc>
+      </w:tr>
+      <w:tr>
+        <w:trPr>
+          <w:cantSplit/>
+        </w:trPr>
+        <w:tc>
+          <w:tcPr>
+            <w:tcW w:type="dxa" w:w="1944"/>
+            <w:vAlign w:val="center"/>
+          </w:tcPr>
+          <w:p>
+            <w:pPr>
+              <w:keepNext w:val="0"/>
+              <w:widowControl/>
+              <w:spacing w:after="0" w:before="0" w:line="280" w:lineRule="exact"/>
+            </w:pPr>
+            <w:r>
+              <w:rPr>
+                <w:rFonts w:ascii="Microsoft JhengHei" w:hAnsi="Microsoft JhengHei" w:eastAsia="Microsoft JhengHei"/>
+                <w:b w:val="0"/>
+                <w:color w:val="000000"/>
+                <w:sz w:val="21"/>
+              </w:rPr>
+              <w:t>Error Handling</w:t>
+            </w:r>
+          </w:p>
+        </w:tc>
+        <w:tc>
+          <w:tcPr>
+            <w:tcW w:type="dxa" w:w="8280"/>
+            <w:vAlign w:val="center"/>
+          </w:tcPr>
+          <w:p>
+            <w:pPr>
+              <w:keepNext w:val="0"/>
+              <w:widowControl/>
+              <w:spacing w:after="0" w:before="0" w:line="280" w:lineRule="exact"/>
+            </w:pPr>
+            <w:r>
+              <w:rPr>
+                <w:rFonts w:ascii="Microsoft JhengHei" w:hAnsi="Microsoft JhengHei" w:eastAsia="Microsoft JhengHei"/>
+                <w:b w:val="0"/>
+                <w:color w:val="000000"/>
+                <w:sz w:val="21"/>
+              </w:rPr>
+              <w:t>非法或不一致的課表依 8.4；合法空課表是正常統計，不是錯誤。</w:t>
+            </w:r>
+          </w:p>
+        </w:tc>
+      </w:tr>
+    </w:tbl>
+    <w:p>
+      <w:pPr>
+        <w:keepNext w:val="0"/>
+        <w:spacing w:before="0" w:after="0" w:line="80" w:lineRule="exact"/>
+      </w:pPr>
+      <w:r>
+        <w:rPr>
+          <w:sz w:val="8"/>
+        </w:rPr>
       </w:r>
     </w:p>
     <w:sectPr>
@@ -6303,21 +11914,20 @@
       <w:rPr>
         <w:sz w:val="18"/>
       </w:rPr>
-      <w:t xml:space="preserve">F1 </w:t>
+      <w:t>F1 F2 F3 函式介面</w:t>
     </w:r>
     <w:proofErr w:type="spellStart"/>
     <w:r>
       <w:rPr>
         <w:sz w:val="18"/>
       </w:rPr>
-      <w:t>契約</w:t>
     </w:r>
     <w:proofErr w:type="spellEnd"/>
     <w:r>
       <w:rPr>
         <w:sz w:val="18"/>
       </w:rPr>
-      <w:t xml:space="preserve"> 1.2  |  </w:t>
+      <w:t xml:space="preserve">  |  </w:t>
     </w:r>
     <w:r>
       <w:fldChar w:fldCharType="begin"/>
@@ -6986,6 +12596,7 @@
       <w:rFonts w:asciiTheme="majorHAnsi" w:eastAsiaTheme="majorEastAsia" w:hAnsiTheme="majorHAnsi" w:cstheme="majorBidi"/>
       <w:b/>
       <w:bCs/>
+      <w:color w:val="000000"/>
       <w:sz w:val="30"/>
       <w:szCs w:val="28"/>
     </w:rPr>
@@ -7009,6 +12620,7 @@
       <w:rFonts w:asciiTheme="majorHAnsi" w:eastAsiaTheme="majorEastAsia" w:hAnsiTheme="majorHAnsi" w:cstheme="majorBidi"/>
       <w:b/>
       <w:bCs/>
+      <w:color w:val="000000"/>
       <w:sz w:val="24"/>
       <w:szCs w:val="26"/>
     </w:rPr>
@@ -7311,6 +12923,7 @@
     <w:rPr>
       <w:rFonts w:asciiTheme="majorHAnsi" w:eastAsiaTheme="majorEastAsia" w:hAnsiTheme="majorHAnsi" w:cstheme="majorBidi"/>
       <w:b/>
+      <w:color w:val="000000"/>
       <w:spacing w:val="5"/>
       <w:kern w:val="28"/>
       <w:sz w:val="42"/>

--- a/docs/function_interface.docx
+++ b/docs/function_interface.docx
@@ -43,7 +43,7 @@
           <w:sz w:val="20"/>
           <w:lang w:eastAsia="zh-TW"/>
         </w:rPr>
-        <w:t>校園選課與課表規劃系統  |  F1 契約 1.2  |  文件 1.9  |  2026/10/24</w:t>
+        <w:t>校園選課與課表規劃系統  |  F1 契約 1.2  |  文件 1.11  |  2026/10/25</w:t>
       </w:r>
     </w:p>
     <w:p>
@@ -1306,7 +1306,7 @@
                 <w:color w:val="000000"/>
                 <w:sz w:val="21"/>
               </w:rPr>
-              <w:t>尚未實作</w:t>
+              <w:t>已實作</w:t>
             </w:r>
           </w:p>
         </w:tc>
@@ -1399,7 +1399,7 @@
                 <w:color w:val="000000"/>
                 <w:sz w:val="21"/>
               </w:rPr>
-              <w:t>尚未實作</w:t>
+              <w:t>已實作</w:t>
             </w:r>
           </w:p>
         </w:tc>
@@ -1492,7 +1492,7 @@
                 <w:color w:val="000000"/>
                 <w:sz w:val="21"/>
               </w:rPr>
-              <w:t>尚未實作</w:t>
+              <w:t>已實作</w:t>
             </w:r>
           </w:p>
         </w:tc>
@@ -1585,7 +1585,7 @@
                 <w:color w:val="000000"/>
                 <w:sz w:val="21"/>
               </w:rPr>
-              <w:t>尚未實作</w:t>
+              <w:t>已實作</w:t>
             </w:r>
           </w:p>
         </w:tc>
@@ -1678,7 +1678,7 @@
                 <w:color w:val="000000"/>
                 <w:sz w:val="21"/>
               </w:rPr>
-              <w:t>尚未實作</w:t>
+              <w:t>已實作</w:t>
             </w:r>
           </w:p>
         </w:tc>
@@ -1771,7 +1771,7 @@
                 <w:color w:val="000000"/>
                 <w:sz w:val="21"/>
               </w:rPr>
-              <w:t>尚未實作</w:t>
+              <w:t>已實作</w:t>
             </w:r>
           </w:p>
         </w:tc>
@@ -1864,7 +1864,7 @@
                 <w:color w:val="000000"/>
                 <w:sz w:val="21"/>
               </w:rPr>
-              <w:t>尚未實作</w:t>
+              <w:t>已實作</w:t>
             </w:r>
           </w:p>
         </w:tc>
@@ -1880,7 +1880,7 @@
         <w:rPr>
           <w:sz w:val="20"/>
         </w:rPr>
-        <w:t>F1 保留 11 個介面；F2／F3 新增 7 個，共 18 個。模組欄中 conflict.py 與 timetable.py 為規劃歸屬。</w:t>
+        <w:t>F1 保留 11 個介面；F2／F3 新增 7 個，共 18 個。conflict.py 與 timetable.py 已提供對應核心實作。</w:t>
       </w:r>
     </w:p>
     <w:p>
@@ -7723,7 +7723,7 @@
         <w:widowControl/>
       </w:pPr>
       <w:r>
-        <w:t>完全週外、部分週外或跨日活動均拋範圍錯誤。結果 week_start 僅標示該週與本入口責任；整段選課期間由呼叫端逐週檢查，資料變更後重查。</w:t>
+        <w:t>活動須完整位於指定週，允許結束於次日 00:00；週外或其餘不支援的跨日活動均拋 OUT_OF_RANGE。結果 week_start 僅標示該週與本入口責任；整段選課期間由呼叫端逐週檢查，資料變更後重查。</w:t>
       </w:r>
     </w:p>
     <w:p>
@@ -8393,7 +8393,7 @@
         <w:widowControl/>
       </w:pPr>
       <w:r>
-        <w:t>非法型別、欄位、重複代號或無效參照拋出 ValueError("INVALID_INPUT: 說明")；必要資料為 None 或缺少必要鐘點／教室資訊為 ValueError("MISSING_DATA: 說明")；活動超出支援週或跨日為 ValueError("OUT_OF_RANGE: 說明")。呼叫端只依賴固定前綴與冒號空格，不依賴說明文字；省略必要引數或未知關鍵字仍是 Python 呼叫錯誤。</w:t>
+        <w:t>非法型別、欄位、重複代號或無效參照拋出 ValueError("INVALID_INPUT: 說明")；必要資料為 None 或缺少必要鐘點／教室資訊為 ValueError("MISSING_DATA: 說明")；活動須完整位於指定週，允許結束於次日 00:00；週外或其餘不支援的跨日活動為 ValueError("OUT_OF_RANGE: 說明")。呼叫端只依賴固定前綴與冒號空格，不依賴說明文字；省略必要引數或未知關鍵字仍是 Python 呼叫錯誤。</w:t>
       </w:r>
     </w:p>
     <w:p>
@@ -8417,7 +8417,7 @@
         <w:widowControl/>
       </w:pPr>
       <w:r>
-        <w:t>活動跨日、跨週及重複活動的展開方式仍待團隊決定；不得把不支援的輸入略過。跨日課表查詢與同教室課程／課程、課程／活動、活動／活動的衝突檢查則列入本文件功能；不包含 F4 的活動管理、報名容量或場地容量設備篩選。</w:t>
+        <w:t>其餘跨日、跨週及重複活動的展開方式仍待團隊決定；不得把不支援的輸入略過。跨日課表查詢與同教室課程／課程、課程／活動、活動／活動的衝突檢查則列入本文件功能；不包含 F4 的活動管理、報名容量或場地容量設備篩選。</w:t>
       </w:r>
     </w:p>
     <w:p>
@@ -9245,7 +9245,7 @@
                 <w:color w:val="000000"/>
                 <w:sz w:val="21"/>
               </w:rPr>
-              <w:t>學生選課參照有效，目標須同日且完整在指定週；目標與教室比較所需活動 room 必須已知。個人活動資料不因學生尚無其他活動而省略，須明確傳入 []。</w:t>
+              <w:t>學生選課參照有效，目標須完整在指定週，允許結束於次日 00:00；目標與教室比較所需活動 room 必須已知。個人活動資料不因學生尚無其他活動而省略，須明確傳入 []。</w:t>
             </w:r>
           </w:p>
         </w:tc>
@@ -9392,7 +9392,7 @@
                 <w:color w:val="000000"/>
                 <w:sz w:val="21"/>
               </w:rPr>
-              <w:t>依 8.4；週外／跨日目標、未知教室或鐘點均拋例外，不以重複參加取代必要檢查。</w:t>
+              <w:t>依 8.4；週外或其餘不支援的跨日目標拋 OUT_OF_RANGE；未知教室或鐘點均拋例外，不以重複參加取代必要檢查。</w:t>
             </w:r>
           </w:p>
         </w:tc>
